--- a/Lab_Manual/Lab_Manual.docx
+++ b/Lab_Manual/Lab_Manual.docx
@@ -9335,7 +9335,6 @@
       <w:pPr>
         <w:pStyle w:val="Heading1"/>
       </w:pPr>
-      <w:bookmarkStart w:id="8" w:name="_GoBack"/>
       <w:r>
         <w:t>Lab 5</w:t>
       </w:r>
@@ -9420,8 +9419,147 @@
       <w:r>
         <w:t>querries</w:t>
       </w:r>
-      <w:bookmarkEnd w:id="8"/>
       <w:proofErr w:type="spellEnd"/>
+    </w:p>
+    <w:p>
+      <w:pPr>
+        <w:pStyle w:val="Heading1"/>
+      </w:pPr>
+      <w:r>
+        <w:t>Lab 6</w:t>
+      </w:r>
+    </w:p>
+    <w:p>
+      <w:pPr>
+        <w:pStyle w:val="Heading2"/>
+        <w:numPr>
+          <w:ilvl w:val="0"/>
+          <w:numId w:val="61"/>
+        </w:numPr>
+      </w:pPr>
+      <w:r>
+        <w:t>Topics Covered</w:t>
+      </w:r>
+    </w:p>
+    <w:p/>
+    <w:p>
+      <w:pPr>
+        <w:pStyle w:val="ListParagraph"/>
+        <w:numPr>
+          <w:ilvl w:val="0"/>
+          <w:numId w:val="63"/>
+        </w:numPr>
+      </w:pPr>
+      <w:r>
+        <w:t>Bootstrap</w:t>
+      </w:r>
+    </w:p>
+    <w:p>
+      <w:pPr>
+        <w:pStyle w:val="Heading1"/>
+      </w:pPr>
+      <w:r>
+        <w:t>Lab 7</w:t>
+      </w:r>
+    </w:p>
+    <w:p>
+      <w:pPr>
+        <w:pStyle w:val="Heading2"/>
+        <w:numPr>
+          <w:ilvl w:val="0"/>
+          <w:numId w:val="61"/>
+        </w:numPr>
+      </w:pPr>
+      <w:r>
+        <w:t>Topics Covered</w:t>
+      </w:r>
+    </w:p>
+    <w:p/>
+    <w:p>
+      <w:pPr>
+        <w:pStyle w:val="ListParagraph"/>
+        <w:numPr>
+          <w:ilvl w:val="0"/>
+          <w:numId w:val="63"/>
+        </w:numPr>
+      </w:pPr>
+      <w:r>
+        <w:t>JS Basics, output methods, DOM manipulation</w:t>
+      </w:r>
+    </w:p>
+    <w:p>
+      <w:pPr>
+        <w:pStyle w:val="Heading1"/>
+      </w:pPr>
+      <w:r>
+        <w:t>Lab 8</w:t>
+      </w:r>
+    </w:p>
+    <w:p>
+      <w:pPr>
+        <w:pStyle w:val="Heading2"/>
+        <w:numPr>
+          <w:ilvl w:val="0"/>
+          <w:numId w:val="61"/>
+        </w:numPr>
+      </w:pPr>
+      <w:r>
+        <w:t>Topics Covered</w:t>
+      </w:r>
+    </w:p>
+    <w:p/>
+    <w:p>
+      <w:pPr>
+        <w:pStyle w:val="ListParagraph"/>
+        <w:numPr>
+          <w:ilvl w:val="0"/>
+          <w:numId w:val="63"/>
+        </w:numPr>
+      </w:pPr>
+      <w:r>
+        <w:t>Event Listeners Form validation</w:t>
+      </w:r>
+    </w:p>
+    <w:p>
+      <w:pPr>
+        <w:pStyle w:val="Heading1"/>
+      </w:pPr>
+      <w:r>
+        <w:lastRenderedPageBreak/>
+        <w:t>Lab 9</w:t>
+      </w:r>
+    </w:p>
+    <w:p>
+      <w:pPr>
+        <w:pStyle w:val="Heading2"/>
+        <w:numPr>
+          <w:ilvl w:val="0"/>
+          <w:numId w:val="64"/>
+        </w:numPr>
+      </w:pPr>
+      <w:r>
+        <w:t>Topics Covered</w:t>
+      </w:r>
+    </w:p>
+    <w:p/>
+    <w:p>
+      <w:pPr>
+        <w:pStyle w:val="ListParagraph"/>
+        <w:numPr>
+          <w:ilvl w:val="0"/>
+          <w:numId w:val="63"/>
+        </w:numPr>
+      </w:pPr>
+      <w:r>
+        <w:t xml:space="preserve">Php Basics, Php </w:t>
+      </w:r>
+      <w:proofErr w:type="spellStart"/>
+      <w:r>
+        <w:t>Templetes</w:t>
+      </w:r>
+      <w:proofErr w:type="spellEnd"/>
+    </w:p>
+    <w:p>
       <w:r>
         <w:br/>
       </w:r>
@@ -9444,19 +9582,19 @@
       <w:pPr>
         <w:pStyle w:val="Heading1"/>
       </w:pPr>
-      <w:bookmarkStart w:id="9" w:name="_Toc198508430"/>
+      <w:bookmarkStart w:id="8" w:name="_Toc198508430"/>
       <w:r>
         <w:lastRenderedPageBreak/>
         <w:t>Lab 1</w:t>
       </w:r>
-      <w:bookmarkEnd w:id="9"/>
+      <w:bookmarkEnd w:id="8"/>
     </w:p>
     <w:p/>
     <w:p>
       <w:pPr>
         <w:pStyle w:val="Heading2"/>
       </w:pPr>
-      <w:bookmarkStart w:id="10" w:name="_Toc198508431"/>
+      <w:bookmarkStart w:id="9" w:name="_Toc198508431"/>
       <w:r>
         <w:rPr>
           <w:rStyle w:val="Strong"/>
@@ -9465,7 +9603,7 @@
         </w:rPr>
         <w:t>What Is the World Wide Web (WWW)?</w:t>
       </w:r>
-      <w:bookmarkEnd w:id="10"/>
+      <w:bookmarkEnd w:id="9"/>
     </w:p>
     <w:p>
       <w:pPr>
@@ -9537,7 +9675,7 @@
           <w:bCs w:val="0"/>
         </w:rPr>
       </w:pPr>
-      <w:bookmarkStart w:id="11" w:name="_Toc198508432"/>
+      <w:bookmarkStart w:id="10" w:name="_Toc198508432"/>
       <w:r>
         <w:rPr>
           <w:rStyle w:val="Strong"/>
@@ -9546,7 +9684,7 @@
         </w:rPr>
         <w:t>Key Terms Made Simple</w:t>
       </w:r>
-      <w:bookmarkEnd w:id="11"/>
+      <w:bookmarkEnd w:id="10"/>
     </w:p>
     <w:p/>
     <w:tbl>
@@ -9994,7 +10132,7 @@
           <w:sz w:val="36"/>
         </w:rPr>
       </w:pPr>
-      <w:bookmarkStart w:id="12" w:name="_Toc198508433"/>
+      <w:bookmarkStart w:id="11" w:name="_Toc198508433"/>
       <w:r>
         <w:rPr>
           <w:rStyle w:val="Strong"/>
@@ -10011,7 +10149,7 @@
         </w:rPr>
         <w:t>s HTML5?</w:t>
       </w:r>
-      <w:bookmarkEnd w:id="12"/>
+      <w:bookmarkEnd w:id="11"/>
     </w:p>
     <w:p>
       <w:pPr>
@@ -10140,7 +10278,7 @@
           <w:sz w:val="36"/>
         </w:rPr>
       </w:pPr>
-      <w:bookmarkStart w:id="13" w:name="_Toc198508434"/>
+      <w:bookmarkStart w:id="12" w:name="_Toc198508434"/>
       <w:r>
         <w:rPr>
           <w:rStyle w:val="Strong"/>
@@ -10149,7 +10287,7 @@
         </w:rPr>
         <w:t>Daily Life Example</w:t>
       </w:r>
-      <w:bookmarkEnd w:id="13"/>
+      <w:bookmarkEnd w:id="12"/>
     </w:p>
     <w:p>
       <w:pPr>
@@ -16938,7 +17076,7 @@
           <w:rFonts w:eastAsia="Times New Roman"/>
         </w:rPr>
       </w:pPr>
-      <w:bookmarkStart w:id="14" w:name="_Toc198508435"/>
+      <w:bookmarkStart w:id="13" w:name="_Toc198508435"/>
       <w:r>
         <w:rPr>
           <w:rFonts w:eastAsia="Times New Roman"/>
@@ -16946,7 +17084,7 @@
         <w:lastRenderedPageBreak/>
         <w:t>Lab 2</w:t>
       </w:r>
-      <w:bookmarkEnd w:id="14"/>
+      <w:bookmarkEnd w:id="13"/>
     </w:p>
     <w:p>
       <w:pPr>
@@ -17063,7 +17201,7 @@
       <w:pPr>
         <w:pStyle w:val="Heading3"/>
       </w:pPr>
-      <w:bookmarkStart w:id="15" w:name="_Toc198508436"/>
+      <w:bookmarkStart w:id="14" w:name="_Toc198508436"/>
       <w:r>
         <w:rPr>
           <w:rStyle w:val="Strong"/>
@@ -17087,7 +17225,7 @@
         </w:rPr>
         <w:t>)</w:t>
       </w:r>
-      <w:bookmarkEnd w:id="15"/>
+      <w:bookmarkEnd w:id="14"/>
     </w:p>
     <w:p>
       <w:pPr>
@@ -17505,7 +17643,7 @@
       <w:pPr>
         <w:pStyle w:val="Heading3"/>
       </w:pPr>
-      <w:bookmarkStart w:id="16" w:name="_Toc198508437"/>
+      <w:bookmarkStart w:id="15" w:name="_Toc198508437"/>
       <w:r>
         <w:rPr>
           <w:rStyle w:val="Strong"/>
@@ -17529,7 +17667,7 @@
         </w:rPr>
         <w:t>)</w:t>
       </w:r>
-      <w:bookmarkEnd w:id="16"/>
+      <w:bookmarkEnd w:id="15"/>
     </w:p>
     <w:p>
       <w:pPr>
@@ -17982,7 +18120,7 @@
       <w:pPr>
         <w:pStyle w:val="Heading3"/>
       </w:pPr>
-      <w:bookmarkStart w:id="17" w:name="_Toc198508438"/>
+      <w:bookmarkStart w:id="16" w:name="_Toc198508438"/>
       <w:r>
         <w:rPr>
           <w:rStyle w:val="Strong"/>
@@ -18006,7 +18144,7 @@
         </w:rPr>
         <w:t>)</w:t>
       </w:r>
-      <w:bookmarkEnd w:id="17"/>
+      <w:bookmarkEnd w:id="16"/>
     </w:p>
     <w:p>
       <w:pPr>
@@ -18266,7 +18404,7 @@
       <w:pPr>
         <w:pStyle w:val="Heading3"/>
       </w:pPr>
-      <w:bookmarkStart w:id="18" w:name="_Toc198508439"/>
+      <w:bookmarkStart w:id="17" w:name="_Toc198508439"/>
       <w:r>
         <w:rPr>
           <w:rStyle w:val="Strong"/>
@@ -18275,7 +18413,7 @@
         </w:rPr>
         <w:t>Nesting Lists</w:t>
       </w:r>
-      <w:bookmarkEnd w:id="18"/>
+      <w:bookmarkEnd w:id="17"/>
     </w:p>
     <w:p>
       <w:pPr>
@@ -18631,7 +18769,7 @@
       <w:pPr>
         <w:pStyle w:val="Heading3"/>
       </w:pPr>
-      <w:bookmarkStart w:id="19" w:name="_Toc198508440"/>
+      <w:bookmarkStart w:id="18" w:name="_Toc198508440"/>
       <w:r>
         <w:rPr>
           <w:rStyle w:val="Strong"/>
@@ -18640,7 +18778,7 @@
         </w:rPr>
         <w:t>Form Submission Workflow</w:t>
       </w:r>
-      <w:bookmarkEnd w:id="19"/>
+      <w:bookmarkEnd w:id="18"/>
     </w:p>
     <w:p>
       <w:pPr>
@@ -19101,7 +19239,7 @@
       <w:pPr>
         <w:pStyle w:val="Heading3"/>
       </w:pPr>
-      <w:bookmarkStart w:id="20" w:name="_Toc198508441"/>
+      <w:bookmarkStart w:id="19" w:name="_Toc198508441"/>
       <w:r>
         <w:rPr>
           <w:rStyle w:val="Strong"/>
@@ -19110,7 +19248,7 @@
         </w:rPr>
         <w:t>Client-Side vs. Server-Side</w:t>
       </w:r>
-      <w:bookmarkEnd w:id="20"/>
+      <w:bookmarkEnd w:id="19"/>
     </w:p>
     <w:tbl>
       <w:tblPr>
@@ -19450,7 +19588,7 @@
           <w:sz w:val="36"/>
         </w:rPr>
       </w:pPr>
-      <w:bookmarkStart w:id="21" w:name="_Toc198508442"/>
+      <w:bookmarkStart w:id="20" w:name="_Toc198508442"/>
       <w:r>
         <w:rPr>
           <w:rStyle w:val="Strong"/>
@@ -19459,7 +19597,7 @@
         </w:rPr>
         <w:t>HTML Forms – Complete Overview</w:t>
       </w:r>
-      <w:bookmarkEnd w:id="21"/>
+      <w:bookmarkEnd w:id="20"/>
     </w:p>
     <w:p>
       <w:pPr>
@@ -19509,7 +19647,7 @@
       <w:pPr>
         <w:pStyle w:val="Heading3"/>
       </w:pPr>
-      <w:bookmarkStart w:id="22" w:name="_Toc198508443"/>
+      <w:bookmarkStart w:id="21" w:name="_Toc198508443"/>
       <w:r>
         <w:rPr>
           <w:rStyle w:val="Strong"/>
@@ -19533,7 +19671,7 @@
         </w:rPr>
         <w:t xml:space="preserve"> Tag Attributes</w:t>
       </w:r>
-      <w:bookmarkEnd w:id="22"/>
+      <w:bookmarkEnd w:id="21"/>
     </w:p>
     <w:tbl>
       <w:tblPr>
@@ -19847,7 +19985,7 @@
       <w:pPr>
         <w:pStyle w:val="Heading3"/>
       </w:pPr>
-      <w:bookmarkStart w:id="23" w:name="_Toc198508444"/>
+      <w:bookmarkStart w:id="22" w:name="_Toc198508444"/>
       <w:r>
         <w:rPr>
           <w:rStyle w:val="Strong"/>
@@ -19856,7 +19994,7 @@
         </w:rPr>
         <w:t>2. GET vs POST</w:t>
       </w:r>
-      <w:bookmarkEnd w:id="23"/>
+      <w:bookmarkEnd w:id="22"/>
     </w:p>
     <w:tbl>
       <w:tblPr>
@@ -20103,7 +20241,7 @@
       <w:pPr>
         <w:pStyle w:val="Heading3"/>
       </w:pPr>
-      <w:bookmarkStart w:id="24" w:name="_Toc198508445"/>
+      <w:bookmarkStart w:id="23" w:name="_Toc198508445"/>
       <w:r>
         <w:rPr>
           <w:rStyle w:val="Strong"/>
@@ -20112,7 +20250,7 @@
         </w:rPr>
         <w:t>3. Basic Form Controls</w:t>
       </w:r>
-      <w:bookmarkEnd w:id="24"/>
+      <w:bookmarkEnd w:id="23"/>
     </w:p>
     <w:p>
       <w:pPr>
@@ -20261,7 +20399,7 @@
           <w:bCs w:val="0"/>
         </w:rPr>
       </w:pPr>
-      <w:bookmarkStart w:id="25" w:name="_Toc198508446"/>
+      <w:bookmarkStart w:id="24" w:name="_Toc198508446"/>
       <w:r>
         <w:rPr>
           <w:rStyle w:val="Strong"/>
@@ -20271,7 +20409,7 @@
         <w:lastRenderedPageBreak/>
         <w:t>Input Types (With Attributes &amp; Description)</w:t>
       </w:r>
-      <w:bookmarkEnd w:id="25"/>
+      <w:bookmarkEnd w:id="24"/>
     </w:p>
     <w:p>
       <w:pPr>
@@ -21682,7 +21820,7 @@
       <w:pPr>
         <w:pStyle w:val="Heading3"/>
       </w:pPr>
-      <w:bookmarkStart w:id="26" w:name="_Toc198508447"/>
+      <w:bookmarkStart w:id="25" w:name="_Toc198508447"/>
       <w:r>
         <w:rPr>
           <w:rStyle w:val="Strong"/>
@@ -21691,7 +21829,7 @@
         </w:rPr>
         <w:t>5. Select Dropdown (Single and Multiple Options)</w:t>
       </w:r>
-      <w:bookmarkEnd w:id="26"/>
+      <w:bookmarkEnd w:id="25"/>
     </w:p>
     <w:p>
       <w:pPr>
@@ -21989,7 +22127,7 @@
       <w:pPr>
         <w:pStyle w:val="Heading3"/>
       </w:pPr>
-      <w:bookmarkStart w:id="27" w:name="_Toc198508448"/>
+      <w:bookmarkStart w:id="26" w:name="_Toc198508448"/>
       <w:r>
         <w:rPr>
           <w:rStyle w:val="Strong"/>
@@ -21999,7 +22137,7 @@
         <w:lastRenderedPageBreak/>
         <w:t>6. Radio Buttons vs Checkboxes</w:t>
       </w:r>
-      <w:bookmarkEnd w:id="27"/>
+      <w:bookmarkEnd w:id="26"/>
     </w:p>
     <w:tbl>
       <w:tblPr>
@@ -22272,7 +22410,7 @@
       <w:pPr>
         <w:pStyle w:val="Heading3"/>
       </w:pPr>
-      <w:bookmarkStart w:id="28" w:name="_Toc198508449"/>
+      <w:bookmarkStart w:id="27" w:name="_Toc198508449"/>
       <w:r>
         <w:rPr>
           <w:rStyle w:val="Strong"/>
@@ -22281,7 +22419,7 @@
         </w:rPr>
         <w:t>7. Basic Inline Validation (No JavaScript)</w:t>
       </w:r>
-      <w:bookmarkEnd w:id="28"/>
+      <w:bookmarkEnd w:id="27"/>
     </w:p>
     <w:p>
       <w:pPr>
@@ -22672,7 +22810,7 @@
           <w:sz w:val="36"/>
         </w:rPr>
       </w:pPr>
-      <w:bookmarkStart w:id="29" w:name="_Toc198508450"/>
+      <w:bookmarkStart w:id="28" w:name="_Toc198508450"/>
       <w:r>
         <w:rPr>
           <w:rStyle w:val="Strong"/>
@@ -22681,7 +22819,7 @@
         </w:rPr>
         <w:t>CSS Selectors</w:t>
       </w:r>
-      <w:bookmarkEnd w:id="29"/>
+      <w:bookmarkEnd w:id="28"/>
     </w:p>
     <w:p>
       <w:pPr>
@@ -22713,7 +22851,7 @@
       <w:pPr>
         <w:pStyle w:val="Heading3"/>
       </w:pPr>
-      <w:bookmarkStart w:id="30" w:name="_Toc198508451"/>
+      <w:bookmarkStart w:id="29" w:name="_Toc198508451"/>
       <w:r>
         <w:rPr>
           <w:rStyle w:val="Strong"/>
@@ -22722,7 +22860,7 @@
         </w:rPr>
         <w:t>1. Tag (Element) Selector</w:t>
       </w:r>
-      <w:bookmarkEnd w:id="30"/>
+      <w:bookmarkEnd w:id="29"/>
     </w:p>
     <w:p>
       <w:pPr>
@@ -22824,7 +22962,7 @@
       <w:pPr>
         <w:pStyle w:val="Heading3"/>
       </w:pPr>
-      <w:bookmarkStart w:id="31" w:name="_Toc198508452"/>
+      <w:bookmarkStart w:id="30" w:name="_Toc198508452"/>
       <w:r>
         <w:rPr>
           <w:rStyle w:val="Strong"/>
@@ -22848,7 +22986,7 @@
         </w:rPr>
         <w:t>)</w:t>
       </w:r>
-      <w:bookmarkEnd w:id="31"/>
+      <w:bookmarkEnd w:id="30"/>
     </w:p>
     <w:p>
       <w:pPr>
@@ -23048,7 +23186,7 @@
       <w:pPr>
         <w:pStyle w:val="Heading3"/>
       </w:pPr>
-      <w:bookmarkStart w:id="32" w:name="_Toc198508453"/>
+      <w:bookmarkStart w:id="31" w:name="_Toc198508453"/>
       <w:r>
         <w:rPr>
           <w:rStyle w:val="Strong"/>
@@ -23072,7 +23210,7 @@
         </w:rPr>
         <w:t>)</w:t>
       </w:r>
-      <w:bookmarkEnd w:id="32"/>
+      <w:bookmarkEnd w:id="31"/>
     </w:p>
     <w:p>
       <w:pPr>
@@ -23289,7 +23427,7 @@
       <w:pPr>
         <w:pStyle w:val="Heading3"/>
       </w:pPr>
-      <w:bookmarkStart w:id="33" w:name="_Toc198508454"/>
+      <w:bookmarkStart w:id="32" w:name="_Toc198508454"/>
       <w:r>
         <w:rPr>
           <w:rStyle w:val="Strong"/>
@@ -23298,7 +23436,7 @@
         </w:rPr>
         <w:t>4. Group Selector</w:t>
       </w:r>
-      <w:bookmarkEnd w:id="33"/>
+      <w:bookmarkEnd w:id="32"/>
     </w:p>
     <w:p>
       <w:pPr>
@@ -23405,7 +23543,7 @@
       <w:pPr>
         <w:pStyle w:val="Heading3"/>
       </w:pPr>
-      <w:bookmarkStart w:id="34" w:name="_Toc198508455"/>
+      <w:bookmarkStart w:id="33" w:name="_Toc198508455"/>
       <w:r>
         <w:rPr>
           <w:rStyle w:val="Strong"/>
@@ -23414,7 +23552,7 @@
         </w:rPr>
         <w:t>5. Descendant Selector</w:t>
       </w:r>
-      <w:bookmarkEnd w:id="34"/>
+      <w:bookmarkEnd w:id="33"/>
     </w:p>
     <w:p>
       <w:pPr>
@@ -23547,7 +23685,7 @@
       <w:pPr>
         <w:pStyle w:val="Heading3"/>
       </w:pPr>
-      <w:bookmarkStart w:id="35" w:name="_Toc198508456"/>
+      <w:bookmarkStart w:id="34" w:name="_Toc198508456"/>
       <w:r>
         <w:rPr>
           <w:rStyle w:val="Strong"/>
@@ -23571,7 +23709,7 @@
         </w:rPr>
         <w:t>)</w:t>
       </w:r>
-      <w:bookmarkEnd w:id="35"/>
+      <w:bookmarkEnd w:id="34"/>
     </w:p>
     <w:p>
       <w:pPr>
@@ -23672,7 +23810,7 @@
       <w:pPr>
         <w:pStyle w:val="Heading3"/>
       </w:pPr>
-      <w:bookmarkStart w:id="36" w:name="_Toc198508457"/>
+      <w:bookmarkStart w:id="35" w:name="_Toc198508457"/>
       <w:r>
         <w:rPr>
           <w:rStyle w:val="Strong"/>
@@ -23696,7 +23834,7 @@
         </w:rPr>
         <w:t>)</w:t>
       </w:r>
-      <w:bookmarkEnd w:id="36"/>
+      <w:bookmarkEnd w:id="35"/>
     </w:p>
     <w:p>
       <w:pPr>
@@ -23832,7 +23970,7 @@
       <w:pPr>
         <w:pStyle w:val="Heading3"/>
       </w:pPr>
-      <w:bookmarkStart w:id="37" w:name="_Toc198508458"/>
+      <w:bookmarkStart w:id="36" w:name="_Toc198508458"/>
       <w:r>
         <w:rPr>
           <w:rStyle w:val="Strong"/>
@@ -23841,7 +23979,7 @@
         </w:rPr>
         <w:t>8. Attribute Selector</w:t>
       </w:r>
-      <w:bookmarkEnd w:id="37"/>
+      <w:bookmarkEnd w:id="36"/>
     </w:p>
     <w:p>
       <w:pPr>
@@ -23954,7 +24092,7 @@
       <w:pPr>
         <w:pStyle w:val="Heading3"/>
       </w:pPr>
-      <w:bookmarkStart w:id="38" w:name="_Toc198508459"/>
+      <w:bookmarkStart w:id="37" w:name="_Toc198508459"/>
       <w:r>
         <w:rPr>
           <w:rStyle w:val="Strong"/>
@@ -23963,7 +24101,7 @@
         </w:rPr>
         <w:t>9. Pseudo-class Selector (Intro Only)</w:t>
       </w:r>
-      <w:bookmarkEnd w:id="38"/>
+      <w:bookmarkEnd w:id="37"/>
     </w:p>
     <w:p>
       <w:pPr>
@@ -24062,7 +24200,7 @@
           <w:bCs w:val="0"/>
         </w:rPr>
       </w:pPr>
-      <w:bookmarkStart w:id="39" w:name="_Toc198508460"/>
+      <w:bookmarkStart w:id="38" w:name="_Toc198508460"/>
       <w:r>
         <w:rPr>
           <w:rStyle w:val="Strong"/>
@@ -24071,7 +24209,7 @@
         </w:rPr>
         <w:t>Selector Summary Table</w:t>
       </w:r>
-      <w:bookmarkEnd w:id="39"/>
+      <w:bookmarkEnd w:id="38"/>
     </w:p>
     <w:p/>
     <w:tbl>
@@ -24737,7 +24875,7 @@
           <w:sz w:val="36"/>
         </w:rPr>
       </w:pPr>
-      <w:bookmarkStart w:id="40" w:name="_Toc198508461"/>
+      <w:bookmarkStart w:id="39" w:name="_Toc198508461"/>
       <w:r>
         <w:rPr>
           <w:rStyle w:val="Strong"/>
@@ -24747,7 +24885,7 @@
         <w:lastRenderedPageBreak/>
         <w:t>CSS Float</w:t>
       </w:r>
-      <w:bookmarkEnd w:id="40"/>
+      <w:bookmarkEnd w:id="39"/>
     </w:p>
     <w:p>
       <w:pPr>
@@ -24780,7 +24918,7 @@
       <w:pPr>
         <w:pStyle w:val="Heading3"/>
       </w:pPr>
-      <w:bookmarkStart w:id="41" w:name="_Toc198508462"/>
+      <w:bookmarkStart w:id="40" w:name="_Toc198508462"/>
       <w:r>
         <w:rPr>
           <w:rStyle w:val="Strong"/>
@@ -24796,7 +24934,7 @@
         </w:rPr>
         <w:t>float</w:t>
       </w:r>
-      <w:bookmarkEnd w:id="41"/>
+      <w:bookmarkEnd w:id="40"/>
     </w:p>
     <w:p>
       <w:pPr>
@@ -25094,7 +25232,7 @@
       <w:pPr>
         <w:pStyle w:val="Heading3"/>
       </w:pPr>
-      <w:bookmarkStart w:id="42" w:name="_Toc198508463"/>
+      <w:bookmarkStart w:id="41" w:name="_Toc198508463"/>
       <w:r>
         <w:rPr>
           <w:rStyle w:val="Strong"/>
@@ -25103,7 +25241,7 @@
         </w:rPr>
         <w:t>2. Behavior of Floated Elements</w:t>
       </w:r>
-      <w:bookmarkEnd w:id="42"/>
+      <w:bookmarkEnd w:id="41"/>
     </w:p>
     <w:p>
       <w:pPr>
@@ -25173,7 +25311,7 @@
       <w:pPr>
         <w:pStyle w:val="Heading3"/>
       </w:pPr>
-      <w:bookmarkStart w:id="43" w:name="_Toc198508464"/>
+      <w:bookmarkStart w:id="42" w:name="_Toc198508464"/>
       <w:r>
         <w:rPr>
           <w:rStyle w:val="Strong"/>
@@ -25196,7 +25334,7 @@
         </w:rPr>
         <w:t xml:space="preserve"> Property</w:t>
       </w:r>
-      <w:bookmarkEnd w:id="43"/>
+      <w:bookmarkEnd w:id="42"/>
     </w:p>
     <w:p>
       <w:pPr>
@@ -25485,7 +25623,7 @@
       <w:pPr>
         <w:pStyle w:val="Heading3"/>
       </w:pPr>
-      <w:bookmarkStart w:id="44" w:name="_Toc198508465"/>
+      <w:bookmarkStart w:id="43" w:name="_Toc198508465"/>
       <w:r>
         <w:rPr>
           <w:rStyle w:val="Strong"/>
@@ -25494,7 +25632,7 @@
         </w:rPr>
         <w:t>Layout Creation with Float</w:t>
       </w:r>
-      <w:bookmarkEnd w:id="44"/>
+      <w:bookmarkEnd w:id="43"/>
     </w:p>
     <w:p>
       <w:pPr>
@@ -26405,7 +26543,7 @@
       <w:pPr>
         <w:pStyle w:val="Heading3"/>
       </w:pPr>
-      <w:bookmarkStart w:id="45" w:name="_Toc198508466"/>
+      <w:bookmarkStart w:id="44" w:name="_Toc198508466"/>
       <w:r>
         <w:rPr>
           <w:rStyle w:val="Strong"/>
@@ -26414,7 +26552,7 @@
         </w:rPr>
         <w:t>6. Limitations of Float Layouts</w:t>
       </w:r>
-      <w:bookmarkEnd w:id="45"/>
+      <w:bookmarkEnd w:id="44"/>
     </w:p>
     <w:p>
       <w:pPr>
@@ -26492,7 +26630,7 @@
           <w:bCs w:val="0"/>
         </w:rPr>
       </w:pPr>
-      <w:bookmarkStart w:id="46" w:name="_Toc198508467"/>
+      <w:bookmarkStart w:id="45" w:name="_Toc198508467"/>
       <w:r>
         <w:rPr>
           <w:rStyle w:val="Strong"/>
@@ -26502,7 +26640,7 @@
         <w:lastRenderedPageBreak/>
         <w:t>Lab 3</w:t>
       </w:r>
-      <w:bookmarkEnd w:id="46"/>
+      <w:bookmarkEnd w:id="45"/>
     </w:p>
     <w:p>
       <w:pPr>
@@ -26511,7 +26649,7 @@
           <w:sz w:val="36"/>
         </w:rPr>
       </w:pPr>
-      <w:bookmarkStart w:id="47" w:name="_Toc198508468"/>
+      <w:bookmarkStart w:id="46" w:name="_Toc198508468"/>
       <w:r>
         <w:rPr>
           <w:rStyle w:val="Strong"/>
@@ -26520,7 +26658,7 @@
         </w:rPr>
         <w:t>CSS Flexbox</w:t>
       </w:r>
-      <w:bookmarkEnd w:id="47"/>
+      <w:bookmarkEnd w:id="46"/>
     </w:p>
     <w:p>
       <w:pPr>
@@ -26580,7 +26718,7 @@
           <w:sz w:val="36"/>
         </w:rPr>
       </w:pPr>
-      <w:bookmarkStart w:id="48" w:name="_Toc198508469"/>
+      <w:bookmarkStart w:id="47" w:name="_Toc198508469"/>
       <w:r>
         <w:rPr>
           <w:rStyle w:val="Strong"/>
@@ -26589,7 +26727,7 @@
         </w:rPr>
         <w:t>2. Flexbox Structure</w:t>
       </w:r>
-      <w:bookmarkEnd w:id="48"/>
+      <w:bookmarkEnd w:id="47"/>
     </w:p>
     <w:p>
       <w:pPr>
@@ -26651,7 +26789,7 @@
       <w:pPr>
         <w:pStyle w:val="Heading2"/>
       </w:pPr>
-      <w:bookmarkStart w:id="49" w:name="_Toc198508470"/>
+      <w:bookmarkStart w:id="48" w:name="_Toc198508470"/>
       <w:r>
         <w:rPr>
           <w:rStyle w:val="Strong"/>
@@ -26660,13 +26798,13 @@
         </w:rPr>
         <w:t>3. Flex Container Properties (Parent Only)</w:t>
       </w:r>
-      <w:bookmarkEnd w:id="49"/>
+      <w:bookmarkEnd w:id="48"/>
     </w:p>
     <w:p>
       <w:pPr>
         <w:pStyle w:val="Heading3"/>
       </w:pPr>
-      <w:bookmarkStart w:id="50" w:name="_Toc198508471"/>
+      <w:bookmarkStart w:id="49" w:name="_Toc198508471"/>
       <w:r>
         <w:rPr>
           <w:rStyle w:val="Strong"/>
@@ -26678,7 +26816,7 @@
       <w:r>
         <w:t>display: flex</w:t>
       </w:r>
-      <w:bookmarkEnd w:id="50"/>
+      <w:bookmarkEnd w:id="49"/>
     </w:p>
     <w:p>
       <w:pPr>
@@ -26692,7 +26830,7 @@
       <w:pPr>
         <w:pStyle w:val="Heading3"/>
       </w:pPr>
-      <w:bookmarkStart w:id="51" w:name="_Toc198508472"/>
+      <w:bookmarkStart w:id="50" w:name="_Toc198508472"/>
       <w:r>
         <w:rPr>
           <w:rStyle w:val="Strong"/>
@@ -26704,7 +26842,7 @@
       <w:r>
         <w:t>flex-direction</w:t>
       </w:r>
-      <w:bookmarkEnd w:id="51"/>
+      <w:bookmarkEnd w:id="50"/>
     </w:p>
     <w:p>
       <w:pPr>
@@ -26950,7 +27088,7 @@
       <w:pPr>
         <w:pStyle w:val="Heading3"/>
       </w:pPr>
-      <w:bookmarkStart w:id="52" w:name="_Toc198508473"/>
+      <w:bookmarkStart w:id="51" w:name="_Toc198508473"/>
       <w:r>
         <w:rPr>
           <w:rStyle w:val="Strong"/>
@@ -26962,7 +27100,7 @@
       <w:r>
         <w:t>flex-wrap</w:t>
       </w:r>
-      <w:bookmarkEnd w:id="52"/>
+      <w:bookmarkEnd w:id="51"/>
     </w:p>
     <w:p>
       <w:pPr>
@@ -27170,7 +27308,7 @@
       <w:pPr>
         <w:pStyle w:val="Heading3"/>
       </w:pPr>
-      <w:bookmarkStart w:id="53" w:name="_Toc198508474"/>
+      <w:bookmarkStart w:id="52" w:name="_Toc198508474"/>
       <w:r>
         <w:rPr>
           <w:rStyle w:val="Strong"/>
@@ -27183,7 +27321,7 @@
       <w:r>
         <w:t>justify-content</w:t>
       </w:r>
-      <w:bookmarkEnd w:id="53"/>
+      <w:bookmarkEnd w:id="52"/>
     </w:p>
     <w:p>
       <w:pPr>
@@ -27624,7 +27762,7 @@
       <w:pPr>
         <w:pStyle w:val="Heading3"/>
       </w:pPr>
-      <w:bookmarkStart w:id="54" w:name="_Toc198508475"/>
+      <w:bookmarkStart w:id="53" w:name="_Toc198508475"/>
       <w:r>
         <w:rPr>
           <w:rStyle w:val="Strong"/>
@@ -27636,7 +27774,7 @@
       <w:r>
         <w:t>align-items</w:t>
       </w:r>
-      <w:bookmarkEnd w:id="54"/>
+      <w:bookmarkEnd w:id="53"/>
     </w:p>
     <w:p>
       <w:pPr>
@@ -28042,7 +28180,7 @@
       <w:pPr>
         <w:pStyle w:val="Heading3"/>
       </w:pPr>
-      <w:bookmarkStart w:id="55" w:name="_Toc198508476"/>
+      <w:bookmarkStart w:id="54" w:name="_Toc198508476"/>
       <w:r>
         <w:rPr>
           <w:rStyle w:val="Strong"/>
@@ -28054,7 +28192,7 @@
       <w:r>
         <w:t>align-content</w:t>
       </w:r>
-      <w:bookmarkEnd w:id="55"/>
+      <w:bookmarkEnd w:id="54"/>
     </w:p>
     <w:p>
       <w:pPr>
@@ -28445,7 +28583,7 @@
       <w:pPr>
         <w:pStyle w:val="Heading3"/>
       </w:pPr>
-      <w:bookmarkStart w:id="56" w:name="_Toc198508477"/>
+      <w:bookmarkStart w:id="55" w:name="_Toc198508477"/>
       <w:r>
         <w:rPr>
           <w:rStyle w:val="Strong"/>
@@ -28458,7 +28596,7 @@
       <w:r>
         <w:t>gap</w:t>
       </w:r>
-      <w:bookmarkEnd w:id="56"/>
+      <w:bookmarkEnd w:id="55"/>
     </w:p>
     <w:p>
       <w:pPr>
@@ -28657,7 +28795,7 @@
       <w:pPr>
         <w:pStyle w:val="Heading2"/>
       </w:pPr>
-      <w:bookmarkStart w:id="57" w:name="_Toc198508478"/>
+      <w:bookmarkStart w:id="56" w:name="_Toc198508478"/>
       <w:r>
         <w:rPr>
           <w:rStyle w:val="Strong"/>
@@ -28666,13 +28804,13 @@
         </w:rPr>
         <w:t>4. Flex Item Properties (Children Only)</w:t>
       </w:r>
-      <w:bookmarkEnd w:id="57"/>
+      <w:bookmarkEnd w:id="56"/>
     </w:p>
     <w:p>
       <w:pPr>
         <w:pStyle w:val="Heading3"/>
       </w:pPr>
-      <w:bookmarkStart w:id="58" w:name="_Toc198508479"/>
+      <w:bookmarkStart w:id="57" w:name="_Toc198508479"/>
       <w:r>
         <w:rPr>
           <w:rStyle w:val="Strong"/>
@@ -28684,7 +28822,7 @@
       <w:r>
         <w:t>flex-grow</w:t>
       </w:r>
-      <w:bookmarkEnd w:id="58"/>
+      <w:bookmarkEnd w:id="57"/>
     </w:p>
     <w:p>
       <w:pPr>
@@ -28900,7 +29038,7 @@
       <w:pPr>
         <w:pStyle w:val="Heading3"/>
       </w:pPr>
-      <w:bookmarkStart w:id="59" w:name="_Toc198508480"/>
+      <w:bookmarkStart w:id="58" w:name="_Toc198508480"/>
       <w:r>
         <w:rPr>
           <w:rStyle w:val="Strong"/>
@@ -28912,7 +29050,7 @@
       <w:r>
         <w:t>flex-shrink</w:t>
       </w:r>
-      <w:bookmarkEnd w:id="59"/>
+      <w:bookmarkEnd w:id="58"/>
     </w:p>
     <w:p>
       <w:pPr>
@@ -29080,7 +29218,7 @@
       <w:pPr>
         <w:pStyle w:val="Heading3"/>
       </w:pPr>
-      <w:bookmarkStart w:id="60" w:name="_Toc198508481"/>
+      <w:bookmarkStart w:id="59" w:name="_Toc198508481"/>
       <w:r>
         <w:rPr>
           <w:rStyle w:val="Strong"/>
@@ -29092,7 +29230,7 @@
       <w:r>
         <w:t>flex-basis</w:t>
       </w:r>
-      <w:bookmarkEnd w:id="60"/>
+      <w:bookmarkEnd w:id="59"/>
     </w:p>
     <w:p>
       <w:pPr>
@@ -29272,7 +29410,7 @@
       <w:pPr>
         <w:pStyle w:val="Heading3"/>
       </w:pPr>
-      <w:bookmarkStart w:id="61" w:name="_Toc198508482"/>
+      <w:bookmarkStart w:id="60" w:name="_Toc198508482"/>
       <w:r>
         <w:rPr>
           <w:rStyle w:val="Strong"/>
@@ -29297,7 +29435,7 @@
         </w:rPr>
         <w:t xml:space="preserve"> (Shorthand)</w:t>
       </w:r>
-      <w:bookmarkEnd w:id="61"/>
+      <w:bookmarkEnd w:id="60"/>
     </w:p>
     <w:p>
       <w:pPr>
@@ -29399,7 +29537,7 @@
       <w:pPr>
         <w:pStyle w:val="Heading3"/>
       </w:pPr>
-      <w:bookmarkStart w:id="62" w:name="_Toc198508483"/>
+      <w:bookmarkStart w:id="61" w:name="_Toc198508483"/>
       <w:r>
         <w:rPr>
           <w:rStyle w:val="Strong"/>
@@ -29415,7 +29553,7 @@
         </w:rPr>
         <w:t>align-self</w:t>
       </w:r>
-      <w:bookmarkEnd w:id="62"/>
+      <w:bookmarkEnd w:id="61"/>
     </w:p>
     <w:p>
       <w:pPr>
@@ -29752,7 +29890,7 @@
           <w:sz w:val="36"/>
         </w:rPr>
       </w:pPr>
-      <w:bookmarkStart w:id="63" w:name="_Toc198508484"/>
+      <w:bookmarkStart w:id="62" w:name="_Toc198508484"/>
       <w:r>
         <w:rPr>
           <w:rStyle w:val="Strong"/>
@@ -29761,13 +29899,13 @@
         </w:rPr>
         <w:t>CSS Box Model</w:t>
       </w:r>
-      <w:bookmarkEnd w:id="63"/>
+      <w:bookmarkEnd w:id="62"/>
     </w:p>
     <w:p>
       <w:pPr>
         <w:pStyle w:val="Heading3"/>
       </w:pPr>
-      <w:bookmarkStart w:id="64" w:name="_Toc198508485"/>
+      <w:bookmarkStart w:id="63" w:name="_Toc198508485"/>
       <w:r>
         <w:rPr>
           <w:rStyle w:val="Strong"/>
@@ -29776,7 +29914,7 @@
         </w:rPr>
         <w:t>Definition</w:t>
       </w:r>
-      <w:bookmarkEnd w:id="64"/>
+      <w:bookmarkEnd w:id="63"/>
     </w:p>
     <w:p>
       <w:pPr>
@@ -30070,7 +30208,7 @@
           <w:bCs w:val="0"/>
         </w:rPr>
       </w:pPr>
-      <w:bookmarkStart w:id="65" w:name="_Toc198508486"/>
+      <w:bookmarkStart w:id="64" w:name="_Toc198508486"/>
       <w:r>
         <w:rPr>
           <w:rStyle w:val="Strong"/>
@@ -30079,7 +30217,7 @@
         </w:rPr>
         <w:t>Structure (Inside to Outside)</w:t>
       </w:r>
-      <w:bookmarkEnd w:id="65"/>
+      <w:bookmarkEnd w:id="64"/>
     </w:p>
     <w:p>
       <w:pPr>
@@ -30164,7 +30302,7 @@
       <w:pPr>
         <w:pStyle w:val="Heading3"/>
       </w:pPr>
-      <w:bookmarkStart w:id="66" w:name="_Toc198508487"/>
+      <w:bookmarkStart w:id="65" w:name="_Toc198508487"/>
       <w:r>
         <w:rPr>
           <w:rStyle w:val="Strong"/>
@@ -30173,7 +30311,7 @@
         </w:rPr>
         <w:t>Width and Height Calculation</w:t>
       </w:r>
-      <w:bookmarkEnd w:id="66"/>
+      <w:bookmarkEnd w:id="65"/>
     </w:p>
     <w:p>
       <w:pPr>
@@ -30394,7 +30532,7 @@
           <w:bCs w:val="0"/>
         </w:rPr>
       </w:pPr>
-      <w:bookmarkStart w:id="67" w:name="_Toc198508488"/>
+      <w:bookmarkStart w:id="66" w:name="_Toc198508488"/>
       <w:r>
         <w:rPr>
           <w:rStyle w:val="Strong"/>
@@ -30403,7 +30541,7 @@
         </w:rPr>
         <w:t>Box-Sizing Property</w:t>
       </w:r>
-      <w:bookmarkEnd w:id="67"/>
+      <w:bookmarkEnd w:id="66"/>
     </w:p>
     <w:p/>
     <w:tbl>
@@ -30594,7 +30732,7 @@
           <w:bCs w:val="0"/>
         </w:rPr>
       </w:pPr>
-      <w:bookmarkStart w:id="68" w:name="_Toc198508489"/>
+      <w:bookmarkStart w:id="67" w:name="_Toc198508489"/>
       <w:r>
         <w:rPr>
           <w:rStyle w:val="Strong"/>
@@ -30604,7 +30742,7 @@
         <w:lastRenderedPageBreak/>
         <w:t>Example Comparison</w:t>
       </w:r>
-      <w:bookmarkEnd w:id="68"/>
+      <w:bookmarkEnd w:id="67"/>
     </w:p>
     <w:p/>
     <w:tbl>
@@ -30784,7 +30922,7 @@
           <w:sz w:val="36"/>
         </w:rPr>
       </w:pPr>
-      <w:bookmarkStart w:id="69" w:name="_Toc198508490"/>
+      <w:bookmarkStart w:id="68" w:name="_Toc198508490"/>
       <w:r>
         <w:rPr>
           <w:rStyle w:val="Strong"/>
@@ -30793,7 +30931,7 @@
         </w:rPr>
         <w:t>HTML Size Units</w:t>
       </w:r>
-      <w:bookmarkEnd w:id="69"/>
+      <w:bookmarkEnd w:id="68"/>
     </w:p>
     <w:p>
       <w:pPr>
@@ -30816,7 +30954,7 @@
       <w:pPr>
         <w:pStyle w:val="Heading3"/>
       </w:pPr>
-      <w:bookmarkStart w:id="70" w:name="_Toc198508491"/>
+      <w:bookmarkStart w:id="69" w:name="_Toc198508491"/>
       <w:r>
         <w:rPr>
           <w:rStyle w:val="Strong"/>
@@ -30825,7 +30963,7 @@
         </w:rPr>
         <w:t>1. Absolute Units</w:t>
       </w:r>
-      <w:bookmarkEnd w:id="70"/>
+      <w:bookmarkEnd w:id="69"/>
     </w:p>
     <w:p>
       <w:pPr>
@@ -31207,7 +31345,7 @@
       <w:pPr>
         <w:pStyle w:val="Heading3"/>
       </w:pPr>
-      <w:bookmarkStart w:id="71" w:name="_Toc198508492"/>
+      <w:bookmarkStart w:id="70" w:name="_Toc198508492"/>
       <w:r>
         <w:rPr>
           <w:rStyle w:val="Strong"/>
@@ -31216,7 +31354,7 @@
         </w:rPr>
         <w:t>2. Relative Units</w:t>
       </w:r>
-      <w:bookmarkEnd w:id="71"/>
+      <w:bookmarkEnd w:id="70"/>
     </w:p>
     <w:p>
       <w:pPr>
@@ -31792,7 +31930,7 @@
       <w:pPr>
         <w:pStyle w:val="Heading2"/>
       </w:pPr>
-      <w:bookmarkStart w:id="72" w:name="_Toc198508493"/>
+      <w:bookmarkStart w:id="71" w:name="_Toc198508493"/>
       <w:r>
         <w:rPr>
           <w:rStyle w:val="Strong"/>
@@ -31802,7 +31940,7 @@
         <w:lastRenderedPageBreak/>
         <w:t>Microsoft Clarity</w:t>
       </w:r>
-      <w:bookmarkEnd w:id="72"/>
+      <w:bookmarkEnd w:id="71"/>
     </w:p>
     <w:p>
       <w:pPr>
@@ -31879,7 +32017,7 @@
       <w:pPr>
         <w:pStyle w:val="Heading3"/>
       </w:pPr>
-      <w:bookmarkStart w:id="73" w:name="_Toc198508494"/>
+      <w:bookmarkStart w:id="72" w:name="_Toc198508494"/>
       <w:r>
         <w:rPr>
           <w:rStyle w:val="Strong"/>
@@ -31888,7 +32026,7 @@
         </w:rPr>
         <w:t>Why it's useful</w:t>
       </w:r>
-      <w:bookmarkEnd w:id="73"/>
+      <w:bookmarkEnd w:id="72"/>
     </w:p>
     <w:p>
       <w:pPr>
@@ -31930,7 +32068,7 @@
       <w:pPr>
         <w:pStyle w:val="Heading3"/>
       </w:pPr>
-      <w:bookmarkStart w:id="74" w:name="_Toc198508495"/>
+      <w:bookmarkStart w:id="73" w:name="_Toc198508495"/>
       <w:r>
         <w:rPr>
           <w:rStyle w:val="Strong"/>
@@ -31939,7 +32077,7 @@
         </w:rPr>
         <w:t>How to Use</w:t>
       </w:r>
-      <w:bookmarkEnd w:id="74"/>
+      <w:bookmarkEnd w:id="73"/>
     </w:p>
     <w:p>
       <w:pPr>
@@ -31999,7 +32137,7 @@
       <w:pPr>
         <w:pStyle w:val="Heading2"/>
       </w:pPr>
-      <w:bookmarkStart w:id="75" w:name="_Toc198508496"/>
+      <w:bookmarkStart w:id="74" w:name="_Toc198508496"/>
       <w:r>
         <w:rPr>
           <w:rStyle w:val="Strong"/>
@@ -32008,7 +32146,7 @@
         </w:rPr>
         <w:t>Google Analytics</w:t>
       </w:r>
-      <w:bookmarkEnd w:id="75"/>
+      <w:bookmarkEnd w:id="74"/>
     </w:p>
     <w:p>
       <w:pPr>
@@ -32031,7 +32169,7 @@
       <w:pPr>
         <w:pStyle w:val="Heading3"/>
       </w:pPr>
-      <w:bookmarkStart w:id="76" w:name="_Toc198508497"/>
+      <w:bookmarkStart w:id="75" w:name="_Toc198508497"/>
       <w:r>
         <w:rPr>
           <w:rStyle w:val="Strong"/>
@@ -32040,7 +32178,7 @@
         </w:rPr>
         <w:t>What it Does</w:t>
       </w:r>
-      <w:bookmarkEnd w:id="76"/>
+      <w:bookmarkEnd w:id="75"/>
     </w:p>
     <w:p>
       <w:pPr>
@@ -32082,7 +32220,7 @@
       <w:pPr>
         <w:pStyle w:val="Heading3"/>
       </w:pPr>
-      <w:bookmarkStart w:id="77" w:name="_Toc198508498"/>
+      <w:bookmarkStart w:id="76" w:name="_Toc198508498"/>
       <w:r>
         <w:rPr>
           <w:rStyle w:val="Strong"/>
@@ -32091,7 +32229,7 @@
         </w:rPr>
         <w:t>How to Set Up</w:t>
       </w:r>
-      <w:bookmarkEnd w:id="77"/>
+      <w:bookmarkEnd w:id="76"/>
     </w:p>
     <w:p>
       <w:pPr>
@@ -32551,7 +32689,7 @@
       <w:pPr>
         <w:pStyle w:val="Heading2"/>
       </w:pPr>
-      <w:bookmarkStart w:id="78" w:name="_Toc198508499"/>
+      <w:bookmarkStart w:id="77" w:name="_Toc198508499"/>
       <w:r>
         <w:rPr>
           <w:rStyle w:val="Strong"/>
@@ -32561,7 +32699,7 @@
         <w:lastRenderedPageBreak/>
         <w:t>Overlay Gradient</w:t>
       </w:r>
-      <w:bookmarkEnd w:id="78"/>
+      <w:bookmarkEnd w:id="77"/>
     </w:p>
     <w:p>
       <w:pPr>
@@ -32593,7 +32731,7 @@
       <w:pPr>
         <w:pStyle w:val="Heading3"/>
       </w:pPr>
-      <w:bookmarkStart w:id="79" w:name="_Toc198508500"/>
+      <w:bookmarkStart w:id="78" w:name="_Toc198508500"/>
       <w:r>
         <w:rPr>
           <w:rStyle w:val="Strong"/>
@@ -32602,7 +32740,7 @@
         </w:rPr>
         <w:t>Usage Example (CSS)</w:t>
       </w:r>
-      <w:bookmarkEnd w:id="79"/>
+      <w:bookmarkEnd w:id="78"/>
     </w:p>
     <w:p>
       <w:pPr>
@@ -32848,7 +32986,7 @@
       <w:pPr>
         <w:pStyle w:val="Heading3"/>
       </w:pPr>
-      <w:bookmarkStart w:id="80" w:name="_Toc198508501"/>
+      <w:bookmarkStart w:id="79" w:name="_Toc198508501"/>
       <w:r>
         <w:rPr>
           <w:rStyle w:val="Strong"/>
@@ -32857,7 +32995,7 @@
         </w:rPr>
         <w:t>Explanation</w:t>
       </w:r>
-      <w:bookmarkEnd w:id="80"/>
+      <w:bookmarkEnd w:id="79"/>
     </w:p>
     <w:p>
       <w:pPr>
@@ -32957,12 +33095,12 @@
       <w:pPr>
         <w:pStyle w:val="Heading1"/>
       </w:pPr>
-      <w:bookmarkStart w:id="81" w:name="_Toc198508502"/>
+      <w:bookmarkStart w:id="80" w:name="_Toc198508502"/>
       <w:r>
         <w:lastRenderedPageBreak/>
         <w:t>Lab 4</w:t>
       </w:r>
-      <w:bookmarkEnd w:id="81"/>
+      <w:bookmarkEnd w:id="80"/>
     </w:p>
     <w:p>
       <w:pPr>
@@ -32971,7 +33109,7 @@
           <w:sz w:val="36"/>
         </w:rPr>
       </w:pPr>
-      <w:bookmarkStart w:id="82" w:name="_Toc198508503"/>
+      <w:bookmarkStart w:id="81" w:name="_Toc198508503"/>
       <w:r>
         <w:rPr>
           <w:rStyle w:val="Strong"/>
@@ -32980,7 +33118,7 @@
         </w:rPr>
         <w:t>What is CSS Grid?</w:t>
       </w:r>
-      <w:bookmarkEnd w:id="82"/>
+      <w:bookmarkEnd w:id="81"/>
     </w:p>
     <w:p>
       <w:pPr>
@@ -33056,7 +33194,7 @@
       <w:pPr>
         <w:pStyle w:val="Heading2"/>
       </w:pPr>
-      <w:bookmarkStart w:id="83" w:name="_Toc198508504"/>
+      <w:bookmarkStart w:id="82" w:name="_Toc198508504"/>
       <w:r>
         <w:rPr>
           <w:rStyle w:val="Strong"/>
@@ -33065,7 +33203,7 @@
         </w:rPr>
         <w:t>Basic Terminology</w:t>
       </w:r>
-      <w:bookmarkEnd w:id="83"/>
+      <w:bookmarkEnd w:id="82"/>
     </w:p>
     <w:tbl>
       <w:tblPr>
@@ -33332,7 +33470,7 @@
       <w:pPr>
         <w:pStyle w:val="Heading2"/>
       </w:pPr>
-      <w:bookmarkStart w:id="84" w:name="_Toc198508505"/>
+      <w:bookmarkStart w:id="83" w:name="_Toc198508505"/>
       <w:r>
         <w:rPr>
           <w:rStyle w:val="Strong"/>
@@ -33341,7 +33479,7 @@
         </w:rPr>
         <w:t>Creating a Grid Container</w:t>
       </w:r>
-      <w:bookmarkEnd w:id="84"/>
+      <w:bookmarkEnd w:id="83"/>
     </w:p>
     <w:p>
       <w:pPr>
@@ -33420,7 +33558,7 @@
       <w:pPr>
         <w:pStyle w:val="Heading2"/>
       </w:pPr>
-      <w:bookmarkStart w:id="85" w:name="_Toc198508506"/>
+      <w:bookmarkStart w:id="84" w:name="_Toc198508506"/>
       <w:r>
         <w:rPr>
           <w:rStyle w:val="Strong"/>
@@ -33429,7 +33567,7 @@
         </w:rPr>
         <w:t>1. Grid Template: Rows and Columns</w:t>
       </w:r>
-      <w:bookmarkEnd w:id="85"/>
+      <w:bookmarkEnd w:id="84"/>
     </w:p>
     <w:p>
       <w:pPr>
@@ -33865,7 +34003,7 @@
       <w:pPr>
         <w:pStyle w:val="Heading2"/>
       </w:pPr>
-      <w:bookmarkStart w:id="86" w:name="_Toc198508507"/>
+      <w:bookmarkStart w:id="85" w:name="_Toc198508507"/>
       <w:r>
         <w:rPr>
           <w:rStyle w:val="Strong"/>
@@ -33875,7 +34013,7 @@
         <w:lastRenderedPageBreak/>
         <w:t>2. Grid Gaps</w:t>
       </w:r>
-      <w:bookmarkEnd w:id="86"/>
+      <w:bookmarkEnd w:id="85"/>
     </w:p>
     <w:p>
       <w:pPr>
@@ -34029,7 +34167,7 @@
       <w:pPr>
         <w:pStyle w:val="Heading2"/>
       </w:pPr>
-      <w:bookmarkStart w:id="87" w:name="_Toc198508508"/>
+      <w:bookmarkStart w:id="86" w:name="_Toc198508508"/>
       <w:r>
         <w:rPr>
           <w:rStyle w:val="Strong"/>
@@ -34038,7 +34176,7 @@
         </w:rPr>
         <w:t>3. Naming Grid Lines</w:t>
       </w:r>
-      <w:bookmarkEnd w:id="87"/>
+      <w:bookmarkEnd w:id="86"/>
     </w:p>
     <w:p>
       <w:pPr>
@@ -34110,7 +34248,7 @@
       <w:pPr>
         <w:pStyle w:val="Heading2"/>
       </w:pPr>
-      <w:bookmarkStart w:id="88" w:name="_Toc198508509"/>
+      <w:bookmarkStart w:id="87" w:name="_Toc198508509"/>
       <w:r>
         <w:rPr>
           <w:rStyle w:val="Strong"/>
@@ -34119,7 +34257,7 @@
         </w:rPr>
         <w:t>4. Placing Items with Line Numbers</w:t>
       </w:r>
-      <w:bookmarkEnd w:id="88"/>
+      <w:bookmarkEnd w:id="87"/>
     </w:p>
     <w:p>
       <w:pPr>
@@ -34294,7 +34432,7 @@
       <w:pPr>
         <w:pStyle w:val="Heading2"/>
       </w:pPr>
-      <w:bookmarkStart w:id="89" w:name="_Toc198508510"/>
+      <w:bookmarkStart w:id="88" w:name="_Toc198508510"/>
       <w:r>
         <w:rPr>
           <w:rStyle w:val="Strong"/>
@@ -34333,7 +34471,7 @@
         </w:rPr>
         <w:t>, etc.</w:t>
       </w:r>
-      <w:bookmarkEnd w:id="89"/>
+      <w:bookmarkEnd w:id="88"/>
     </w:p>
     <w:p>
       <w:pPr>
@@ -34554,7 +34692,7 @@
       <w:pPr>
         <w:pStyle w:val="Heading2"/>
       </w:pPr>
-      <w:bookmarkStart w:id="90" w:name="_Toc198508511"/>
+      <w:bookmarkStart w:id="89" w:name="_Toc198508511"/>
       <w:r>
         <w:rPr>
           <w:rStyle w:val="Strong"/>
@@ -34563,7 +34701,7 @@
         </w:rPr>
         <w:t>6. Spanning Multiple Rows or Columns</w:t>
       </w:r>
-      <w:bookmarkEnd w:id="90"/>
+      <w:bookmarkEnd w:id="89"/>
     </w:p>
     <w:tbl>
       <w:tblPr>
@@ -34733,7 +34871,7 @@
       <w:pPr>
         <w:pStyle w:val="Heading2"/>
       </w:pPr>
-      <w:bookmarkStart w:id="91" w:name="_Toc198508512"/>
+      <w:bookmarkStart w:id="90" w:name="_Toc198508512"/>
       <w:r>
         <w:rPr>
           <w:rStyle w:val="Strong"/>
@@ -34743,7 +34881,7 @@
         <w:lastRenderedPageBreak/>
         <w:t>7. Grid Auto Flow</w:t>
       </w:r>
-      <w:bookmarkEnd w:id="91"/>
+      <w:bookmarkEnd w:id="90"/>
     </w:p>
     <w:p>
       <w:pPr>
@@ -35012,7 +35150,7 @@
       <w:pPr>
         <w:pStyle w:val="Heading2"/>
       </w:pPr>
-      <w:bookmarkStart w:id="92" w:name="_Toc198508513"/>
+      <w:bookmarkStart w:id="91" w:name="_Toc198508513"/>
       <w:r>
         <w:rPr>
           <w:rStyle w:val="Strong"/>
@@ -35021,7 +35159,7 @@
         </w:rPr>
         <w:t>8. Auto Rows and Auto Columns</w:t>
       </w:r>
-      <w:bookmarkEnd w:id="92"/>
+      <w:bookmarkEnd w:id="91"/>
     </w:p>
     <w:p>
       <w:pPr>
@@ -35110,7 +35248,7 @@
       <w:pPr>
         <w:pStyle w:val="Heading2"/>
       </w:pPr>
-      <w:bookmarkStart w:id="93" w:name="_Toc198508514"/>
+      <w:bookmarkStart w:id="92" w:name="_Toc198508514"/>
       <w:r>
         <w:rPr>
           <w:rStyle w:val="Strong"/>
@@ -35141,7 +35279,7 @@
         </w:rPr>
         <w:t>align-items</w:t>
       </w:r>
-      <w:bookmarkEnd w:id="93"/>
+      <w:bookmarkEnd w:id="92"/>
     </w:p>
     <w:p>
       <w:pPr>
@@ -35423,7 +35561,7 @@
       <w:pPr>
         <w:pStyle w:val="Heading2"/>
       </w:pPr>
-      <w:bookmarkStart w:id="94" w:name="_Toc198508515"/>
+      <w:bookmarkStart w:id="93" w:name="_Toc198508515"/>
       <w:r>
         <w:rPr>
           <w:rStyle w:val="Strong"/>
@@ -35454,7 +35592,7 @@
         </w:rPr>
         <w:t>align-content</w:t>
       </w:r>
-      <w:bookmarkEnd w:id="94"/>
+      <w:bookmarkEnd w:id="93"/>
     </w:p>
     <w:p>
       <w:pPr>
@@ -35719,7 +35857,7 @@
       <w:pPr>
         <w:pStyle w:val="Heading2"/>
       </w:pPr>
-      <w:bookmarkStart w:id="95" w:name="_Toc198508516"/>
+      <w:bookmarkStart w:id="94" w:name="_Toc198508516"/>
       <w:r>
         <w:rPr>
           <w:rStyle w:val="Strong"/>
@@ -35751,7 +35889,7 @@
         </w:rPr>
         <w:t>align-self</w:t>
       </w:r>
-      <w:bookmarkEnd w:id="95"/>
+      <w:bookmarkEnd w:id="94"/>
     </w:p>
     <w:p>
       <w:pPr>
@@ -35860,7 +35998,7 @@
           <w:sz w:val="48"/>
         </w:rPr>
       </w:pPr>
-      <w:bookmarkStart w:id="96" w:name="_Toc198508517"/>
+      <w:bookmarkStart w:id="95" w:name="_Toc198508517"/>
       <w:r>
         <w:rPr>
           <w:rStyle w:val="Strong"/>
@@ -35869,7 +36007,7 @@
         </w:rPr>
         <w:t>Comparison of Table, Float, Flexbox, and Grid Layouts</w:t>
       </w:r>
-      <w:bookmarkEnd w:id="96"/>
+      <w:bookmarkEnd w:id="95"/>
     </w:p>
     <w:tbl>
       <w:tblPr>
@@ -37061,7 +37199,7 @@
           <w:sz w:val="36"/>
         </w:rPr>
       </w:pPr>
-      <w:bookmarkStart w:id="97" w:name="_Toc198508518"/>
+      <w:bookmarkStart w:id="96" w:name="_Toc198508518"/>
       <w:r>
         <w:rPr>
           <w:rStyle w:val="Strong"/>
@@ -37070,7 +37208,7 @@
         </w:rPr>
         <w:t>1. CSS Specificity &amp; Precedence</w:t>
       </w:r>
-      <w:bookmarkEnd w:id="97"/>
+      <w:bookmarkEnd w:id="96"/>
     </w:p>
     <w:p>
       <w:pPr>
@@ -37102,7 +37240,7 @@
       <w:pPr>
         <w:pStyle w:val="Heading3"/>
       </w:pPr>
-      <w:bookmarkStart w:id="98" w:name="_Toc198508519"/>
+      <w:bookmarkStart w:id="97" w:name="_Toc198508519"/>
       <w:r>
         <w:rPr>
           <w:rStyle w:val="Strong"/>
@@ -37111,7 +37249,7 @@
         </w:rPr>
         <w:t>Precedence Order (Highest to Lowest)</w:t>
       </w:r>
-      <w:bookmarkEnd w:id="98"/>
+      <w:bookmarkEnd w:id="97"/>
     </w:p>
     <w:tbl>
       <w:tblPr>
@@ -37367,7 +37505,7 @@
       <w:pPr>
         <w:pStyle w:val="Heading3"/>
       </w:pPr>
-      <w:bookmarkStart w:id="99" w:name="_Toc198508520"/>
+      <w:bookmarkStart w:id="98" w:name="_Toc198508520"/>
       <w:r>
         <w:rPr>
           <w:rStyle w:val="Strong"/>
@@ -37376,7 +37514,7 @@
         </w:rPr>
         <w:t>Specificity Rules (for selectors)</w:t>
       </w:r>
-      <w:bookmarkEnd w:id="99"/>
+      <w:bookmarkEnd w:id="98"/>
     </w:p>
     <w:p>
       <w:pPr>
@@ -37820,7 +37958,7 @@
           <w:sz w:val="36"/>
         </w:rPr>
       </w:pPr>
-      <w:bookmarkStart w:id="100" w:name="_Toc198508521"/>
+      <w:bookmarkStart w:id="99" w:name="_Toc198508521"/>
       <w:r>
         <w:rPr>
           <w:rStyle w:val="Strong"/>
@@ -37830,7 +37968,7 @@
         <w:lastRenderedPageBreak/>
         <w:t>Image Attributes (Corrected and Complete)</w:t>
       </w:r>
-      <w:bookmarkEnd w:id="100"/>
+      <w:bookmarkEnd w:id="99"/>
     </w:p>
     <w:p>
       <w:pPr>
@@ -37901,7 +38039,7 @@
       <w:pPr>
         <w:pStyle w:val="Heading3"/>
       </w:pPr>
-      <w:bookmarkStart w:id="101" w:name="_Toc198508522"/>
+      <w:bookmarkStart w:id="100" w:name="_Toc198508522"/>
       <w:r>
         <w:rPr>
           <w:rStyle w:val="Strong"/>
@@ -37925,7 +38063,7 @@
         </w:rPr>
         <w:t xml:space="preserve"> (File Path)</w:t>
       </w:r>
-      <w:bookmarkEnd w:id="101"/>
+      <w:bookmarkEnd w:id="100"/>
     </w:p>
     <w:p>
       <w:pPr>
@@ -38200,7 +38338,7 @@
       <w:pPr>
         <w:pStyle w:val="Heading3"/>
       </w:pPr>
-      <w:bookmarkStart w:id="102" w:name="_Toc198508523"/>
+      <w:bookmarkStart w:id="101" w:name="_Toc198508523"/>
       <w:r>
         <w:rPr>
           <w:rStyle w:val="Strong"/>
@@ -38224,7 +38362,7 @@
         </w:rPr>
         <w:t xml:space="preserve"> (Alternative Text)</w:t>
       </w:r>
-      <w:bookmarkEnd w:id="102"/>
+      <w:bookmarkEnd w:id="101"/>
     </w:p>
     <w:p>
       <w:pPr>
@@ -38311,7 +38449,7 @@
       <w:pPr>
         <w:pStyle w:val="Heading3"/>
       </w:pPr>
-      <w:bookmarkStart w:id="103" w:name="_Toc198508524"/>
+      <w:bookmarkStart w:id="102" w:name="_Toc198508524"/>
       <w:r>
         <w:rPr>
           <w:rStyle w:val="Strong"/>
@@ -38342,7 +38480,7 @@
         </w:rPr>
         <w:t>height</w:t>
       </w:r>
-      <w:bookmarkEnd w:id="103"/>
+      <w:bookmarkEnd w:id="102"/>
     </w:p>
     <w:p>
       <w:pPr>
@@ -38573,7 +38711,7 @@
       <w:pPr>
         <w:pStyle w:val="Heading3"/>
       </w:pPr>
-      <w:bookmarkStart w:id="104" w:name="_Toc198508525"/>
+      <w:bookmarkStart w:id="103" w:name="_Toc198508525"/>
       <w:r>
         <w:rPr>
           <w:rStyle w:val="Strong"/>
@@ -38589,7 +38727,7 @@
         </w:rPr>
         <w:t>object-fit</w:t>
       </w:r>
-      <w:bookmarkEnd w:id="104"/>
+      <w:bookmarkEnd w:id="103"/>
     </w:p>
     <w:p>
       <w:pPr>
@@ -38925,7 +39063,7 @@
       <w:pPr>
         <w:pStyle w:val="Heading3"/>
       </w:pPr>
-      <w:bookmarkStart w:id="105" w:name="_Toc198508526"/>
+      <w:bookmarkStart w:id="104" w:name="_Toc198508526"/>
       <w:r>
         <w:rPr>
           <w:rStyle w:val="Strong"/>
@@ -38941,7 +39079,7 @@
         </w:rPr>
         <w:t>object-position</w:t>
       </w:r>
-      <w:bookmarkEnd w:id="105"/>
+      <w:bookmarkEnd w:id="104"/>
     </w:p>
     <w:p>
       <w:pPr>
@@ -39509,7 +39647,7 @@
           <w:sz w:val="48"/>
         </w:rPr>
       </w:pPr>
-      <w:bookmarkStart w:id="106" w:name="_Toc198508527"/>
+      <w:bookmarkStart w:id="105" w:name="_Toc198508527"/>
       <w:r>
         <w:rPr>
           <w:rStyle w:val="Strong"/>
@@ -39518,7 +39656,7 @@
         </w:rPr>
         <w:t>CSS Positioning</w:t>
       </w:r>
-      <w:bookmarkEnd w:id="106"/>
+      <w:bookmarkEnd w:id="105"/>
     </w:p>
     <w:p>
       <w:pPr>
@@ -39544,7 +39682,7 @@
       <w:pPr>
         <w:pStyle w:val="Heading2"/>
       </w:pPr>
-      <w:bookmarkStart w:id="107" w:name="_Toc198508528"/>
+      <w:bookmarkStart w:id="106" w:name="_Toc198508528"/>
       <w:r>
         <w:rPr>
           <w:rStyle w:val="Strong"/>
@@ -39553,7 +39691,7 @@
         </w:rPr>
         <w:t>Types of Positioning in CSS</w:t>
       </w:r>
-      <w:bookmarkEnd w:id="107"/>
+      <w:bookmarkEnd w:id="106"/>
     </w:p>
     <w:tbl>
       <w:tblPr>
@@ -40242,7 +40380,7 @@
       <w:pPr>
         <w:pStyle w:val="Heading2"/>
       </w:pPr>
-      <w:bookmarkStart w:id="108" w:name="_Toc198508529"/>
+      <w:bookmarkStart w:id="107" w:name="_Toc198508529"/>
       <w:r>
         <w:rPr>
           <w:rStyle w:val="Strong"/>
@@ -40251,7 +40389,7 @@
         </w:rPr>
         <w:t>Offset Properties</w:t>
       </w:r>
-      <w:bookmarkEnd w:id="108"/>
+      <w:bookmarkEnd w:id="107"/>
     </w:p>
     <w:p>
       <w:pPr>
@@ -40394,7 +40532,7 @@
       <w:pPr>
         <w:pStyle w:val="Heading2"/>
       </w:pPr>
-      <w:bookmarkStart w:id="109" w:name="_Toc198508530"/>
+      <w:bookmarkStart w:id="108" w:name="_Toc198508530"/>
       <w:r>
         <w:rPr>
           <w:rStyle w:val="Strong"/>
@@ -40410,7 +40548,7 @@
         </w:rPr>
         <w:t>z-index</w:t>
       </w:r>
-      <w:bookmarkEnd w:id="109"/>
+      <w:bookmarkEnd w:id="108"/>
     </w:p>
     <w:p>
       <w:pPr>
@@ -40488,6 +40626,3736 @@
       </w:r>
       <w:r>
         <w:t>.</w:t>
+      </w:r>
+    </w:p>
+    <w:p>
+      <w:pPr>
+        <w:spacing w:before="100" w:beforeAutospacing="1" w:after="100" w:afterAutospacing="1"/>
+      </w:pPr>
+    </w:p>
+    <w:p>
+      <w:pPr>
+        <w:spacing w:before="100" w:beforeAutospacing="1" w:after="100" w:afterAutospacing="1"/>
+      </w:pPr>
+    </w:p>
+    <w:p>
+      <w:pPr>
+        <w:spacing w:before="100" w:beforeAutospacing="1" w:after="100" w:afterAutospacing="1"/>
+      </w:pPr>
+    </w:p>
+    <w:p>
+      <w:pPr>
+        <w:spacing w:before="100" w:beforeAutospacing="1" w:after="100" w:afterAutospacing="1"/>
+      </w:pPr>
+    </w:p>
+    <w:p>
+      <w:pPr>
+        <w:pStyle w:val="Heading1"/>
+        <w:rPr>
+          <w:sz w:val="48"/>
+        </w:rPr>
+      </w:pPr>
+      <w:r>
+        <w:rPr>
+          <w:rStyle w:val="Strong"/>
+          <w:b/>
+          <w:bCs w:val="0"/>
+        </w:rPr>
+        <w:lastRenderedPageBreak/>
+        <w:t>Lab 5 – CSS Transformations, Animations &amp; Media Queries</w:t>
+      </w:r>
+    </w:p>
+    <w:p>
+      <w:r>
+        <w:pict>
+          <v:rect id="_x0000_i1027" style="width:0;height:1.5pt" o:hralign="center" o:hrstd="t" o:hr="t" fillcolor="#a0a0a0" stroked="f"/>
+        </w:pict>
+      </w:r>
+    </w:p>
+    <w:p>
+      <w:pPr>
+        <w:pStyle w:val="Heading2"/>
+      </w:pPr>
+      <w:r>
+        <w:rPr>
+          <w:rStyle w:val="Strong"/>
+          <w:b/>
+          <w:bCs w:val="0"/>
+        </w:rPr>
+        <w:t>1. Introduction</w:t>
+      </w:r>
+    </w:p>
+    <w:p>
+      <w:pPr>
+        <w:pStyle w:val="NormalWeb"/>
+      </w:pPr>
+      <w:r>
+        <w:t>This lab introduces powerful CSS techniques that enhance interactivity, responsiveness, and visual design of web pages. Students will learn how to:</w:t>
+      </w:r>
+    </w:p>
+    <w:p>
+      <w:pPr>
+        <w:pStyle w:val="NormalWeb"/>
+        <w:numPr>
+          <w:ilvl w:val="0"/>
+          <w:numId w:val="65"/>
+        </w:numPr>
+      </w:pPr>
+      <w:r>
+        <w:t xml:space="preserve">Apply </w:t>
+      </w:r>
+      <w:r>
+        <w:rPr>
+          <w:rStyle w:val="Strong"/>
+          <w:rFonts w:eastAsiaTheme="majorEastAsia"/>
+        </w:rPr>
+        <w:t>transformations</w:t>
+      </w:r>
+      <w:r>
+        <w:t xml:space="preserve"> to move, rotate, and scale elements.</w:t>
+      </w:r>
+    </w:p>
+    <w:p>
+      <w:pPr>
+        <w:pStyle w:val="NormalWeb"/>
+        <w:numPr>
+          <w:ilvl w:val="0"/>
+          <w:numId w:val="65"/>
+        </w:numPr>
+      </w:pPr>
+      <w:r>
+        <w:t xml:space="preserve">Create </w:t>
+      </w:r>
+      <w:r>
+        <w:rPr>
+          <w:rStyle w:val="Strong"/>
+          <w:rFonts w:eastAsiaTheme="majorEastAsia"/>
+        </w:rPr>
+        <w:t>animations</w:t>
+      </w:r>
+      <w:r>
+        <w:t xml:space="preserve"> using </w:t>
+      </w:r>
+      <w:proofErr w:type="spellStart"/>
+      <w:r>
+        <w:t>keyframes</w:t>
+      </w:r>
+      <w:proofErr w:type="spellEnd"/>
+      <w:r>
+        <w:t>.</w:t>
+      </w:r>
+    </w:p>
+    <w:p>
+      <w:pPr>
+        <w:pStyle w:val="NormalWeb"/>
+        <w:numPr>
+          <w:ilvl w:val="0"/>
+          <w:numId w:val="65"/>
+        </w:numPr>
+      </w:pPr>
+      <w:r>
+        <w:t xml:space="preserve">Use </w:t>
+      </w:r>
+      <w:r>
+        <w:rPr>
+          <w:rStyle w:val="Strong"/>
+          <w:rFonts w:eastAsiaTheme="majorEastAsia"/>
+        </w:rPr>
+        <w:t>media queries</w:t>
+      </w:r>
+      <w:r>
+        <w:t xml:space="preserve"> for responsive design.</w:t>
+      </w:r>
+    </w:p>
+    <w:p>
+      <w:pPr>
+        <w:pStyle w:val="NormalWeb"/>
+      </w:pPr>
+      <w:r>
+        <w:t>These concepts go beyond simple styling and enable developers to create engaging, dynamic, and user-friendly websites.</w:t>
+      </w:r>
+    </w:p>
+    <w:p>
+      <w:r>
+        <w:pict>
+          <v:rect id="_x0000_i1028" style="width:0;height:1.5pt" o:hralign="center" o:hrstd="t" o:hr="t" fillcolor="#a0a0a0" stroked="f"/>
+        </w:pict>
+      </w:r>
+    </w:p>
+    <w:p>
+      <w:pPr>
+        <w:pStyle w:val="Heading2"/>
+      </w:pPr>
+      <w:r>
+        <w:rPr>
+          <w:rStyle w:val="Strong"/>
+          <w:b/>
+          <w:bCs w:val="0"/>
+        </w:rPr>
+        <w:t>2. Topics Covered</w:t>
+      </w:r>
+    </w:p>
+    <w:p>
+      <w:pPr>
+        <w:pStyle w:val="NormalWeb"/>
+        <w:numPr>
+          <w:ilvl w:val="0"/>
+          <w:numId w:val="66"/>
+        </w:numPr>
+      </w:pPr>
+      <w:r>
+        <w:rPr>
+          <w:rStyle w:val="Strong"/>
+          <w:rFonts w:eastAsiaTheme="majorEastAsia"/>
+        </w:rPr>
+        <w:t>CSS Transform (translate, rotate, scale, skew)</w:t>
+      </w:r>
+    </w:p>
+    <w:p>
+      <w:pPr>
+        <w:pStyle w:val="NormalWeb"/>
+        <w:numPr>
+          <w:ilvl w:val="0"/>
+          <w:numId w:val="66"/>
+        </w:numPr>
+      </w:pPr>
+      <w:r>
+        <w:rPr>
+          <w:rStyle w:val="Strong"/>
+          <w:rFonts w:eastAsiaTheme="majorEastAsia"/>
+        </w:rPr>
+        <w:t>Translate in detail</w:t>
+      </w:r>
+    </w:p>
+    <w:p>
+      <w:pPr>
+        <w:pStyle w:val="NormalWeb"/>
+        <w:numPr>
+          <w:ilvl w:val="0"/>
+          <w:numId w:val="66"/>
+        </w:numPr>
+      </w:pPr>
+      <w:r>
+        <w:rPr>
+          <w:rStyle w:val="Strong"/>
+          <w:rFonts w:eastAsiaTheme="majorEastAsia"/>
+        </w:rPr>
+        <w:t xml:space="preserve">CSS Animations (with </w:t>
+      </w:r>
+      <w:proofErr w:type="spellStart"/>
+      <w:r>
+        <w:rPr>
+          <w:rStyle w:val="Strong"/>
+          <w:rFonts w:eastAsiaTheme="majorEastAsia"/>
+        </w:rPr>
+        <w:t>keyframes</w:t>
+      </w:r>
+      <w:proofErr w:type="spellEnd"/>
+      <w:r>
+        <w:rPr>
+          <w:rStyle w:val="Strong"/>
+          <w:rFonts w:eastAsiaTheme="majorEastAsia"/>
+        </w:rPr>
+        <w:t>)</w:t>
+      </w:r>
+    </w:p>
+    <w:p>
+      <w:pPr>
+        <w:pStyle w:val="NormalWeb"/>
+        <w:numPr>
+          <w:ilvl w:val="0"/>
+          <w:numId w:val="66"/>
+        </w:numPr>
+      </w:pPr>
+      <w:r>
+        <w:rPr>
+          <w:rStyle w:val="Strong"/>
+          <w:rFonts w:eastAsiaTheme="majorEastAsia"/>
+        </w:rPr>
+        <w:t>Media Queries</w:t>
+      </w:r>
+    </w:p>
+    <w:p>
+      <w:r>
+        <w:pict>
+          <v:rect id="_x0000_i1029" style="width:0;height:1.5pt" o:hralign="center" o:hrstd="t" o:hr="t" fillcolor="#a0a0a0" stroked="f"/>
+        </w:pict>
+      </w:r>
+    </w:p>
+    <w:p>
+      <w:pPr>
+        <w:pStyle w:val="Heading2"/>
+      </w:pPr>
+      <w:r>
+        <w:rPr>
+          <w:rStyle w:val="Strong"/>
+          <w:b/>
+          <w:bCs w:val="0"/>
+        </w:rPr>
+        <w:t>3. CSS Transform</w:t>
+      </w:r>
+    </w:p>
+    <w:p>
+      <w:pPr>
+        <w:pStyle w:val="NormalWeb"/>
+      </w:pPr>
+      <w:r>
+        <w:t xml:space="preserve">The </w:t>
+      </w:r>
+      <w:r>
+        <w:rPr>
+          <w:rStyle w:val="HTMLCode"/>
+        </w:rPr>
+        <w:t>transform</w:t>
+      </w:r>
+      <w:r>
+        <w:t xml:space="preserve"> property in CSS allows you to </w:t>
+      </w:r>
+      <w:r>
+        <w:rPr>
+          <w:rStyle w:val="Strong"/>
+          <w:rFonts w:eastAsiaTheme="majorEastAsia"/>
+        </w:rPr>
+        <w:t>visually manipulate an element’s shape, size, and position</w:t>
+      </w:r>
+      <w:r>
+        <w:t xml:space="preserve"> without affecting the normal document flow.</w:t>
+      </w:r>
+    </w:p>
+    <w:p>
+      <w:pPr>
+        <w:pStyle w:val="Heading3"/>
+      </w:pPr>
+      <w:r>
+        <w:rPr>
+          <w:rStyle w:val="Strong"/>
+          <w:b/>
+          <w:bCs w:val="0"/>
+        </w:rPr>
+        <w:t>3.1 Types of Transforms</w:t>
+      </w:r>
+    </w:p>
+    <w:tbl>
+      <w:tblPr>
+        <w:tblW w:w="0" w:type="auto"/>
+        <w:tblCellSpacing w:w="15" w:type="dxa"/>
+        <w:tblCellMar>
+          <w:top w:w="15" w:type="dxa"/>
+          <w:left w:w="15" w:type="dxa"/>
+          <w:bottom w:w="15" w:type="dxa"/>
+          <w:right w:w="15" w:type="dxa"/>
+        </w:tblCellMar>
+        <w:tblLook w:val="04A0" w:firstRow="1" w:lastRow="0" w:firstColumn="1" w:lastColumn="0" w:noHBand="0" w:noVBand="1"/>
+      </w:tblPr>
+      <w:tblGrid>
+        <w:gridCol w:w="2200"/>
+        <w:gridCol w:w="3849"/>
+        <w:gridCol w:w="3311"/>
+      </w:tblGrid>
+      <w:tr>
+        <w:trPr>
+          <w:tblHeader/>
+          <w:tblCellSpacing w:w="15" w:type="dxa"/>
+        </w:trPr>
+        <w:tc>
+          <w:tcPr>
+            <w:tcW w:w="0" w:type="auto"/>
+            <w:vAlign w:val="center"/>
+            <w:hideMark/>
+          </w:tcPr>
+          <w:p>
+            <w:pPr>
+              <w:jc w:val="center"/>
+              <w:rPr>
+                <w:b/>
+                <w:bCs/>
+              </w:rPr>
+            </w:pPr>
+            <w:r>
+              <w:rPr>
+                <w:b/>
+                <w:bCs/>
+              </w:rPr>
+              <w:t>Transform Function</w:t>
+            </w:r>
+          </w:p>
+        </w:tc>
+        <w:tc>
+          <w:tcPr>
+            <w:tcW w:w="0" w:type="auto"/>
+            <w:vAlign w:val="center"/>
+            <w:hideMark/>
+          </w:tcPr>
+          <w:p>
+            <w:pPr>
+              <w:jc w:val="center"/>
+              <w:rPr>
+                <w:b/>
+                <w:bCs/>
+              </w:rPr>
+            </w:pPr>
+            <w:r>
+              <w:rPr>
+                <w:b/>
+                <w:bCs/>
+              </w:rPr>
+              <w:t>Description</w:t>
+            </w:r>
+          </w:p>
+        </w:tc>
+        <w:tc>
+          <w:tcPr>
+            <w:tcW w:w="0" w:type="auto"/>
+            <w:vAlign w:val="center"/>
+            <w:hideMark/>
+          </w:tcPr>
+          <w:p>
+            <w:pPr>
+              <w:jc w:val="center"/>
+              <w:rPr>
+                <w:b/>
+                <w:bCs/>
+              </w:rPr>
+            </w:pPr>
+            <w:r>
+              <w:rPr>
+                <w:b/>
+                <w:bCs/>
+              </w:rPr>
+              <w:t>Example Syntax</w:t>
+            </w:r>
+          </w:p>
+        </w:tc>
+      </w:tr>
+      <w:tr>
+        <w:trPr>
+          <w:tblCellSpacing w:w="15" w:type="dxa"/>
+        </w:trPr>
+        <w:tc>
+          <w:tcPr>
+            <w:tcW w:w="0" w:type="auto"/>
+            <w:vAlign w:val="center"/>
+            <w:hideMark/>
+          </w:tcPr>
+          <w:p>
+            <w:r>
+              <w:rPr>
+                <w:rStyle w:val="HTMLCode"/>
+                <w:rFonts w:eastAsiaTheme="minorHAnsi"/>
+              </w:rPr>
+              <w:t>translate(x, y)</w:t>
+            </w:r>
+          </w:p>
+        </w:tc>
+        <w:tc>
+          <w:tcPr>
+            <w:tcW w:w="0" w:type="auto"/>
+            <w:vAlign w:val="center"/>
+            <w:hideMark/>
+          </w:tcPr>
+          <w:p>
+            <w:r>
+              <w:t>Moves an element from its original position along the X and Y axis.</w:t>
+            </w:r>
+          </w:p>
+        </w:tc>
+        <w:tc>
+          <w:tcPr>
+            <w:tcW w:w="0" w:type="auto"/>
+            <w:vAlign w:val="center"/>
+            <w:hideMark/>
+          </w:tcPr>
+          <w:p>
+            <w:r>
+              <w:rPr>
+                <w:rStyle w:val="HTMLCode"/>
+                <w:rFonts w:eastAsiaTheme="minorHAnsi"/>
+              </w:rPr>
+              <w:t>transform: translate(50px, 100px);</w:t>
+            </w:r>
+          </w:p>
+        </w:tc>
+      </w:tr>
+      <w:tr>
+        <w:trPr>
+          <w:tblCellSpacing w:w="15" w:type="dxa"/>
+        </w:trPr>
+        <w:tc>
+          <w:tcPr>
+            <w:tcW w:w="0" w:type="auto"/>
+            <w:vAlign w:val="center"/>
+            <w:hideMark/>
+          </w:tcPr>
+          <w:p>
+            <w:r>
+              <w:rPr>
+                <w:rStyle w:val="HTMLCode"/>
+                <w:rFonts w:eastAsiaTheme="minorHAnsi"/>
+              </w:rPr>
+              <w:t>rotate(angle)</w:t>
+            </w:r>
+          </w:p>
+        </w:tc>
+        <w:tc>
+          <w:tcPr>
+            <w:tcW w:w="0" w:type="auto"/>
+            <w:vAlign w:val="center"/>
+            <w:hideMark/>
+          </w:tcPr>
+          <w:p>
+            <w:r>
+              <w:t>Rotates the element clockwise or counterclockwise.</w:t>
+            </w:r>
+          </w:p>
+        </w:tc>
+        <w:tc>
+          <w:tcPr>
+            <w:tcW w:w="0" w:type="auto"/>
+            <w:vAlign w:val="center"/>
+            <w:hideMark/>
+          </w:tcPr>
+          <w:p>
+            <w:r>
+              <w:rPr>
+                <w:rStyle w:val="HTMLCode"/>
+                <w:rFonts w:eastAsiaTheme="minorHAnsi"/>
+              </w:rPr>
+              <w:t>transform: rotate(45deg);</w:t>
+            </w:r>
+          </w:p>
+        </w:tc>
+      </w:tr>
+      <w:tr>
+        <w:trPr>
+          <w:tblCellSpacing w:w="15" w:type="dxa"/>
+        </w:trPr>
+        <w:tc>
+          <w:tcPr>
+            <w:tcW w:w="0" w:type="auto"/>
+            <w:vAlign w:val="center"/>
+            <w:hideMark/>
+          </w:tcPr>
+          <w:p>
+            <w:r>
+              <w:rPr>
+                <w:rStyle w:val="HTMLCode"/>
+                <w:rFonts w:eastAsiaTheme="minorHAnsi"/>
+              </w:rPr>
+              <w:t>scale(x, y)</w:t>
+            </w:r>
+          </w:p>
+        </w:tc>
+        <w:tc>
+          <w:tcPr>
+            <w:tcW w:w="0" w:type="auto"/>
+            <w:vAlign w:val="center"/>
+            <w:hideMark/>
+          </w:tcPr>
+          <w:p>
+            <w:r>
+              <w:t>Scales the size of the element horizontally and vertically.</w:t>
+            </w:r>
+          </w:p>
+        </w:tc>
+        <w:tc>
+          <w:tcPr>
+            <w:tcW w:w="0" w:type="auto"/>
+            <w:vAlign w:val="center"/>
+            <w:hideMark/>
+          </w:tcPr>
+          <w:p>
+            <w:r>
+              <w:rPr>
+                <w:rStyle w:val="HTMLCode"/>
+                <w:rFonts w:eastAsiaTheme="minorHAnsi"/>
+              </w:rPr>
+              <w:t>transform: scale(1.5, 2);</w:t>
+            </w:r>
+          </w:p>
+        </w:tc>
+      </w:tr>
+      <w:tr>
+        <w:trPr>
+          <w:tblCellSpacing w:w="15" w:type="dxa"/>
+        </w:trPr>
+        <w:tc>
+          <w:tcPr>
+            <w:tcW w:w="0" w:type="auto"/>
+            <w:vAlign w:val="center"/>
+            <w:hideMark/>
+          </w:tcPr>
+          <w:p>
+            <w:r>
+              <w:rPr>
+                <w:rStyle w:val="HTMLCode"/>
+                <w:rFonts w:eastAsiaTheme="minorHAnsi"/>
+              </w:rPr>
+              <w:t>skew(x, y)</w:t>
+            </w:r>
+          </w:p>
+        </w:tc>
+        <w:tc>
+          <w:tcPr>
+            <w:tcW w:w="0" w:type="auto"/>
+            <w:vAlign w:val="center"/>
+            <w:hideMark/>
+          </w:tcPr>
+          <w:p>
+            <w:r>
+              <w:t>Skews (distorts) an element along X and Y axes.</w:t>
+            </w:r>
+          </w:p>
+        </w:tc>
+        <w:tc>
+          <w:tcPr>
+            <w:tcW w:w="0" w:type="auto"/>
+            <w:vAlign w:val="center"/>
+            <w:hideMark/>
+          </w:tcPr>
+          <w:p>
+            <w:r>
+              <w:rPr>
+                <w:rStyle w:val="HTMLCode"/>
+                <w:rFonts w:eastAsiaTheme="minorHAnsi"/>
+              </w:rPr>
+              <w:t>transform: skew(20deg, 10deg);</w:t>
+            </w:r>
+          </w:p>
+        </w:tc>
+      </w:tr>
+      <w:tr>
+        <w:trPr>
+          <w:tblCellSpacing w:w="15" w:type="dxa"/>
+        </w:trPr>
+        <w:tc>
+          <w:tcPr>
+            <w:tcW w:w="0" w:type="auto"/>
+            <w:vAlign w:val="center"/>
+            <w:hideMark/>
+          </w:tcPr>
+          <w:p>
+            <w:r>
+              <w:rPr>
+                <w:rStyle w:val="HTMLCode"/>
+                <w:rFonts w:eastAsiaTheme="minorHAnsi"/>
+              </w:rPr>
+              <w:lastRenderedPageBreak/>
+              <w:t>matrix(a, b, c, d, e, f)</w:t>
+            </w:r>
+          </w:p>
+        </w:tc>
+        <w:tc>
+          <w:tcPr>
+            <w:tcW w:w="0" w:type="auto"/>
+            <w:vAlign w:val="center"/>
+            <w:hideMark/>
+          </w:tcPr>
+          <w:p>
+            <w:r>
+              <w:t>A combination of multiple transformations in one function.</w:t>
+            </w:r>
+          </w:p>
+        </w:tc>
+        <w:tc>
+          <w:tcPr>
+            <w:tcW w:w="0" w:type="auto"/>
+            <w:vAlign w:val="center"/>
+            <w:hideMark/>
+          </w:tcPr>
+          <w:p>
+            <w:r>
+              <w:rPr>
+                <w:rStyle w:val="HTMLCode"/>
+                <w:rFonts w:eastAsiaTheme="minorHAnsi"/>
+              </w:rPr>
+              <w:t>transform: matrix(1, 0.5, -0.5, 1, 30, 20);</w:t>
+            </w:r>
+          </w:p>
+        </w:tc>
+      </w:tr>
+    </w:tbl>
+    <w:p>
+      <w:r>
+        <w:pict>
+          <v:rect id="_x0000_i1030" style="width:0;height:1.5pt" o:hralign="center" o:hrstd="t" o:hr="t" fillcolor="#a0a0a0" stroked="f"/>
+        </w:pict>
+      </w:r>
+    </w:p>
+    <w:p>
+      <w:pPr>
+        <w:pStyle w:val="Heading3"/>
+      </w:pPr>
+      <w:r>
+        <w:rPr>
+          <w:rStyle w:val="Strong"/>
+          <w:b/>
+          <w:bCs w:val="0"/>
+        </w:rPr>
+        <w:t>3.2 Key Properties Related to Transform</w:t>
+      </w:r>
+    </w:p>
+    <w:tbl>
+      <w:tblPr>
+        <w:tblW w:w="0" w:type="auto"/>
+        <w:tblCellSpacing w:w="15" w:type="dxa"/>
+        <w:tblCellMar>
+          <w:top w:w="15" w:type="dxa"/>
+          <w:left w:w="15" w:type="dxa"/>
+          <w:bottom w:w="15" w:type="dxa"/>
+          <w:right w:w="15" w:type="dxa"/>
+        </w:tblCellMar>
+        <w:tblLook w:val="04A0" w:firstRow="1" w:lastRow="0" w:firstColumn="1" w:lastColumn="0" w:noHBand="0" w:noVBand="1"/>
+      </w:tblPr>
+      <w:tblGrid>
+        <w:gridCol w:w="1792"/>
+        <w:gridCol w:w="4706"/>
+        <w:gridCol w:w="2862"/>
+      </w:tblGrid>
+      <w:tr>
+        <w:trPr>
+          <w:tblHeader/>
+          <w:tblCellSpacing w:w="15" w:type="dxa"/>
+        </w:trPr>
+        <w:tc>
+          <w:tcPr>
+            <w:tcW w:w="0" w:type="auto"/>
+            <w:vAlign w:val="center"/>
+            <w:hideMark/>
+          </w:tcPr>
+          <w:p>
+            <w:pPr>
+              <w:jc w:val="center"/>
+              <w:rPr>
+                <w:b/>
+                <w:bCs/>
+              </w:rPr>
+            </w:pPr>
+            <w:r>
+              <w:rPr>
+                <w:b/>
+                <w:bCs/>
+              </w:rPr>
+              <w:t>Property</w:t>
+            </w:r>
+          </w:p>
+        </w:tc>
+        <w:tc>
+          <w:tcPr>
+            <w:tcW w:w="0" w:type="auto"/>
+            <w:vAlign w:val="center"/>
+            <w:hideMark/>
+          </w:tcPr>
+          <w:p>
+            <w:pPr>
+              <w:jc w:val="center"/>
+              <w:rPr>
+                <w:b/>
+                <w:bCs/>
+              </w:rPr>
+            </w:pPr>
+            <w:r>
+              <w:rPr>
+                <w:b/>
+                <w:bCs/>
+              </w:rPr>
+              <w:t>Purpose</w:t>
+            </w:r>
+          </w:p>
+        </w:tc>
+        <w:tc>
+          <w:tcPr>
+            <w:tcW w:w="0" w:type="auto"/>
+            <w:vAlign w:val="center"/>
+            <w:hideMark/>
+          </w:tcPr>
+          <w:p>
+            <w:pPr>
+              <w:jc w:val="center"/>
+              <w:rPr>
+                <w:b/>
+                <w:bCs/>
+              </w:rPr>
+            </w:pPr>
+            <w:r>
+              <w:rPr>
+                <w:b/>
+                <w:bCs/>
+              </w:rPr>
+              <w:t>Example</w:t>
+            </w:r>
+          </w:p>
+        </w:tc>
+      </w:tr>
+      <w:tr>
+        <w:trPr>
+          <w:tblCellSpacing w:w="15" w:type="dxa"/>
+        </w:trPr>
+        <w:tc>
+          <w:tcPr>
+            <w:tcW w:w="0" w:type="auto"/>
+            <w:vAlign w:val="center"/>
+            <w:hideMark/>
+          </w:tcPr>
+          <w:p>
+            <w:r>
+              <w:rPr>
+                <w:rStyle w:val="HTMLCode"/>
+                <w:rFonts w:eastAsiaTheme="minorHAnsi"/>
+              </w:rPr>
+              <w:t>transform-origin</w:t>
+            </w:r>
+          </w:p>
+        </w:tc>
+        <w:tc>
+          <w:tcPr>
+            <w:tcW w:w="0" w:type="auto"/>
+            <w:vAlign w:val="center"/>
+            <w:hideMark/>
+          </w:tcPr>
+          <w:p>
+            <w:r>
+              <w:t>Defines the point of origin for transformations (default is center).</w:t>
+            </w:r>
+          </w:p>
+        </w:tc>
+        <w:tc>
+          <w:tcPr>
+            <w:tcW w:w="0" w:type="auto"/>
+            <w:vAlign w:val="center"/>
+            <w:hideMark/>
+          </w:tcPr>
+          <w:p>
+            <w:r>
+              <w:rPr>
+                <w:rStyle w:val="HTMLCode"/>
+                <w:rFonts w:eastAsiaTheme="minorHAnsi"/>
+              </w:rPr>
+              <w:t>transform-origin: top left;</w:t>
+            </w:r>
+          </w:p>
+        </w:tc>
+      </w:tr>
+      <w:tr>
+        <w:trPr>
+          <w:tblCellSpacing w:w="15" w:type="dxa"/>
+        </w:trPr>
+        <w:tc>
+          <w:tcPr>
+            <w:tcW w:w="0" w:type="auto"/>
+            <w:vAlign w:val="center"/>
+            <w:hideMark/>
+          </w:tcPr>
+          <w:p>
+            <w:r>
+              <w:rPr>
+                <w:rStyle w:val="HTMLCode"/>
+                <w:rFonts w:eastAsiaTheme="minorHAnsi"/>
+              </w:rPr>
+              <w:t>transform-style</w:t>
+            </w:r>
+          </w:p>
+        </w:tc>
+        <w:tc>
+          <w:tcPr>
+            <w:tcW w:w="0" w:type="auto"/>
+            <w:vAlign w:val="center"/>
+            <w:hideMark/>
+          </w:tcPr>
+          <w:p>
+            <w:r>
+              <w:t>Defines if child elements are in 2D or 3D space.</w:t>
+            </w:r>
+          </w:p>
+        </w:tc>
+        <w:tc>
+          <w:tcPr>
+            <w:tcW w:w="0" w:type="auto"/>
+            <w:vAlign w:val="center"/>
+            <w:hideMark/>
+          </w:tcPr>
+          <w:p>
+            <w:r>
+              <w:rPr>
+                <w:rStyle w:val="HTMLCode"/>
+                <w:rFonts w:eastAsiaTheme="minorHAnsi"/>
+              </w:rPr>
+              <w:t>transform-style: preserve-3d;</w:t>
+            </w:r>
+          </w:p>
+        </w:tc>
+      </w:tr>
+      <w:tr>
+        <w:trPr>
+          <w:tblCellSpacing w:w="15" w:type="dxa"/>
+        </w:trPr>
+        <w:tc>
+          <w:tcPr>
+            <w:tcW w:w="0" w:type="auto"/>
+            <w:vAlign w:val="center"/>
+            <w:hideMark/>
+          </w:tcPr>
+          <w:p>
+            <w:r>
+              <w:rPr>
+                <w:rStyle w:val="HTMLCode"/>
+                <w:rFonts w:eastAsiaTheme="minorHAnsi"/>
+              </w:rPr>
+              <w:t>perspective</w:t>
+            </w:r>
+          </w:p>
+        </w:tc>
+        <w:tc>
+          <w:tcPr>
+            <w:tcW w:w="0" w:type="auto"/>
+            <w:vAlign w:val="center"/>
+            <w:hideMark/>
+          </w:tcPr>
+          <w:p>
+            <w:r>
+              <w:t>Determines the depth of 3D transformed elements.</w:t>
+            </w:r>
+          </w:p>
+        </w:tc>
+        <w:tc>
+          <w:tcPr>
+            <w:tcW w:w="0" w:type="auto"/>
+            <w:vAlign w:val="center"/>
+            <w:hideMark/>
+          </w:tcPr>
+          <w:p>
+            <w:r>
+              <w:rPr>
+                <w:rStyle w:val="HTMLCode"/>
+                <w:rFonts w:eastAsiaTheme="minorHAnsi"/>
+              </w:rPr>
+              <w:t>perspective: 1000px;</w:t>
+            </w:r>
+          </w:p>
+        </w:tc>
+      </w:tr>
+    </w:tbl>
+    <w:p>
+      <w:r>
+        <w:pict>
+          <v:rect id="_x0000_i1031" style="width:0;height:1.5pt" o:hralign="center" o:hrstd="t" o:hr="t" fillcolor="#a0a0a0" stroked="f"/>
+        </w:pict>
+      </w:r>
+    </w:p>
+    <w:p>
+      <w:pPr>
+        <w:pStyle w:val="Heading2"/>
+      </w:pPr>
+      <w:r>
+        <w:rPr>
+          <w:rStyle w:val="Strong"/>
+          <w:b/>
+          <w:bCs w:val="0"/>
+        </w:rPr>
+        <w:t>4. Translate (In Detail)</w:t>
+      </w:r>
+    </w:p>
+    <w:p>
+      <w:pPr>
+        <w:pStyle w:val="NormalWeb"/>
+      </w:pPr>
+      <w:r>
+        <w:t xml:space="preserve">The </w:t>
+      </w:r>
+      <w:r>
+        <w:rPr>
+          <w:rStyle w:val="Strong"/>
+          <w:rFonts w:eastAsiaTheme="majorEastAsia"/>
+        </w:rPr>
+        <w:t>translate</w:t>
+      </w:r>
+      <w:r>
+        <w:t xml:space="preserve"> function moves an element </w:t>
+      </w:r>
+      <w:r>
+        <w:rPr>
+          <w:rStyle w:val="Strong"/>
+          <w:rFonts w:eastAsiaTheme="majorEastAsia"/>
+        </w:rPr>
+        <w:t>horizontally, vertically, or both</w:t>
+      </w:r>
+      <w:r>
+        <w:t xml:space="preserve"> without disturbing surrounding content. It is especially useful for positioning elements dynamically.</w:t>
+      </w:r>
+    </w:p>
+    <w:tbl>
+      <w:tblPr>
+        <w:tblW w:w="0" w:type="auto"/>
+        <w:tblCellSpacing w:w="15" w:type="dxa"/>
+        <w:tblCellMar>
+          <w:top w:w="15" w:type="dxa"/>
+          <w:left w:w="15" w:type="dxa"/>
+          <w:bottom w:w="15" w:type="dxa"/>
+          <w:right w:w="15" w:type="dxa"/>
+        </w:tblCellMar>
+        <w:tblLook w:val="04A0" w:firstRow="1" w:lastRow="0" w:firstColumn="1" w:lastColumn="0" w:noHBand="0" w:noVBand="1"/>
+      </w:tblPr>
+      <w:tblGrid>
+        <w:gridCol w:w="2323"/>
+        <w:gridCol w:w="3215"/>
+        <w:gridCol w:w="3822"/>
+      </w:tblGrid>
+      <w:tr>
+        <w:trPr>
+          <w:tblHeader/>
+          <w:tblCellSpacing w:w="15" w:type="dxa"/>
+        </w:trPr>
+        <w:tc>
+          <w:tcPr>
+            <w:tcW w:w="0" w:type="auto"/>
+            <w:vAlign w:val="center"/>
+            <w:hideMark/>
+          </w:tcPr>
+          <w:p>
+            <w:pPr>
+              <w:jc w:val="center"/>
+              <w:rPr>
+                <w:b/>
+                <w:bCs/>
+              </w:rPr>
+            </w:pPr>
+            <w:r>
+              <w:rPr>
+                <w:b/>
+                <w:bCs/>
+              </w:rPr>
+              <w:t>Function</w:t>
+            </w:r>
+          </w:p>
+        </w:tc>
+        <w:tc>
+          <w:tcPr>
+            <w:tcW w:w="0" w:type="auto"/>
+            <w:vAlign w:val="center"/>
+            <w:hideMark/>
+          </w:tcPr>
+          <w:p>
+            <w:pPr>
+              <w:jc w:val="center"/>
+              <w:rPr>
+                <w:b/>
+                <w:bCs/>
+              </w:rPr>
+            </w:pPr>
+            <w:r>
+              <w:rPr>
+                <w:b/>
+                <w:bCs/>
+              </w:rPr>
+              <w:t>Description</w:t>
+            </w:r>
+          </w:p>
+        </w:tc>
+        <w:tc>
+          <w:tcPr>
+            <w:tcW w:w="0" w:type="auto"/>
+            <w:vAlign w:val="center"/>
+            <w:hideMark/>
+          </w:tcPr>
+          <w:p>
+            <w:pPr>
+              <w:jc w:val="center"/>
+              <w:rPr>
+                <w:b/>
+                <w:bCs/>
+              </w:rPr>
+            </w:pPr>
+            <w:r>
+              <w:rPr>
+                <w:b/>
+                <w:bCs/>
+              </w:rPr>
+              <w:t>Example</w:t>
+            </w:r>
+          </w:p>
+        </w:tc>
+      </w:tr>
+      <w:tr>
+        <w:trPr>
+          <w:tblCellSpacing w:w="15" w:type="dxa"/>
+        </w:trPr>
+        <w:tc>
+          <w:tcPr>
+            <w:tcW w:w="0" w:type="auto"/>
+            <w:vAlign w:val="center"/>
+            <w:hideMark/>
+          </w:tcPr>
+          <w:p>
+            <w:proofErr w:type="spellStart"/>
+            <w:r>
+              <w:rPr>
+                <w:rStyle w:val="HTMLCode"/>
+                <w:rFonts w:eastAsiaTheme="minorHAnsi"/>
+              </w:rPr>
+              <w:t>translateX</w:t>
+            </w:r>
+            <w:proofErr w:type="spellEnd"/>
+            <w:r>
+              <w:rPr>
+                <w:rStyle w:val="HTMLCode"/>
+                <w:rFonts w:eastAsiaTheme="minorHAnsi"/>
+              </w:rPr>
+              <w:t>(value)</w:t>
+            </w:r>
+          </w:p>
+        </w:tc>
+        <w:tc>
+          <w:tcPr>
+            <w:tcW w:w="0" w:type="auto"/>
+            <w:vAlign w:val="center"/>
+            <w:hideMark/>
+          </w:tcPr>
+          <w:p>
+            <w:r>
+              <w:t>Moves element left or right along X-axis.</w:t>
+            </w:r>
+          </w:p>
+        </w:tc>
+        <w:tc>
+          <w:tcPr>
+            <w:tcW w:w="0" w:type="auto"/>
+            <w:vAlign w:val="center"/>
+            <w:hideMark/>
+          </w:tcPr>
+          <w:p>
+            <w:r>
+              <w:rPr>
+                <w:rStyle w:val="HTMLCode"/>
+                <w:rFonts w:eastAsiaTheme="minorHAnsi"/>
+              </w:rPr>
+              <w:t xml:space="preserve">transform: </w:t>
+            </w:r>
+            <w:proofErr w:type="spellStart"/>
+            <w:r>
+              <w:rPr>
+                <w:rStyle w:val="HTMLCode"/>
+                <w:rFonts w:eastAsiaTheme="minorHAnsi"/>
+              </w:rPr>
+              <w:t>translateX</w:t>
+            </w:r>
+            <w:proofErr w:type="spellEnd"/>
+            <w:r>
+              <w:rPr>
+                <w:rStyle w:val="HTMLCode"/>
+                <w:rFonts w:eastAsiaTheme="minorHAnsi"/>
+              </w:rPr>
+              <w:t>(50px);</w:t>
+            </w:r>
+          </w:p>
+        </w:tc>
+      </w:tr>
+      <w:tr>
+        <w:trPr>
+          <w:tblCellSpacing w:w="15" w:type="dxa"/>
+        </w:trPr>
+        <w:tc>
+          <w:tcPr>
+            <w:tcW w:w="0" w:type="auto"/>
+            <w:vAlign w:val="center"/>
+            <w:hideMark/>
+          </w:tcPr>
+          <w:p>
+            <w:proofErr w:type="spellStart"/>
+            <w:r>
+              <w:rPr>
+                <w:rStyle w:val="HTMLCode"/>
+                <w:rFonts w:eastAsiaTheme="minorHAnsi"/>
+              </w:rPr>
+              <w:t>translateY</w:t>
+            </w:r>
+            <w:proofErr w:type="spellEnd"/>
+            <w:r>
+              <w:rPr>
+                <w:rStyle w:val="HTMLCode"/>
+                <w:rFonts w:eastAsiaTheme="minorHAnsi"/>
+              </w:rPr>
+              <w:t>(value)</w:t>
+            </w:r>
+          </w:p>
+        </w:tc>
+        <w:tc>
+          <w:tcPr>
+            <w:tcW w:w="0" w:type="auto"/>
+            <w:vAlign w:val="center"/>
+            <w:hideMark/>
+          </w:tcPr>
+          <w:p>
+            <w:r>
+              <w:t>Moves element up or down along Y-axis.</w:t>
+            </w:r>
+          </w:p>
+        </w:tc>
+        <w:tc>
+          <w:tcPr>
+            <w:tcW w:w="0" w:type="auto"/>
+            <w:vAlign w:val="center"/>
+            <w:hideMark/>
+          </w:tcPr>
+          <w:p>
+            <w:r>
+              <w:rPr>
+                <w:rStyle w:val="HTMLCode"/>
+                <w:rFonts w:eastAsiaTheme="minorHAnsi"/>
+              </w:rPr>
+              <w:t xml:space="preserve">transform: </w:t>
+            </w:r>
+            <w:proofErr w:type="spellStart"/>
+            <w:r>
+              <w:rPr>
+                <w:rStyle w:val="HTMLCode"/>
+                <w:rFonts w:eastAsiaTheme="minorHAnsi"/>
+              </w:rPr>
+              <w:t>translateY</w:t>
+            </w:r>
+            <w:proofErr w:type="spellEnd"/>
+            <w:r>
+              <w:rPr>
+                <w:rStyle w:val="HTMLCode"/>
+                <w:rFonts w:eastAsiaTheme="minorHAnsi"/>
+              </w:rPr>
+              <w:t>(-20px);</w:t>
+            </w:r>
+          </w:p>
+        </w:tc>
+      </w:tr>
+      <w:tr>
+        <w:trPr>
+          <w:tblCellSpacing w:w="15" w:type="dxa"/>
+        </w:trPr>
+        <w:tc>
+          <w:tcPr>
+            <w:tcW w:w="0" w:type="auto"/>
+            <w:vAlign w:val="center"/>
+            <w:hideMark/>
+          </w:tcPr>
+          <w:p>
+            <w:proofErr w:type="spellStart"/>
+            <w:r>
+              <w:rPr>
+                <w:rStyle w:val="HTMLCode"/>
+                <w:rFonts w:eastAsiaTheme="minorHAnsi"/>
+              </w:rPr>
+              <w:t>translateZ</w:t>
+            </w:r>
+            <w:proofErr w:type="spellEnd"/>
+            <w:r>
+              <w:rPr>
+                <w:rStyle w:val="HTMLCode"/>
+                <w:rFonts w:eastAsiaTheme="minorHAnsi"/>
+              </w:rPr>
+              <w:t>(value)</w:t>
+            </w:r>
+          </w:p>
+        </w:tc>
+        <w:tc>
+          <w:tcPr>
+            <w:tcW w:w="0" w:type="auto"/>
+            <w:vAlign w:val="center"/>
+            <w:hideMark/>
+          </w:tcPr>
+          <w:p>
+            <w:r>
+              <w:t>Moves element closer or farther in 3D space.</w:t>
+            </w:r>
+          </w:p>
+        </w:tc>
+        <w:tc>
+          <w:tcPr>
+            <w:tcW w:w="0" w:type="auto"/>
+            <w:vAlign w:val="center"/>
+            <w:hideMark/>
+          </w:tcPr>
+          <w:p>
+            <w:r>
+              <w:rPr>
+                <w:rStyle w:val="HTMLCode"/>
+                <w:rFonts w:eastAsiaTheme="minorHAnsi"/>
+              </w:rPr>
+              <w:t xml:space="preserve">transform: </w:t>
+            </w:r>
+            <w:proofErr w:type="spellStart"/>
+            <w:r>
+              <w:rPr>
+                <w:rStyle w:val="HTMLCode"/>
+                <w:rFonts w:eastAsiaTheme="minorHAnsi"/>
+              </w:rPr>
+              <w:t>translateZ</w:t>
+            </w:r>
+            <w:proofErr w:type="spellEnd"/>
+            <w:r>
+              <w:rPr>
+                <w:rStyle w:val="HTMLCode"/>
+                <w:rFonts w:eastAsiaTheme="minorHAnsi"/>
+              </w:rPr>
+              <w:t>(100px);</w:t>
+            </w:r>
+          </w:p>
+        </w:tc>
+      </w:tr>
+      <w:tr>
+        <w:trPr>
+          <w:tblCellSpacing w:w="15" w:type="dxa"/>
+        </w:trPr>
+        <w:tc>
+          <w:tcPr>
+            <w:tcW w:w="0" w:type="auto"/>
+            <w:vAlign w:val="center"/>
+            <w:hideMark/>
+          </w:tcPr>
+          <w:p>
+            <w:r>
+              <w:rPr>
+                <w:rStyle w:val="HTMLCode"/>
+                <w:rFonts w:eastAsiaTheme="minorHAnsi"/>
+              </w:rPr>
+              <w:t>translate(x, y)</w:t>
+            </w:r>
+          </w:p>
+        </w:tc>
+        <w:tc>
+          <w:tcPr>
+            <w:tcW w:w="0" w:type="auto"/>
+            <w:vAlign w:val="center"/>
+            <w:hideMark/>
+          </w:tcPr>
+          <w:p>
+            <w:r>
+              <w:t>Moves element both horizontally and vertically.</w:t>
+            </w:r>
+          </w:p>
+        </w:tc>
+        <w:tc>
+          <w:tcPr>
+            <w:tcW w:w="0" w:type="auto"/>
+            <w:vAlign w:val="center"/>
+            <w:hideMark/>
+          </w:tcPr>
+          <w:p>
+            <w:r>
+              <w:rPr>
+                <w:rStyle w:val="HTMLCode"/>
+                <w:rFonts w:eastAsiaTheme="minorHAnsi"/>
+              </w:rPr>
+              <w:t>transform: translate(50px, 100px);</w:t>
+            </w:r>
+          </w:p>
+        </w:tc>
+      </w:tr>
+      <w:tr>
+        <w:trPr>
+          <w:tblCellSpacing w:w="15" w:type="dxa"/>
+        </w:trPr>
+        <w:tc>
+          <w:tcPr>
+            <w:tcW w:w="0" w:type="auto"/>
+            <w:vAlign w:val="center"/>
+            <w:hideMark/>
+          </w:tcPr>
+          <w:p>
+            <w:r>
+              <w:rPr>
+                <w:rStyle w:val="HTMLCode"/>
+                <w:rFonts w:eastAsiaTheme="minorHAnsi"/>
+              </w:rPr>
+              <w:t>translate3d(x, y, z)</w:t>
+            </w:r>
+          </w:p>
+        </w:tc>
+        <w:tc>
+          <w:tcPr>
+            <w:tcW w:w="0" w:type="auto"/>
+            <w:vAlign w:val="center"/>
+            <w:hideMark/>
+          </w:tcPr>
+          <w:p>
+            <w:r>
+              <w:t>Moves in all three directions (X, Y, Z).</w:t>
+            </w:r>
+          </w:p>
+        </w:tc>
+        <w:tc>
+          <w:tcPr>
+            <w:tcW w:w="0" w:type="auto"/>
+            <w:vAlign w:val="center"/>
+            <w:hideMark/>
+          </w:tcPr>
+          <w:p>
+            <w:r>
+              <w:rPr>
+                <w:rStyle w:val="HTMLCode"/>
+                <w:rFonts w:eastAsiaTheme="minorHAnsi"/>
+              </w:rPr>
+              <w:t>transform: translate3d(20px, 30px, 50px);</w:t>
+            </w:r>
+          </w:p>
+        </w:tc>
+      </w:tr>
+    </w:tbl>
+    <w:p>
+      <w:pPr>
+        <w:pStyle w:val="NormalWeb"/>
+      </w:pPr>
+      <w:r>
+        <w:rPr>
+          <w:rStyle w:val="Strong"/>
+          <w:rFonts w:eastAsiaTheme="majorEastAsia"/>
+        </w:rPr>
+        <w:t>Notes:</w:t>
+      </w:r>
+    </w:p>
+    <w:p>
+      <w:pPr>
+        <w:pStyle w:val="NormalWeb"/>
+        <w:numPr>
+          <w:ilvl w:val="0"/>
+          <w:numId w:val="67"/>
+        </w:numPr>
+      </w:pPr>
+      <w:r>
+        <w:t xml:space="preserve">Translate </w:t>
+      </w:r>
+      <w:r>
+        <w:rPr>
+          <w:rStyle w:val="Strong"/>
+          <w:rFonts w:eastAsiaTheme="majorEastAsia"/>
+        </w:rPr>
+        <w:t>does not occupy new space</w:t>
+      </w:r>
+      <w:r>
+        <w:t xml:space="preserve"> in the document flow (unlike margin).</w:t>
+      </w:r>
+    </w:p>
+    <w:p>
+      <w:pPr>
+        <w:pStyle w:val="NormalWeb"/>
+        <w:numPr>
+          <w:ilvl w:val="0"/>
+          <w:numId w:val="67"/>
+        </w:numPr>
+      </w:pPr>
+      <w:r>
+        <w:t>It is GPU-accelerated, making animations smoother.</w:t>
+      </w:r>
+    </w:p>
+    <w:p>
+      <w:r>
+        <w:lastRenderedPageBreak/>
+        <w:pict>
+          <v:rect id="_x0000_i1032" style="width:0;height:1.5pt" o:hralign="center" o:hrstd="t" o:hr="t" fillcolor="#a0a0a0" stroked="f"/>
+        </w:pict>
+      </w:r>
+    </w:p>
+    <w:p>
+      <w:pPr>
+        <w:pStyle w:val="Heading2"/>
+      </w:pPr>
+      <w:r>
+        <w:rPr>
+          <w:rStyle w:val="Strong"/>
+          <w:b/>
+          <w:bCs w:val="0"/>
+        </w:rPr>
+        <w:t>5. CSS Animations (</w:t>
+      </w:r>
+      <w:proofErr w:type="spellStart"/>
+      <w:r>
+        <w:rPr>
+          <w:rStyle w:val="Strong"/>
+          <w:b/>
+          <w:bCs w:val="0"/>
+        </w:rPr>
+        <w:t>Keyframes</w:t>
+      </w:r>
+      <w:proofErr w:type="spellEnd"/>
+      <w:r>
+        <w:rPr>
+          <w:rStyle w:val="Strong"/>
+          <w:b/>
+          <w:bCs w:val="0"/>
+        </w:rPr>
+        <w:t>)</w:t>
+      </w:r>
+    </w:p>
+    <w:p>
+      <w:pPr>
+        <w:pStyle w:val="NormalWeb"/>
+      </w:pPr>
+      <w:r>
+        <w:t xml:space="preserve">Animations allow elements to </w:t>
+      </w:r>
+      <w:r>
+        <w:rPr>
+          <w:rStyle w:val="Strong"/>
+          <w:rFonts w:eastAsiaTheme="majorEastAsia"/>
+        </w:rPr>
+        <w:t>change styles gradually over time</w:t>
+      </w:r>
+      <w:r>
+        <w:t>. Unlike transitions (which need a trigger like hover), animations can start automatically and repeat infinitely.</w:t>
+      </w:r>
+    </w:p>
+    <w:p>
+      <w:r>
+        <w:pict>
+          <v:rect id="_x0000_i1033" style="width:0;height:1.5pt" o:hralign="center" o:hrstd="t" o:hr="t" fillcolor="#a0a0a0" stroked="f"/>
+        </w:pict>
+      </w:r>
+    </w:p>
+    <w:p>
+      <w:pPr>
+        <w:pStyle w:val="Heading3"/>
+      </w:pPr>
+      <w:r>
+        <w:rPr>
+          <w:rStyle w:val="Strong"/>
+          <w:b/>
+          <w:bCs w:val="0"/>
+        </w:rPr>
+        <w:t>5.1 Key Animation Properties</w:t>
+      </w:r>
+    </w:p>
+    <w:tbl>
+      <w:tblPr>
+        <w:tblW w:w="0" w:type="auto"/>
+        <w:tblCellSpacing w:w="15" w:type="dxa"/>
+        <w:tblCellMar>
+          <w:top w:w="15" w:type="dxa"/>
+          <w:left w:w="15" w:type="dxa"/>
+          <w:bottom w:w="15" w:type="dxa"/>
+          <w:right w:w="15" w:type="dxa"/>
+        </w:tblCellMar>
+        <w:tblLook w:val="04A0" w:firstRow="1" w:lastRow="0" w:firstColumn="1" w:lastColumn="0" w:noHBand="0" w:noVBand="1"/>
+      </w:tblPr>
+      <w:tblGrid>
+        <w:gridCol w:w="2040"/>
+        <w:gridCol w:w="3649"/>
+        <w:gridCol w:w="3671"/>
+      </w:tblGrid>
+      <w:tr>
+        <w:trPr>
+          <w:tblHeader/>
+          <w:tblCellSpacing w:w="15" w:type="dxa"/>
+        </w:trPr>
+        <w:tc>
+          <w:tcPr>
+            <w:tcW w:w="0" w:type="auto"/>
+            <w:vAlign w:val="center"/>
+            <w:hideMark/>
+          </w:tcPr>
+          <w:p>
+            <w:pPr>
+              <w:jc w:val="center"/>
+              <w:rPr>
+                <w:b/>
+                <w:bCs/>
+              </w:rPr>
+            </w:pPr>
+            <w:r>
+              <w:rPr>
+                <w:b/>
+                <w:bCs/>
+              </w:rPr>
+              <w:t>Property</w:t>
+            </w:r>
+          </w:p>
+        </w:tc>
+        <w:tc>
+          <w:tcPr>
+            <w:tcW w:w="0" w:type="auto"/>
+            <w:vAlign w:val="center"/>
+            <w:hideMark/>
+          </w:tcPr>
+          <w:p>
+            <w:pPr>
+              <w:jc w:val="center"/>
+              <w:rPr>
+                <w:b/>
+                <w:bCs/>
+              </w:rPr>
+            </w:pPr>
+            <w:r>
+              <w:rPr>
+                <w:b/>
+                <w:bCs/>
+              </w:rPr>
+              <w:t>Description</w:t>
+            </w:r>
+          </w:p>
+        </w:tc>
+        <w:tc>
+          <w:tcPr>
+            <w:tcW w:w="0" w:type="auto"/>
+            <w:vAlign w:val="center"/>
+            <w:hideMark/>
+          </w:tcPr>
+          <w:p>
+            <w:pPr>
+              <w:jc w:val="center"/>
+              <w:rPr>
+                <w:b/>
+                <w:bCs/>
+              </w:rPr>
+            </w:pPr>
+            <w:r>
+              <w:rPr>
+                <w:b/>
+                <w:bCs/>
+              </w:rPr>
+              <w:t>Example</w:t>
+            </w:r>
+          </w:p>
+        </w:tc>
+      </w:tr>
+      <w:tr>
+        <w:trPr>
+          <w:tblCellSpacing w:w="15" w:type="dxa"/>
+        </w:trPr>
+        <w:tc>
+          <w:tcPr>
+            <w:tcW w:w="0" w:type="auto"/>
+            <w:vAlign w:val="center"/>
+            <w:hideMark/>
+          </w:tcPr>
+          <w:p>
+            <w:r>
+              <w:rPr>
+                <w:rStyle w:val="HTMLCode"/>
+                <w:rFonts w:eastAsiaTheme="minorHAnsi"/>
+              </w:rPr>
+              <w:t>@</w:t>
+            </w:r>
+            <w:proofErr w:type="spellStart"/>
+            <w:r>
+              <w:rPr>
+                <w:rStyle w:val="HTMLCode"/>
+                <w:rFonts w:eastAsiaTheme="minorHAnsi"/>
+              </w:rPr>
+              <w:t>keyframes</w:t>
+            </w:r>
+            <w:proofErr w:type="spellEnd"/>
+          </w:p>
+        </w:tc>
+        <w:tc>
+          <w:tcPr>
+            <w:tcW w:w="0" w:type="auto"/>
+            <w:vAlign w:val="center"/>
+            <w:hideMark/>
+          </w:tcPr>
+          <w:p>
+            <w:r>
+              <w:t>Defines the stages of animation.</w:t>
+            </w:r>
+          </w:p>
+        </w:tc>
+        <w:tc>
+          <w:tcPr>
+            <w:tcW w:w="0" w:type="auto"/>
+            <w:vAlign w:val="center"/>
+            <w:hideMark/>
+          </w:tcPr>
+          <w:p>
+            <w:r>
+              <w:rPr>
+                <w:rStyle w:val="HTMLCode"/>
+                <w:rFonts w:eastAsiaTheme="minorHAnsi"/>
+              </w:rPr>
+              <w:t>@</w:t>
+            </w:r>
+            <w:proofErr w:type="spellStart"/>
+            <w:r>
+              <w:rPr>
+                <w:rStyle w:val="HTMLCode"/>
+                <w:rFonts w:eastAsiaTheme="minorHAnsi"/>
+              </w:rPr>
+              <w:t>keyframes</w:t>
+            </w:r>
+            <w:proofErr w:type="spellEnd"/>
+            <w:r>
+              <w:rPr>
+                <w:rStyle w:val="HTMLCode"/>
+                <w:rFonts w:eastAsiaTheme="minorHAnsi"/>
+              </w:rPr>
+              <w:t xml:space="preserve"> </w:t>
+            </w:r>
+            <w:proofErr w:type="spellStart"/>
+            <w:r>
+              <w:rPr>
+                <w:rStyle w:val="HTMLCode"/>
+                <w:rFonts w:eastAsiaTheme="minorHAnsi"/>
+              </w:rPr>
+              <w:t>fadeIn</w:t>
+            </w:r>
+            <w:proofErr w:type="spellEnd"/>
+            <w:r>
+              <w:rPr>
+                <w:rStyle w:val="HTMLCode"/>
+                <w:rFonts w:eastAsiaTheme="minorHAnsi"/>
+              </w:rPr>
+              <w:t xml:space="preserve"> { from {opacity: 0;} to {opacity: 1;} }</w:t>
+            </w:r>
+          </w:p>
+        </w:tc>
+      </w:tr>
+      <w:tr>
+        <w:trPr>
+          <w:tblCellSpacing w:w="15" w:type="dxa"/>
+        </w:trPr>
+        <w:tc>
+          <w:tcPr>
+            <w:tcW w:w="0" w:type="auto"/>
+            <w:vAlign w:val="center"/>
+            <w:hideMark/>
+          </w:tcPr>
+          <w:p>
+            <w:r>
+              <w:rPr>
+                <w:rStyle w:val="HTMLCode"/>
+                <w:rFonts w:eastAsiaTheme="minorHAnsi"/>
+              </w:rPr>
+              <w:t>animation-name</w:t>
+            </w:r>
+          </w:p>
+        </w:tc>
+        <w:tc>
+          <w:tcPr>
+            <w:tcW w:w="0" w:type="auto"/>
+            <w:vAlign w:val="center"/>
+            <w:hideMark/>
+          </w:tcPr>
+          <w:p>
+            <w:r>
+              <w:t xml:space="preserve">The name of the defined </w:t>
+            </w:r>
+            <w:proofErr w:type="spellStart"/>
+            <w:r>
+              <w:t>keyframe</w:t>
+            </w:r>
+            <w:proofErr w:type="spellEnd"/>
+            <w:r>
+              <w:t>.</w:t>
+            </w:r>
+          </w:p>
+        </w:tc>
+        <w:tc>
+          <w:tcPr>
+            <w:tcW w:w="0" w:type="auto"/>
+            <w:vAlign w:val="center"/>
+            <w:hideMark/>
+          </w:tcPr>
+          <w:p>
+            <w:r>
+              <w:rPr>
+                <w:rStyle w:val="HTMLCode"/>
+                <w:rFonts w:eastAsiaTheme="minorHAnsi"/>
+              </w:rPr>
+              <w:t xml:space="preserve">animation-name: </w:t>
+            </w:r>
+            <w:proofErr w:type="spellStart"/>
+            <w:r>
+              <w:rPr>
+                <w:rStyle w:val="HTMLCode"/>
+                <w:rFonts w:eastAsiaTheme="minorHAnsi"/>
+              </w:rPr>
+              <w:t>fadeIn</w:t>
+            </w:r>
+            <w:proofErr w:type="spellEnd"/>
+            <w:r>
+              <w:rPr>
+                <w:rStyle w:val="HTMLCode"/>
+                <w:rFonts w:eastAsiaTheme="minorHAnsi"/>
+              </w:rPr>
+              <w:t>;</w:t>
+            </w:r>
+          </w:p>
+        </w:tc>
+      </w:tr>
+      <w:tr>
+        <w:trPr>
+          <w:tblCellSpacing w:w="15" w:type="dxa"/>
+        </w:trPr>
+        <w:tc>
+          <w:tcPr>
+            <w:tcW w:w="0" w:type="auto"/>
+            <w:vAlign w:val="center"/>
+            <w:hideMark/>
+          </w:tcPr>
+          <w:p>
+            <w:r>
+              <w:rPr>
+                <w:rStyle w:val="HTMLCode"/>
+                <w:rFonts w:eastAsiaTheme="minorHAnsi"/>
+              </w:rPr>
+              <w:t>animation-duration</w:t>
+            </w:r>
+          </w:p>
+        </w:tc>
+        <w:tc>
+          <w:tcPr>
+            <w:tcW w:w="0" w:type="auto"/>
+            <w:vAlign w:val="center"/>
+            <w:hideMark/>
+          </w:tcPr>
+          <w:p>
+            <w:r>
+              <w:t>Time taken to complete one cycle.</w:t>
+            </w:r>
+          </w:p>
+        </w:tc>
+        <w:tc>
+          <w:tcPr>
+            <w:tcW w:w="0" w:type="auto"/>
+            <w:vAlign w:val="center"/>
+            <w:hideMark/>
+          </w:tcPr>
+          <w:p>
+            <w:r>
+              <w:rPr>
+                <w:rStyle w:val="HTMLCode"/>
+                <w:rFonts w:eastAsiaTheme="minorHAnsi"/>
+              </w:rPr>
+              <w:t>animation-duration: 3s;</w:t>
+            </w:r>
+          </w:p>
+        </w:tc>
+      </w:tr>
+      <w:tr>
+        <w:trPr>
+          <w:tblCellSpacing w:w="15" w:type="dxa"/>
+        </w:trPr>
+        <w:tc>
+          <w:tcPr>
+            <w:tcW w:w="0" w:type="auto"/>
+            <w:vAlign w:val="center"/>
+            <w:hideMark/>
+          </w:tcPr>
+          <w:p>
+            <w:r>
+              <w:rPr>
+                <w:rStyle w:val="HTMLCode"/>
+                <w:rFonts w:eastAsiaTheme="minorHAnsi"/>
+              </w:rPr>
+              <w:t>animation-timing-function</w:t>
+            </w:r>
+          </w:p>
+        </w:tc>
+        <w:tc>
+          <w:tcPr>
+            <w:tcW w:w="0" w:type="auto"/>
+            <w:vAlign w:val="center"/>
+            <w:hideMark/>
+          </w:tcPr>
+          <w:p>
+            <w:r>
+              <w:t>Speed curve of animation (ease, linear, ease-in, ease-out, cubic-</w:t>
+            </w:r>
+            <w:proofErr w:type="spellStart"/>
+            <w:r>
+              <w:t>bezier</w:t>
+            </w:r>
+            <w:proofErr w:type="spellEnd"/>
+            <w:r>
+              <w:t>).</w:t>
+            </w:r>
+          </w:p>
+        </w:tc>
+        <w:tc>
+          <w:tcPr>
+            <w:tcW w:w="0" w:type="auto"/>
+            <w:vAlign w:val="center"/>
+            <w:hideMark/>
+          </w:tcPr>
+          <w:p>
+            <w:r>
+              <w:rPr>
+                <w:rStyle w:val="HTMLCode"/>
+                <w:rFonts w:eastAsiaTheme="minorHAnsi"/>
+              </w:rPr>
+              <w:t>animation-timing-function: ease-in;</w:t>
+            </w:r>
+          </w:p>
+        </w:tc>
+      </w:tr>
+      <w:tr>
+        <w:trPr>
+          <w:tblCellSpacing w:w="15" w:type="dxa"/>
+        </w:trPr>
+        <w:tc>
+          <w:tcPr>
+            <w:tcW w:w="0" w:type="auto"/>
+            <w:vAlign w:val="center"/>
+            <w:hideMark/>
+          </w:tcPr>
+          <w:p>
+            <w:r>
+              <w:rPr>
+                <w:rStyle w:val="HTMLCode"/>
+                <w:rFonts w:eastAsiaTheme="minorHAnsi"/>
+              </w:rPr>
+              <w:t>animation-delay</w:t>
+            </w:r>
+          </w:p>
+        </w:tc>
+        <w:tc>
+          <w:tcPr>
+            <w:tcW w:w="0" w:type="auto"/>
+            <w:vAlign w:val="center"/>
+            <w:hideMark/>
+          </w:tcPr>
+          <w:p>
+            <w:r>
+              <w:t>Delay before animation starts.</w:t>
+            </w:r>
+          </w:p>
+        </w:tc>
+        <w:tc>
+          <w:tcPr>
+            <w:tcW w:w="0" w:type="auto"/>
+            <w:vAlign w:val="center"/>
+            <w:hideMark/>
+          </w:tcPr>
+          <w:p>
+            <w:r>
+              <w:rPr>
+                <w:rStyle w:val="HTMLCode"/>
+                <w:rFonts w:eastAsiaTheme="minorHAnsi"/>
+              </w:rPr>
+              <w:t>animation-delay: 1s;</w:t>
+            </w:r>
+          </w:p>
+        </w:tc>
+      </w:tr>
+      <w:tr>
+        <w:trPr>
+          <w:tblCellSpacing w:w="15" w:type="dxa"/>
+        </w:trPr>
+        <w:tc>
+          <w:tcPr>
+            <w:tcW w:w="0" w:type="auto"/>
+            <w:vAlign w:val="center"/>
+            <w:hideMark/>
+          </w:tcPr>
+          <w:p>
+            <w:r>
+              <w:rPr>
+                <w:rStyle w:val="HTMLCode"/>
+                <w:rFonts w:eastAsiaTheme="minorHAnsi"/>
+              </w:rPr>
+              <w:t>animation-iteration-count</w:t>
+            </w:r>
+          </w:p>
+        </w:tc>
+        <w:tc>
+          <w:tcPr>
+            <w:tcW w:w="0" w:type="auto"/>
+            <w:vAlign w:val="center"/>
+            <w:hideMark/>
+          </w:tcPr>
+          <w:p>
+            <w:r>
+              <w:t>Number of times animation repeats (or infinite).</w:t>
+            </w:r>
+          </w:p>
+        </w:tc>
+        <w:tc>
+          <w:tcPr>
+            <w:tcW w:w="0" w:type="auto"/>
+            <w:vAlign w:val="center"/>
+            <w:hideMark/>
+          </w:tcPr>
+          <w:p>
+            <w:r>
+              <w:rPr>
+                <w:rStyle w:val="HTMLCode"/>
+                <w:rFonts w:eastAsiaTheme="minorHAnsi"/>
+              </w:rPr>
+              <w:t>animation-iteration-count: infinite;</w:t>
+            </w:r>
+          </w:p>
+        </w:tc>
+      </w:tr>
+      <w:tr>
+        <w:trPr>
+          <w:tblCellSpacing w:w="15" w:type="dxa"/>
+        </w:trPr>
+        <w:tc>
+          <w:tcPr>
+            <w:tcW w:w="0" w:type="auto"/>
+            <w:vAlign w:val="center"/>
+            <w:hideMark/>
+          </w:tcPr>
+          <w:p>
+            <w:r>
+              <w:rPr>
+                <w:rStyle w:val="HTMLCode"/>
+                <w:rFonts w:eastAsiaTheme="minorHAnsi"/>
+              </w:rPr>
+              <w:t>animation-direction</w:t>
+            </w:r>
+          </w:p>
+        </w:tc>
+        <w:tc>
+          <w:tcPr>
+            <w:tcW w:w="0" w:type="auto"/>
+            <w:vAlign w:val="center"/>
+            <w:hideMark/>
+          </w:tcPr>
+          <w:p>
+            <w:r>
+              <w:t>Direction (normal, reverse, alternate).</w:t>
+            </w:r>
+          </w:p>
+        </w:tc>
+        <w:tc>
+          <w:tcPr>
+            <w:tcW w:w="0" w:type="auto"/>
+            <w:vAlign w:val="center"/>
+            <w:hideMark/>
+          </w:tcPr>
+          <w:p>
+            <w:r>
+              <w:rPr>
+                <w:rStyle w:val="HTMLCode"/>
+                <w:rFonts w:eastAsiaTheme="minorHAnsi"/>
+              </w:rPr>
+              <w:t>animation-direction: alternate;</w:t>
+            </w:r>
+          </w:p>
+        </w:tc>
+      </w:tr>
+      <w:tr>
+        <w:trPr>
+          <w:tblCellSpacing w:w="15" w:type="dxa"/>
+        </w:trPr>
+        <w:tc>
+          <w:tcPr>
+            <w:tcW w:w="0" w:type="auto"/>
+            <w:vAlign w:val="center"/>
+            <w:hideMark/>
+          </w:tcPr>
+          <w:p>
+            <w:r>
+              <w:rPr>
+                <w:rStyle w:val="HTMLCode"/>
+                <w:rFonts w:eastAsiaTheme="minorHAnsi"/>
+              </w:rPr>
+              <w:t>animation-fill-mode</w:t>
+            </w:r>
+          </w:p>
+        </w:tc>
+        <w:tc>
+          <w:tcPr>
+            <w:tcW w:w="0" w:type="auto"/>
+            <w:vAlign w:val="center"/>
+            <w:hideMark/>
+          </w:tcPr>
+          <w:p>
+            <w:r>
+              <w:t>Defines what styles apply before/after animation.</w:t>
+            </w:r>
+          </w:p>
+        </w:tc>
+        <w:tc>
+          <w:tcPr>
+            <w:tcW w:w="0" w:type="auto"/>
+            <w:vAlign w:val="center"/>
+            <w:hideMark/>
+          </w:tcPr>
+          <w:p>
+            <w:r>
+              <w:rPr>
+                <w:rStyle w:val="HTMLCode"/>
+                <w:rFonts w:eastAsiaTheme="minorHAnsi"/>
+              </w:rPr>
+              <w:t>animation-fill-mode: forwards;</w:t>
+            </w:r>
+          </w:p>
+        </w:tc>
+      </w:tr>
+    </w:tbl>
+    <w:p>
+      <w:r>
+        <w:pict>
+          <v:rect id="_x0000_i1034" style="width:0;height:1.5pt" o:hralign="center" o:hrstd="t" o:hr="t" fillcolor="#a0a0a0" stroked="f"/>
+        </w:pict>
+      </w:r>
+    </w:p>
+    <w:p>
+      <w:pPr>
+        <w:pStyle w:val="Heading3"/>
+      </w:pPr>
+      <w:r>
+        <w:rPr>
+          <w:rStyle w:val="Strong"/>
+          <w:b/>
+          <w:bCs w:val="0"/>
+        </w:rPr>
+        <w:t xml:space="preserve">5.2 </w:t>
+      </w:r>
+      <w:proofErr w:type="spellStart"/>
+      <w:r>
+        <w:rPr>
+          <w:rStyle w:val="Strong"/>
+          <w:b/>
+          <w:bCs w:val="0"/>
+        </w:rPr>
+        <w:t>Keyframe</w:t>
+      </w:r>
+      <w:proofErr w:type="spellEnd"/>
+      <w:r>
+        <w:rPr>
+          <w:rStyle w:val="Strong"/>
+          <w:b/>
+          <w:bCs w:val="0"/>
+        </w:rPr>
+        <w:t xml:space="preserve"> Example (Theory + Syntax)</w:t>
+      </w:r>
+    </w:p>
+    <w:p>
+      <w:pPr>
+        <w:pStyle w:val="NormalWeb"/>
+      </w:pPr>
+      <w:r>
+        <w:rPr>
+          <w:rStyle w:val="Strong"/>
+          <w:rFonts w:eastAsiaTheme="majorEastAsia"/>
+        </w:rPr>
+        <w:t>Key Idea:</w:t>
+      </w:r>
+      <w:r>
+        <w:t xml:space="preserve"> </w:t>
+      </w:r>
+      <w:proofErr w:type="spellStart"/>
+      <w:r>
+        <w:t>Keyframes</w:t>
+      </w:r>
+      <w:proofErr w:type="spellEnd"/>
+      <w:r>
+        <w:t xml:space="preserve"> define </w:t>
+      </w:r>
+      <w:r>
+        <w:rPr>
+          <w:rStyle w:val="Strong"/>
+          <w:rFonts w:eastAsiaTheme="majorEastAsia"/>
+        </w:rPr>
+        <w:t>stages</w:t>
+      </w:r>
+      <w:r>
+        <w:t xml:space="preserve"> of animation.</w:t>
+      </w:r>
+    </w:p>
+    <w:p>
+      <w:pPr>
+        <w:pStyle w:val="NormalWeb"/>
+        <w:numPr>
+          <w:ilvl w:val="0"/>
+          <w:numId w:val="68"/>
+        </w:numPr>
+      </w:pPr>
+      <w:proofErr w:type="gramStart"/>
+      <w:r>
+        <w:rPr>
+          <w:rStyle w:val="HTMLCode"/>
+        </w:rPr>
+        <w:t>from</w:t>
+      </w:r>
+      <w:proofErr w:type="gramEnd"/>
+      <w:r>
+        <w:t xml:space="preserve"> → starting state.</w:t>
+      </w:r>
+    </w:p>
+    <w:p>
+      <w:pPr>
+        <w:pStyle w:val="NormalWeb"/>
+        <w:numPr>
+          <w:ilvl w:val="0"/>
+          <w:numId w:val="68"/>
+        </w:numPr>
+      </w:pPr>
+      <w:proofErr w:type="gramStart"/>
+      <w:r>
+        <w:rPr>
+          <w:rStyle w:val="HTMLCode"/>
+        </w:rPr>
+        <w:t>to</w:t>
+      </w:r>
+      <w:proofErr w:type="gramEnd"/>
+      <w:r>
+        <w:t xml:space="preserve"> → ending state.</w:t>
+      </w:r>
+    </w:p>
+    <w:p>
+      <w:pPr>
+        <w:pStyle w:val="NormalWeb"/>
+        <w:numPr>
+          <w:ilvl w:val="0"/>
+          <w:numId w:val="68"/>
+        </w:numPr>
+      </w:pPr>
+      <w:r>
+        <w:t>Percentages (0%, 50%, 100%) → multiple stages.</w:t>
+      </w:r>
+    </w:p>
+    <w:p>
+      <w:pPr>
+        <w:pStyle w:val="HTMLPreformatted"/>
+        <w:rPr>
+          <w:rStyle w:val="HTMLCode"/>
+        </w:rPr>
+      </w:pPr>
+      <w:r>
+        <w:rPr>
+          <w:rStyle w:val="hljs-keyword"/>
+        </w:rPr>
+        <w:t>@</w:t>
+      </w:r>
+      <w:proofErr w:type="spellStart"/>
+      <w:r>
+        <w:rPr>
+          <w:rStyle w:val="hljs-keyword"/>
+        </w:rPr>
+        <w:t>keyframes</w:t>
+      </w:r>
+      <w:proofErr w:type="spellEnd"/>
+      <w:r>
+        <w:rPr>
+          <w:rStyle w:val="HTMLCode"/>
+        </w:rPr>
+        <w:t xml:space="preserve"> bounce {</w:t>
+      </w:r>
+    </w:p>
+    <w:p>
+      <w:pPr>
+        <w:pStyle w:val="HTMLPreformatted"/>
+        <w:rPr>
+          <w:rStyle w:val="HTMLCode"/>
+        </w:rPr>
+      </w:pPr>
+      <w:r>
+        <w:rPr>
+          <w:rStyle w:val="HTMLCode"/>
+        </w:rPr>
+        <w:t xml:space="preserve">  </w:t>
+      </w:r>
+      <w:r>
+        <w:rPr>
+          <w:rStyle w:val="hljs-number"/>
+        </w:rPr>
+        <w:t>0%</w:t>
+      </w:r>
+      <w:r>
+        <w:rPr>
+          <w:rStyle w:val="HTMLCode"/>
+        </w:rPr>
+        <w:t xml:space="preserve">   </w:t>
+      </w:r>
+      <w:proofErr w:type="gramStart"/>
+      <w:r>
+        <w:rPr>
+          <w:rStyle w:val="HTMLCode"/>
+        </w:rPr>
+        <w:t xml:space="preserve">{ </w:t>
+      </w:r>
+      <w:r>
+        <w:rPr>
+          <w:rStyle w:val="hljs-attribute"/>
+        </w:rPr>
+        <w:t>transform</w:t>
+      </w:r>
+      <w:proofErr w:type="gramEnd"/>
+      <w:r>
+        <w:rPr>
+          <w:rStyle w:val="HTMLCode"/>
+        </w:rPr>
+        <w:t xml:space="preserve">: </w:t>
+      </w:r>
+      <w:proofErr w:type="spellStart"/>
+      <w:r>
+        <w:rPr>
+          <w:rStyle w:val="hljs-builtin"/>
+          <w:rFonts w:eastAsiaTheme="majorEastAsia"/>
+        </w:rPr>
+        <w:t>translateY</w:t>
+      </w:r>
+      <w:proofErr w:type="spellEnd"/>
+      <w:r>
+        <w:rPr>
+          <w:rStyle w:val="HTMLCode"/>
+        </w:rPr>
+        <w:t>(</w:t>
+      </w:r>
+      <w:r>
+        <w:rPr>
+          <w:rStyle w:val="hljs-number"/>
+        </w:rPr>
+        <w:t>0</w:t>
+      </w:r>
+      <w:r>
+        <w:rPr>
+          <w:rStyle w:val="HTMLCode"/>
+        </w:rPr>
+        <w:t>); }</w:t>
+      </w:r>
+    </w:p>
+    <w:p>
+      <w:pPr>
+        <w:pStyle w:val="HTMLPreformatted"/>
+        <w:rPr>
+          <w:rStyle w:val="HTMLCode"/>
+        </w:rPr>
+      </w:pPr>
+      <w:r>
+        <w:rPr>
+          <w:rStyle w:val="HTMLCode"/>
+        </w:rPr>
+        <w:t xml:space="preserve">  </w:t>
+      </w:r>
+      <w:r>
+        <w:rPr>
+          <w:rStyle w:val="hljs-number"/>
+        </w:rPr>
+        <w:t>50</w:t>
+      </w:r>
+      <w:proofErr w:type="gramStart"/>
+      <w:r>
+        <w:rPr>
+          <w:rStyle w:val="hljs-number"/>
+        </w:rPr>
+        <w:t>%</w:t>
+      </w:r>
+      <w:r>
+        <w:rPr>
+          <w:rStyle w:val="HTMLCode"/>
+        </w:rPr>
+        <w:t xml:space="preserve">  {</w:t>
+      </w:r>
+      <w:proofErr w:type="gramEnd"/>
+      <w:r>
+        <w:rPr>
+          <w:rStyle w:val="HTMLCode"/>
+        </w:rPr>
+        <w:t xml:space="preserve"> </w:t>
+      </w:r>
+      <w:r>
+        <w:rPr>
+          <w:rStyle w:val="hljs-attribute"/>
+        </w:rPr>
+        <w:t>transform</w:t>
+      </w:r>
+      <w:r>
+        <w:rPr>
+          <w:rStyle w:val="HTMLCode"/>
+        </w:rPr>
+        <w:t xml:space="preserve">: </w:t>
+      </w:r>
+      <w:proofErr w:type="spellStart"/>
+      <w:r>
+        <w:rPr>
+          <w:rStyle w:val="hljs-builtin"/>
+          <w:rFonts w:eastAsiaTheme="majorEastAsia"/>
+        </w:rPr>
+        <w:t>translateY</w:t>
+      </w:r>
+      <w:proofErr w:type="spellEnd"/>
+      <w:r>
+        <w:rPr>
+          <w:rStyle w:val="HTMLCode"/>
+        </w:rPr>
+        <w:t>(-</w:t>
+      </w:r>
+      <w:r>
+        <w:rPr>
+          <w:rStyle w:val="hljs-number"/>
+        </w:rPr>
+        <w:t>50px</w:t>
+      </w:r>
+      <w:r>
+        <w:rPr>
+          <w:rStyle w:val="HTMLCode"/>
+        </w:rPr>
+        <w:t>); }</w:t>
+      </w:r>
+    </w:p>
+    <w:p>
+      <w:pPr>
+        <w:pStyle w:val="HTMLPreformatted"/>
+        <w:rPr>
+          <w:rStyle w:val="HTMLCode"/>
+        </w:rPr>
+      </w:pPr>
+      <w:r>
+        <w:rPr>
+          <w:rStyle w:val="HTMLCode"/>
+        </w:rPr>
+        <w:lastRenderedPageBreak/>
+        <w:t xml:space="preserve">  </w:t>
+      </w:r>
+      <w:r>
+        <w:rPr>
+          <w:rStyle w:val="hljs-number"/>
+        </w:rPr>
+        <w:t>100%</w:t>
+      </w:r>
+      <w:r>
+        <w:rPr>
+          <w:rStyle w:val="HTMLCode"/>
+        </w:rPr>
+        <w:t xml:space="preserve"> </w:t>
+      </w:r>
+      <w:proofErr w:type="gramStart"/>
+      <w:r>
+        <w:rPr>
+          <w:rStyle w:val="HTMLCode"/>
+        </w:rPr>
+        <w:t xml:space="preserve">{ </w:t>
+      </w:r>
+      <w:r>
+        <w:rPr>
+          <w:rStyle w:val="hljs-attribute"/>
+        </w:rPr>
+        <w:t>transform</w:t>
+      </w:r>
+      <w:proofErr w:type="gramEnd"/>
+      <w:r>
+        <w:rPr>
+          <w:rStyle w:val="HTMLCode"/>
+        </w:rPr>
+        <w:t xml:space="preserve">: </w:t>
+      </w:r>
+      <w:proofErr w:type="spellStart"/>
+      <w:r>
+        <w:rPr>
+          <w:rStyle w:val="hljs-builtin"/>
+          <w:rFonts w:eastAsiaTheme="majorEastAsia"/>
+        </w:rPr>
+        <w:t>translateY</w:t>
+      </w:r>
+      <w:proofErr w:type="spellEnd"/>
+      <w:r>
+        <w:rPr>
+          <w:rStyle w:val="HTMLCode"/>
+        </w:rPr>
+        <w:t>(</w:t>
+      </w:r>
+      <w:r>
+        <w:rPr>
+          <w:rStyle w:val="hljs-number"/>
+        </w:rPr>
+        <w:t>0</w:t>
+      </w:r>
+      <w:r>
+        <w:rPr>
+          <w:rStyle w:val="HTMLCode"/>
+        </w:rPr>
+        <w:t>); }</w:t>
+      </w:r>
+    </w:p>
+    <w:p>
+      <w:pPr>
+        <w:pStyle w:val="HTMLPreformatted"/>
+        <w:rPr>
+          <w:rStyle w:val="HTMLCode"/>
+        </w:rPr>
+      </w:pPr>
+      <w:r>
+        <w:rPr>
+          <w:rStyle w:val="HTMLCode"/>
+        </w:rPr>
+        <w:t>}</w:t>
+      </w:r>
+    </w:p>
+    <w:p>
+      <w:pPr>
+        <w:pStyle w:val="HTMLPreformatted"/>
+        <w:rPr>
+          <w:rStyle w:val="HTMLCode"/>
+        </w:rPr>
+      </w:pPr>
+    </w:p>
+    <w:p>
+      <w:pPr>
+        <w:pStyle w:val="HTMLPreformatted"/>
+        <w:rPr>
+          <w:rStyle w:val="HTMLCode"/>
+        </w:rPr>
+      </w:pPr>
+      <w:r>
+        <w:rPr>
+          <w:rStyle w:val="hljs-selector-class"/>
+        </w:rPr>
+        <w:t>.box</w:t>
+      </w:r>
+      <w:r>
+        <w:rPr>
+          <w:rStyle w:val="HTMLCode"/>
+        </w:rPr>
+        <w:t xml:space="preserve"> {</w:t>
+      </w:r>
+    </w:p>
+    <w:p>
+      <w:pPr>
+        <w:pStyle w:val="HTMLPreformatted"/>
+        <w:rPr>
+          <w:rStyle w:val="HTMLCode"/>
+        </w:rPr>
+      </w:pPr>
+      <w:r>
+        <w:rPr>
+          <w:rStyle w:val="HTMLCode"/>
+        </w:rPr>
+        <w:t xml:space="preserve">  </w:t>
+      </w:r>
+      <w:proofErr w:type="gramStart"/>
+      <w:r>
+        <w:rPr>
+          <w:rStyle w:val="hljs-attribute"/>
+        </w:rPr>
+        <w:t>animation</w:t>
+      </w:r>
+      <w:proofErr w:type="gramEnd"/>
+      <w:r>
+        <w:rPr>
+          <w:rStyle w:val="HTMLCode"/>
+        </w:rPr>
+        <w:t xml:space="preserve">: bounce </w:t>
+      </w:r>
+      <w:r>
+        <w:rPr>
+          <w:rStyle w:val="hljs-number"/>
+        </w:rPr>
+        <w:t>2s</w:t>
+      </w:r>
+      <w:r>
+        <w:rPr>
+          <w:rStyle w:val="HTMLCode"/>
+        </w:rPr>
+        <w:t xml:space="preserve"> infinite;</w:t>
+      </w:r>
+    </w:p>
+    <w:p>
+      <w:pPr>
+        <w:pStyle w:val="HTMLPreformatted"/>
+        <w:rPr>
+          <w:rStyle w:val="HTMLCode"/>
+        </w:rPr>
+      </w:pPr>
+      <w:r>
+        <w:rPr>
+          <w:rStyle w:val="HTMLCode"/>
+        </w:rPr>
+        <w:t>}</w:t>
+      </w:r>
+    </w:p>
+    <w:p>
+      <w:r>
+        <w:pict>
+          <v:rect id="_x0000_i1035" style="width:0;height:1.5pt" o:hralign="center" o:hrstd="t" o:hr="t" fillcolor="#a0a0a0" stroked="f"/>
+        </w:pict>
+      </w:r>
+    </w:p>
+    <w:p>
+      <w:pPr>
+        <w:pStyle w:val="Heading2"/>
+      </w:pPr>
+      <w:r>
+        <w:rPr>
+          <w:rStyle w:val="Strong"/>
+          <w:b/>
+          <w:bCs w:val="0"/>
+        </w:rPr>
+        <w:t>6. Media Queries</w:t>
+      </w:r>
+    </w:p>
+    <w:p>
+      <w:pPr>
+        <w:pStyle w:val="NormalWeb"/>
+      </w:pPr>
+      <w:r>
+        <w:t xml:space="preserve">Media queries allow developers to </w:t>
+      </w:r>
+      <w:r>
+        <w:rPr>
+          <w:rStyle w:val="Strong"/>
+          <w:rFonts w:eastAsiaTheme="majorEastAsia"/>
+        </w:rPr>
+        <w:t>apply different styles based on device properties</w:t>
+      </w:r>
+      <w:r>
+        <w:t xml:space="preserve"> (screen width, orientation, </w:t>
+      </w:r>
+      <w:proofErr w:type="gramStart"/>
+      <w:r>
+        <w:t>resolution</w:t>
+      </w:r>
+      <w:proofErr w:type="gramEnd"/>
+      <w:r>
+        <w:t xml:space="preserve">). They are the foundation of </w:t>
+      </w:r>
+      <w:r>
+        <w:rPr>
+          <w:rStyle w:val="Strong"/>
+          <w:rFonts w:eastAsiaTheme="majorEastAsia"/>
+        </w:rPr>
+        <w:t>responsive web design</w:t>
+      </w:r>
+      <w:r>
+        <w:t>.</w:t>
+      </w:r>
+    </w:p>
+    <w:p>
+      <w:r>
+        <w:pict>
+          <v:rect id="_x0000_i1036" style="width:0;height:1.5pt" o:hralign="center" o:hrstd="t" o:hr="t" fillcolor="#a0a0a0" stroked="f"/>
+        </w:pict>
+      </w:r>
+    </w:p>
+    <w:p>
+      <w:pPr>
+        <w:pStyle w:val="Heading3"/>
+      </w:pPr>
+      <w:r>
+        <w:rPr>
+          <w:rStyle w:val="Strong"/>
+          <w:b/>
+          <w:bCs w:val="0"/>
+        </w:rPr>
+        <w:t>6.1 Media Query Syntax</w:t>
+      </w:r>
+    </w:p>
+    <w:p>
+      <w:pPr>
+        <w:pStyle w:val="HTMLPreformatted"/>
+        <w:rPr>
+          <w:rStyle w:val="HTMLCode"/>
+        </w:rPr>
+      </w:pPr>
+      <w:r>
+        <w:rPr>
+          <w:rStyle w:val="hljs-keyword"/>
+        </w:rPr>
+        <w:t>@media</w:t>
+      </w:r>
+      <w:r>
+        <w:rPr>
+          <w:rStyle w:val="HTMLCode"/>
+        </w:rPr>
+        <w:t xml:space="preserve"> (condition) {</w:t>
+      </w:r>
+    </w:p>
+    <w:p>
+      <w:pPr>
+        <w:pStyle w:val="HTMLPreformatted"/>
+        <w:rPr>
+          <w:rStyle w:val="HTMLCode"/>
+        </w:rPr>
+      </w:pPr>
+      <w:r>
+        <w:rPr>
+          <w:rStyle w:val="HTMLCode"/>
+        </w:rPr>
+        <w:t xml:space="preserve">   </w:t>
+      </w:r>
+      <w:r>
+        <w:rPr>
+          <w:rStyle w:val="hljs-comment"/>
+        </w:rPr>
+        <w:t>/* CSS rules */</w:t>
+      </w:r>
+    </w:p>
+    <w:p>
+      <w:pPr>
+        <w:pStyle w:val="HTMLPreformatted"/>
+        <w:rPr>
+          <w:rStyle w:val="HTMLCode"/>
+        </w:rPr>
+      </w:pPr>
+      <w:r>
+        <w:rPr>
+          <w:rStyle w:val="HTMLCode"/>
+        </w:rPr>
+        <w:t>}</w:t>
+      </w:r>
+    </w:p>
+    <w:p>
+      <w:r>
+        <w:pict>
+          <v:rect id="_x0000_i1037" style="width:0;height:1.5pt" o:hralign="center" o:hrstd="t" o:hr="t" fillcolor="#a0a0a0" stroked="f"/>
+        </w:pict>
+      </w:r>
+    </w:p>
+    <w:p>
+      <w:pPr>
+        <w:pStyle w:val="Heading3"/>
+      </w:pPr>
+      <w:r>
+        <w:rPr>
+          <w:rStyle w:val="Strong"/>
+          <w:b/>
+          <w:bCs w:val="0"/>
+        </w:rPr>
+        <w:t>6.2 Common Media Query Conditions</w:t>
+      </w:r>
+    </w:p>
+    <w:tbl>
+      <w:tblPr>
+        <w:tblW w:w="0" w:type="auto"/>
+        <w:tblCellSpacing w:w="15" w:type="dxa"/>
+        <w:tblCellMar>
+          <w:top w:w="15" w:type="dxa"/>
+          <w:left w:w="15" w:type="dxa"/>
+          <w:bottom w:w="15" w:type="dxa"/>
+          <w:right w:w="15" w:type="dxa"/>
+        </w:tblCellMar>
+        <w:tblLook w:val="04A0" w:firstRow="1" w:lastRow="0" w:firstColumn="1" w:lastColumn="0" w:noHBand="0" w:noVBand="1"/>
+      </w:tblPr>
+      <w:tblGrid>
+        <w:gridCol w:w="1469"/>
+        <w:gridCol w:w="4948"/>
+        <w:gridCol w:w="2943"/>
+      </w:tblGrid>
+      <w:tr>
+        <w:trPr>
+          <w:tblHeader/>
+          <w:tblCellSpacing w:w="15" w:type="dxa"/>
+        </w:trPr>
+        <w:tc>
+          <w:tcPr>
+            <w:tcW w:w="0" w:type="auto"/>
+            <w:vAlign w:val="center"/>
+            <w:hideMark/>
+          </w:tcPr>
+          <w:p>
+            <w:pPr>
+              <w:jc w:val="center"/>
+              <w:rPr>
+                <w:b/>
+                <w:bCs/>
+              </w:rPr>
+            </w:pPr>
+            <w:r>
+              <w:rPr>
+                <w:b/>
+                <w:bCs/>
+              </w:rPr>
+              <w:t>Feature</w:t>
+            </w:r>
+          </w:p>
+        </w:tc>
+        <w:tc>
+          <w:tcPr>
+            <w:tcW w:w="0" w:type="auto"/>
+            <w:vAlign w:val="center"/>
+            <w:hideMark/>
+          </w:tcPr>
+          <w:p>
+            <w:pPr>
+              <w:jc w:val="center"/>
+              <w:rPr>
+                <w:b/>
+                <w:bCs/>
+              </w:rPr>
+            </w:pPr>
+            <w:r>
+              <w:rPr>
+                <w:b/>
+                <w:bCs/>
+              </w:rPr>
+              <w:t>Description</w:t>
+            </w:r>
+          </w:p>
+        </w:tc>
+        <w:tc>
+          <w:tcPr>
+            <w:tcW w:w="0" w:type="auto"/>
+            <w:vAlign w:val="center"/>
+            <w:hideMark/>
+          </w:tcPr>
+          <w:p>
+            <w:pPr>
+              <w:jc w:val="center"/>
+              <w:rPr>
+                <w:b/>
+                <w:bCs/>
+              </w:rPr>
+            </w:pPr>
+            <w:r>
+              <w:rPr>
+                <w:b/>
+                <w:bCs/>
+              </w:rPr>
+              <w:t>Example</w:t>
+            </w:r>
+          </w:p>
+        </w:tc>
+      </w:tr>
+      <w:tr>
+        <w:trPr>
+          <w:tblCellSpacing w:w="15" w:type="dxa"/>
+        </w:trPr>
+        <w:tc>
+          <w:tcPr>
+            <w:tcW w:w="0" w:type="auto"/>
+            <w:vAlign w:val="center"/>
+            <w:hideMark/>
+          </w:tcPr>
+          <w:p>
+            <w:r>
+              <w:rPr>
+                <w:rStyle w:val="HTMLCode"/>
+                <w:rFonts w:eastAsiaTheme="minorHAnsi"/>
+              </w:rPr>
+              <w:t>max-width</w:t>
+            </w:r>
+          </w:p>
+        </w:tc>
+        <w:tc>
+          <w:tcPr>
+            <w:tcW w:w="0" w:type="auto"/>
+            <w:vAlign w:val="center"/>
+            <w:hideMark/>
+          </w:tcPr>
+          <w:p>
+            <w:r>
+              <w:t xml:space="preserve">Applies styles when viewport width is </w:t>
+            </w:r>
+            <w:r>
+              <w:rPr>
+                <w:rStyle w:val="Strong"/>
+              </w:rPr>
+              <w:t>less than or equal to</w:t>
+            </w:r>
+            <w:r>
+              <w:t xml:space="preserve"> value.</w:t>
+            </w:r>
+          </w:p>
+        </w:tc>
+        <w:tc>
+          <w:tcPr>
+            <w:tcW w:w="0" w:type="auto"/>
+            <w:vAlign w:val="center"/>
+            <w:hideMark/>
+          </w:tcPr>
+          <w:p>
+            <w:r>
+              <w:rPr>
+                <w:rStyle w:val="HTMLCode"/>
+                <w:rFonts w:eastAsiaTheme="minorHAnsi"/>
+              </w:rPr>
+              <w:t>@media (max-width: 768px)</w:t>
+            </w:r>
+          </w:p>
+        </w:tc>
+      </w:tr>
+      <w:tr>
+        <w:trPr>
+          <w:tblCellSpacing w:w="15" w:type="dxa"/>
+        </w:trPr>
+        <w:tc>
+          <w:tcPr>
+            <w:tcW w:w="0" w:type="auto"/>
+            <w:vAlign w:val="center"/>
+            <w:hideMark/>
+          </w:tcPr>
+          <w:p>
+            <w:r>
+              <w:rPr>
+                <w:rStyle w:val="HTMLCode"/>
+                <w:rFonts w:eastAsiaTheme="minorHAnsi"/>
+              </w:rPr>
+              <w:t>min-width</w:t>
+            </w:r>
+          </w:p>
+        </w:tc>
+        <w:tc>
+          <w:tcPr>
+            <w:tcW w:w="0" w:type="auto"/>
+            <w:vAlign w:val="center"/>
+            <w:hideMark/>
+          </w:tcPr>
+          <w:p>
+            <w:r>
+              <w:t xml:space="preserve">Applies styles when viewport width is </w:t>
+            </w:r>
+            <w:r>
+              <w:rPr>
+                <w:rStyle w:val="Strong"/>
+              </w:rPr>
+              <w:t>greater than or equal to</w:t>
+            </w:r>
+            <w:r>
+              <w:t xml:space="preserve"> value.</w:t>
+            </w:r>
+          </w:p>
+        </w:tc>
+        <w:tc>
+          <w:tcPr>
+            <w:tcW w:w="0" w:type="auto"/>
+            <w:vAlign w:val="center"/>
+            <w:hideMark/>
+          </w:tcPr>
+          <w:p>
+            <w:r>
+              <w:rPr>
+                <w:rStyle w:val="HTMLCode"/>
+                <w:rFonts w:eastAsiaTheme="minorHAnsi"/>
+              </w:rPr>
+              <w:t>@media (min-width: 1024px)</w:t>
+            </w:r>
+          </w:p>
+        </w:tc>
+      </w:tr>
+      <w:tr>
+        <w:trPr>
+          <w:tblCellSpacing w:w="15" w:type="dxa"/>
+        </w:trPr>
+        <w:tc>
+          <w:tcPr>
+            <w:tcW w:w="0" w:type="auto"/>
+            <w:vAlign w:val="center"/>
+            <w:hideMark/>
+          </w:tcPr>
+          <w:p>
+            <w:r>
+              <w:rPr>
+                <w:rStyle w:val="HTMLCode"/>
+                <w:rFonts w:eastAsiaTheme="minorHAnsi"/>
+              </w:rPr>
+              <w:t>orientation</w:t>
+            </w:r>
+          </w:p>
+        </w:tc>
+        <w:tc>
+          <w:tcPr>
+            <w:tcW w:w="0" w:type="auto"/>
+            <w:vAlign w:val="center"/>
+            <w:hideMark/>
+          </w:tcPr>
+          <w:p>
+            <w:r>
+              <w:t>Applies styles based on device orientation (portrait/landscape).</w:t>
+            </w:r>
+          </w:p>
+        </w:tc>
+        <w:tc>
+          <w:tcPr>
+            <w:tcW w:w="0" w:type="auto"/>
+            <w:vAlign w:val="center"/>
+            <w:hideMark/>
+          </w:tcPr>
+          <w:p>
+            <w:r>
+              <w:rPr>
+                <w:rStyle w:val="HTMLCode"/>
+                <w:rFonts w:eastAsiaTheme="minorHAnsi"/>
+              </w:rPr>
+              <w:t>@media (orientation: portrait)</w:t>
+            </w:r>
+          </w:p>
+        </w:tc>
+      </w:tr>
+      <w:tr>
+        <w:trPr>
+          <w:tblCellSpacing w:w="15" w:type="dxa"/>
+        </w:trPr>
+        <w:tc>
+          <w:tcPr>
+            <w:tcW w:w="0" w:type="auto"/>
+            <w:vAlign w:val="center"/>
+            <w:hideMark/>
+          </w:tcPr>
+          <w:p>
+            <w:r>
+              <w:rPr>
+                <w:rStyle w:val="HTMLCode"/>
+                <w:rFonts w:eastAsiaTheme="minorHAnsi"/>
+              </w:rPr>
+              <w:t>resolution</w:t>
+            </w:r>
+          </w:p>
+        </w:tc>
+        <w:tc>
+          <w:tcPr>
+            <w:tcW w:w="0" w:type="auto"/>
+            <w:vAlign w:val="center"/>
+            <w:hideMark/>
+          </w:tcPr>
+          <w:p>
+            <w:r>
+              <w:t>Targets specific screen resolutions.</w:t>
+            </w:r>
+          </w:p>
+        </w:tc>
+        <w:tc>
+          <w:tcPr>
+            <w:tcW w:w="0" w:type="auto"/>
+            <w:vAlign w:val="center"/>
+            <w:hideMark/>
+          </w:tcPr>
+          <w:p>
+            <w:r>
+              <w:rPr>
+                <w:rStyle w:val="HTMLCode"/>
+                <w:rFonts w:eastAsiaTheme="minorHAnsi"/>
+              </w:rPr>
+              <w:t>@media (min-resolution: 300dpi)</w:t>
+            </w:r>
+          </w:p>
+        </w:tc>
+      </w:tr>
+      <w:tr>
+        <w:trPr>
+          <w:tblCellSpacing w:w="15" w:type="dxa"/>
+        </w:trPr>
+        <w:tc>
+          <w:tcPr>
+            <w:tcW w:w="0" w:type="auto"/>
+            <w:vAlign w:val="center"/>
+            <w:hideMark/>
+          </w:tcPr>
+          <w:p>
+            <w:r>
+              <w:rPr>
+                <w:rStyle w:val="HTMLCode"/>
+                <w:rFonts w:eastAsiaTheme="minorHAnsi"/>
+              </w:rPr>
+              <w:t>aspect-ratio</w:t>
+            </w:r>
+          </w:p>
+        </w:tc>
+        <w:tc>
+          <w:tcPr>
+            <w:tcW w:w="0" w:type="auto"/>
+            <w:vAlign w:val="center"/>
+            <w:hideMark/>
+          </w:tcPr>
+          <w:p>
+            <w:r>
+              <w:t>Styles based on device aspect ratio.</w:t>
+            </w:r>
+          </w:p>
+        </w:tc>
+        <w:tc>
+          <w:tcPr>
+            <w:tcW w:w="0" w:type="auto"/>
+            <w:vAlign w:val="center"/>
+            <w:hideMark/>
+          </w:tcPr>
+          <w:p>
+            <w:r>
+              <w:rPr>
+                <w:rStyle w:val="HTMLCode"/>
+                <w:rFonts w:eastAsiaTheme="minorHAnsi"/>
+              </w:rPr>
+              <w:t>@media (aspect-ratio: 16/9)</w:t>
+            </w:r>
+          </w:p>
+        </w:tc>
+      </w:tr>
+    </w:tbl>
+    <w:p>
+      <w:r>
+        <w:pict>
+          <v:rect id="_x0000_i1038" style="width:0;height:1.5pt" o:hralign="center" o:hrstd="t" o:hr="t" fillcolor="#a0a0a0" stroked="f"/>
+        </w:pict>
+      </w:r>
+    </w:p>
+    <w:p>
+      <w:pPr>
+        <w:pStyle w:val="Heading3"/>
+      </w:pPr>
+      <w:r>
+        <w:rPr>
+          <w:rStyle w:val="Strong"/>
+          <w:b/>
+          <w:bCs w:val="0"/>
+        </w:rPr>
+        <w:t>6.3 Responsive Design Breakpoints (Industry Standard)</w:t>
+      </w:r>
+    </w:p>
+    <w:tbl>
+      <w:tblPr>
+        <w:tblW w:w="0" w:type="auto"/>
+        <w:tblCellSpacing w:w="15" w:type="dxa"/>
+        <w:tblCellMar>
+          <w:top w:w="15" w:type="dxa"/>
+          <w:left w:w="15" w:type="dxa"/>
+          <w:bottom w:w="15" w:type="dxa"/>
+          <w:right w:w="15" w:type="dxa"/>
+        </w:tblCellMar>
+        <w:tblLook w:val="04A0" w:firstRow="1" w:lastRow="0" w:firstColumn="1" w:lastColumn="0" w:noHBand="0" w:noVBand="1"/>
+      </w:tblPr>
+      <w:tblGrid>
+        <w:gridCol w:w="1389"/>
+        <w:gridCol w:w="2336"/>
+      </w:tblGrid>
+      <w:tr>
+        <w:trPr>
+          <w:tblHeader/>
+          <w:tblCellSpacing w:w="15" w:type="dxa"/>
+        </w:trPr>
+        <w:tc>
+          <w:tcPr>
+            <w:tcW w:w="0" w:type="auto"/>
+            <w:vAlign w:val="center"/>
+            <w:hideMark/>
+          </w:tcPr>
+          <w:p>
+            <w:pPr>
+              <w:jc w:val="center"/>
+              <w:rPr>
+                <w:b/>
+                <w:bCs/>
+              </w:rPr>
+            </w:pPr>
+            <w:r>
+              <w:rPr>
+                <w:b/>
+                <w:bCs/>
+              </w:rPr>
+              <w:t>Device Type</w:t>
+            </w:r>
+          </w:p>
+        </w:tc>
+        <w:tc>
+          <w:tcPr>
+            <w:tcW w:w="0" w:type="auto"/>
+            <w:vAlign w:val="center"/>
+            <w:hideMark/>
+          </w:tcPr>
+          <w:p>
+            <w:pPr>
+              <w:jc w:val="center"/>
+              <w:rPr>
+                <w:b/>
+                <w:bCs/>
+              </w:rPr>
+            </w:pPr>
+            <w:r>
+              <w:rPr>
+                <w:b/>
+                <w:bCs/>
+              </w:rPr>
+              <w:t>Common Breakpoints</w:t>
+            </w:r>
+          </w:p>
+        </w:tc>
+      </w:tr>
+      <w:tr>
+        <w:trPr>
+          <w:tblCellSpacing w:w="15" w:type="dxa"/>
+        </w:trPr>
+        <w:tc>
+          <w:tcPr>
+            <w:tcW w:w="0" w:type="auto"/>
+            <w:vAlign w:val="center"/>
+            <w:hideMark/>
+          </w:tcPr>
+          <w:p>
+            <w:r>
+              <w:t>Small Mobile</w:t>
+            </w:r>
+          </w:p>
+        </w:tc>
+        <w:tc>
+          <w:tcPr>
+            <w:tcW w:w="0" w:type="auto"/>
+            <w:vAlign w:val="center"/>
+            <w:hideMark/>
+          </w:tcPr>
+          <w:p>
+            <w:r>
+              <w:rPr>
+                <w:rStyle w:val="HTMLCode"/>
+                <w:rFonts w:eastAsiaTheme="minorHAnsi"/>
+              </w:rPr>
+              <w:t>max-width: 480px</w:t>
+            </w:r>
+          </w:p>
+        </w:tc>
+      </w:tr>
+      <w:tr>
+        <w:trPr>
+          <w:tblCellSpacing w:w="15" w:type="dxa"/>
+        </w:trPr>
+        <w:tc>
+          <w:tcPr>
+            <w:tcW w:w="0" w:type="auto"/>
+            <w:vAlign w:val="center"/>
+            <w:hideMark/>
+          </w:tcPr>
+          <w:p>
+            <w:r>
+              <w:t>Mobile</w:t>
+            </w:r>
+          </w:p>
+        </w:tc>
+        <w:tc>
+          <w:tcPr>
+            <w:tcW w:w="0" w:type="auto"/>
+            <w:vAlign w:val="center"/>
+            <w:hideMark/>
+          </w:tcPr>
+          <w:p>
+            <w:r>
+              <w:rPr>
+                <w:rStyle w:val="HTMLCode"/>
+                <w:rFonts w:eastAsiaTheme="minorHAnsi"/>
+              </w:rPr>
+              <w:t>max-width: 768px</w:t>
+            </w:r>
+          </w:p>
+        </w:tc>
+      </w:tr>
+      <w:tr>
+        <w:trPr>
+          <w:tblCellSpacing w:w="15" w:type="dxa"/>
+        </w:trPr>
+        <w:tc>
+          <w:tcPr>
+            <w:tcW w:w="0" w:type="auto"/>
+            <w:vAlign w:val="center"/>
+            <w:hideMark/>
+          </w:tcPr>
+          <w:p>
+            <w:r>
+              <w:t>Tablet</w:t>
+            </w:r>
+          </w:p>
+        </w:tc>
+        <w:tc>
+          <w:tcPr>
+            <w:tcW w:w="0" w:type="auto"/>
+            <w:vAlign w:val="center"/>
+            <w:hideMark/>
+          </w:tcPr>
+          <w:p>
+            <w:r>
+              <w:rPr>
+                <w:rStyle w:val="HTMLCode"/>
+                <w:rFonts w:eastAsiaTheme="minorHAnsi"/>
+              </w:rPr>
+              <w:t>max-width: 1024px</w:t>
+            </w:r>
+          </w:p>
+        </w:tc>
+      </w:tr>
+      <w:tr>
+        <w:trPr>
+          <w:tblCellSpacing w:w="15" w:type="dxa"/>
+        </w:trPr>
+        <w:tc>
+          <w:tcPr>
+            <w:tcW w:w="0" w:type="auto"/>
+            <w:vAlign w:val="center"/>
+            <w:hideMark/>
+          </w:tcPr>
+          <w:p>
+            <w:r>
+              <w:lastRenderedPageBreak/>
+              <w:t>Laptop</w:t>
+            </w:r>
+          </w:p>
+        </w:tc>
+        <w:tc>
+          <w:tcPr>
+            <w:tcW w:w="0" w:type="auto"/>
+            <w:vAlign w:val="center"/>
+            <w:hideMark/>
+          </w:tcPr>
+          <w:p>
+            <w:r>
+              <w:rPr>
+                <w:rStyle w:val="HTMLCode"/>
+                <w:rFonts w:eastAsiaTheme="minorHAnsi"/>
+              </w:rPr>
+              <w:t>max-width: 1280px</w:t>
+            </w:r>
+          </w:p>
+        </w:tc>
+      </w:tr>
+      <w:tr>
+        <w:trPr>
+          <w:tblCellSpacing w:w="15" w:type="dxa"/>
+        </w:trPr>
+        <w:tc>
+          <w:tcPr>
+            <w:tcW w:w="0" w:type="auto"/>
+            <w:vAlign w:val="center"/>
+            <w:hideMark/>
+          </w:tcPr>
+          <w:p>
+            <w:r>
+              <w:t>Desktop</w:t>
+            </w:r>
+          </w:p>
+        </w:tc>
+        <w:tc>
+          <w:tcPr>
+            <w:tcW w:w="0" w:type="auto"/>
+            <w:vAlign w:val="center"/>
+            <w:hideMark/>
+          </w:tcPr>
+          <w:p>
+            <w:r>
+              <w:rPr>
+                <w:rStyle w:val="HTMLCode"/>
+                <w:rFonts w:eastAsiaTheme="minorHAnsi"/>
+              </w:rPr>
+              <w:t>min-width: 1281px</w:t>
+            </w:r>
+          </w:p>
+        </w:tc>
+      </w:tr>
+    </w:tbl>
+    <w:p/>
+    <w:p>
+      <w:pPr>
+        <w:pStyle w:val="Heading2"/>
+      </w:pPr>
+      <w:r>
+        <w:rPr>
+          <w:rStyle w:val="Strong"/>
+          <w:b/>
+          <w:bCs w:val="0"/>
+        </w:rPr>
+        <w:t>7. Common Mistakes &amp; Best Practices</w:t>
+      </w:r>
+    </w:p>
+    <w:tbl>
+      <w:tblPr>
+        <w:tblW w:w="0" w:type="auto"/>
+        <w:tblCellSpacing w:w="15" w:type="dxa"/>
+        <w:tblCellMar>
+          <w:top w:w="15" w:type="dxa"/>
+          <w:left w:w="15" w:type="dxa"/>
+          <w:bottom w:w="15" w:type="dxa"/>
+          <w:right w:w="15" w:type="dxa"/>
+        </w:tblCellMar>
+        <w:tblLook w:val="04A0" w:firstRow="1" w:lastRow="0" w:firstColumn="1" w:lastColumn="0" w:noHBand="0" w:noVBand="1"/>
+      </w:tblPr>
+      <w:tblGrid>
+        <w:gridCol w:w="3258"/>
+        <w:gridCol w:w="2325"/>
+        <w:gridCol w:w="3777"/>
+      </w:tblGrid>
+      <w:tr>
+        <w:trPr>
+          <w:tblHeader/>
+          <w:tblCellSpacing w:w="15" w:type="dxa"/>
+        </w:trPr>
+        <w:tc>
+          <w:tcPr>
+            <w:tcW w:w="0" w:type="auto"/>
+            <w:vAlign w:val="center"/>
+            <w:hideMark/>
+          </w:tcPr>
+          <w:p>
+            <w:pPr>
+              <w:jc w:val="center"/>
+              <w:rPr>
+                <w:b/>
+                <w:bCs/>
+              </w:rPr>
+            </w:pPr>
+            <w:r>
+              <w:rPr>
+                <w:b/>
+                <w:bCs/>
+              </w:rPr>
+              <w:t>Mistake</w:t>
+            </w:r>
+          </w:p>
+        </w:tc>
+        <w:tc>
+          <w:tcPr>
+            <w:tcW w:w="0" w:type="auto"/>
+            <w:vAlign w:val="center"/>
+            <w:hideMark/>
+          </w:tcPr>
+          <w:p>
+            <w:pPr>
+              <w:jc w:val="center"/>
+              <w:rPr>
+                <w:b/>
+                <w:bCs/>
+              </w:rPr>
+            </w:pPr>
+            <w:r>
+              <w:rPr>
+                <w:b/>
+                <w:bCs/>
+              </w:rPr>
+              <w:t>Why It’s Wrong</w:t>
+            </w:r>
+          </w:p>
+        </w:tc>
+        <w:tc>
+          <w:tcPr>
+            <w:tcW w:w="0" w:type="auto"/>
+            <w:vAlign w:val="center"/>
+            <w:hideMark/>
+          </w:tcPr>
+          <w:p>
+            <w:pPr>
+              <w:jc w:val="center"/>
+              <w:rPr>
+                <w:b/>
+                <w:bCs/>
+              </w:rPr>
+            </w:pPr>
+            <w:r>
+              <w:rPr>
+                <w:b/>
+                <w:bCs/>
+              </w:rPr>
+              <w:t>Best Practice</w:t>
+            </w:r>
+          </w:p>
+        </w:tc>
+      </w:tr>
+      <w:tr>
+        <w:trPr>
+          <w:tblCellSpacing w:w="15" w:type="dxa"/>
+        </w:trPr>
+        <w:tc>
+          <w:tcPr>
+            <w:tcW w:w="0" w:type="auto"/>
+            <w:vAlign w:val="center"/>
+            <w:hideMark/>
+          </w:tcPr>
+          <w:p>
+            <w:r>
+              <w:t xml:space="preserve">Using </w:t>
+            </w:r>
+            <w:r>
+              <w:rPr>
+                <w:rStyle w:val="HTMLCode"/>
+                <w:rFonts w:eastAsiaTheme="minorHAnsi"/>
+              </w:rPr>
+              <w:t>margin</w:t>
+            </w:r>
+            <w:r>
+              <w:t xml:space="preserve"> instead of </w:t>
+            </w:r>
+            <w:r>
+              <w:rPr>
+                <w:rStyle w:val="HTMLCode"/>
+                <w:rFonts w:eastAsiaTheme="minorHAnsi"/>
+              </w:rPr>
+              <w:t>translate</w:t>
+            </w:r>
+            <w:r>
+              <w:t xml:space="preserve"> for animations</w:t>
+            </w:r>
+          </w:p>
+        </w:tc>
+        <w:tc>
+          <w:tcPr>
+            <w:tcW w:w="0" w:type="auto"/>
+            <w:vAlign w:val="center"/>
+            <w:hideMark/>
+          </w:tcPr>
+          <w:p>
+            <w:r>
+              <w:t xml:space="preserve">Causes reflow and </w:t>
+            </w:r>
+            <w:proofErr w:type="spellStart"/>
+            <w:r>
+              <w:t>jank</w:t>
+            </w:r>
+            <w:proofErr w:type="spellEnd"/>
+          </w:p>
+        </w:tc>
+        <w:tc>
+          <w:tcPr>
+            <w:tcW w:w="0" w:type="auto"/>
+            <w:vAlign w:val="center"/>
+            <w:hideMark/>
+          </w:tcPr>
+          <w:p>
+            <w:r>
+              <w:t xml:space="preserve">Use </w:t>
+            </w:r>
+            <w:r>
+              <w:rPr>
+                <w:rStyle w:val="HTMLCode"/>
+                <w:rFonts w:eastAsiaTheme="minorHAnsi"/>
+              </w:rPr>
+              <w:t>transform: translate()</w:t>
+            </w:r>
+            <w:r>
+              <w:t xml:space="preserve"> for smooth performance</w:t>
+            </w:r>
+          </w:p>
+        </w:tc>
+      </w:tr>
+      <w:tr>
+        <w:trPr>
+          <w:tblCellSpacing w:w="15" w:type="dxa"/>
+        </w:trPr>
+        <w:tc>
+          <w:tcPr>
+            <w:tcW w:w="0" w:type="auto"/>
+            <w:vAlign w:val="center"/>
+            <w:hideMark/>
+          </w:tcPr>
+          <w:p>
+            <w:r>
+              <w:t>Overusing animations</w:t>
+            </w:r>
+          </w:p>
+        </w:tc>
+        <w:tc>
+          <w:tcPr>
+            <w:tcW w:w="0" w:type="auto"/>
+            <w:vAlign w:val="center"/>
+            <w:hideMark/>
+          </w:tcPr>
+          <w:p>
+            <w:r>
+              <w:t>Slows page &amp; distracts users</w:t>
+            </w:r>
+          </w:p>
+        </w:tc>
+        <w:tc>
+          <w:tcPr>
+            <w:tcW w:w="0" w:type="auto"/>
+            <w:vAlign w:val="center"/>
+            <w:hideMark/>
+          </w:tcPr>
+          <w:p>
+            <w:r>
+              <w:t>Use animations only for UX improvements</w:t>
+            </w:r>
+          </w:p>
+        </w:tc>
+      </w:tr>
+      <w:tr>
+        <w:trPr>
+          <w:tblCellSpacing w:w="15" w:type="dxa"/>
+        </w:trPr>
+        <w:tc>
+          <w:tcPr>
+            <w:tcW w:w="0" w:type="auto"/>
+            <w:vAlign w:val="center"/>
+            <w:hideMark/>
+          </w:tcPr>
+          <w:p>
+            <w:r>
+              <w:t xml:space="preserve">Forgetting </w:t>
+            </w:r>
+            <w:r>
+              <w:rPr>
+                <w:rStyle w:val="HTMLCode"/>
+                <w:rFonts w:eastAsiaTheme="minorHAnsi"/>
+              </w:rPr>
+              <w:t>animation-fill-mode</w:t>
+            </w:r>
+          </w:p>
+        </w:tc>
+        <w:tc>
+          <w:tcPr>
+            <w:tcW w:w="0" w:type="auto"/>
+            <w:vAlign w:val="center"/>
+            <w:hideMark/>
+          </w:tcPr>
+          <w:p>
+            <w:r>
+              <w:t>Element snaps back after animation</w:t>
+            </w:r>
+          </w:p>
+        </w:tc>
+        <w:tc>
+          <w:tcPr>
+            <w:tcW w:w="0" w:type="auto"/>
+            <w:vAlign w:val="center"/>
+            <w:hideMark/>
+          </w:tcPr>
+          <w:p>
+            <w:r>
+              <w:t xml:space="preserve">Use </w:t>
+            </w:r>
+            <w:r>
+              <w:rPr>
+                <w:rStyle w:val="HTMLCode"/>
+                <w:rFonts w:eastAsiaTheme="minorHAnsi"/>
+              </w:rPr>
+              <w:t>forwards</w:t>
+            </w:r>
+            <w:r>
+              <w:t xml:space="preserve"> or </w:t>
+            </w:r>
+            <w:r>
+              <w:rPr>
+                <w:rStyle w:val="HTMLCode"/>
+                <w:rFonts w:eastAsiaTheme="minorHAnsi"/>
+              </w:rPr>
+              <w:t>both</w:t>
+            </w:r>
+          </w:p>
+        </w:tc>
+      </w:tr>
+      <w:tr>
+        <w:trPr>
+          <w:tblCellSpacing w:w="15" w:type="dxa"/>
+        </w:trPr>
+        <w:tc>
+          <w:tcPr>
+            <w:tcW w:w="0" w:type="auto"/>
+            <w:vAlign w:val="center"/>
+            <w:hideMark/>
+          </w:tcPr>
+          <w:p>
+            <w:r>
+              <w:t>Not testing media queries</w:t>
+            </w:r>
+          </w:p>
+        </w:tc>
+        <w:tc>
+          <w:tcPr>
+            <w:tcW w:w="0" w:type="auto"/>
+            <w:vAlign w:val="center"/>
+            <w:hideMark/>
+          </w:tcPr>
+          <w:p>
+            <w:r>
+              <w:t>Styles break on different devices</w:t>
+            </w:r>
+          </w:p>
+        </w:tc>
+        <w:tc>
+          <w:tcPr>
+            <w:tcW w:w="0" w:type="auto"/>
+            <w:vAlign w:val="center"/>
+            <w:hideMark/>
+          </w:tcPr>
+          <w:p>
+            <w:r>
+              <w:t>Test on multiple devices/emulators</w:t>
+            </w:r>
+          </w:p>
+        </w:tc>
+      </w:tr>
+      <w:tr>
+        <w:trPr>
+          <w:tblCellSpacing w:w="15" w:type="dxa"/>
+        </w:trPr>
+        <w:tc>
+          <w:tcPr>
+            <w:tcW w:w="0" w:type="auto"/>
+            <w:vAlign w:val="center"/>
+            <w:hideMark/>
+          </w:tcPr>
+          <w:p>
+            <w:r>
+              <w:t>Hardcoding breakpoints only for specific devices</w:t>
+            </w:r>
+          </w:p>
+        </w:tc>
+        <w:tc>
+          <w:tcPr>
+            <w:tcW w:w="0" w:type="auto"/>
+            <w:vAlign w:val="center"/>
+            <w:hideMark/>
+          </w:tcPr>
+          <w:p>
+            <w:r>
+              <w:t>Not future-proof</w:t>
+            </w:r>
+          </w:p>
+        </w:tc>
+        <w:tc>
+          <w:tcPr>
+            <w:tcW w:w="0" w:type="auto"/>
+            <w:vAlign w:val="center"/>
+            <w:hideMark/>
+          </w:tcPr>
+          <w:p>
+            <w:r>
+              <w:t xml:space="preserve">Use flexible breakpoints and </w:t>
+            </w:r>
+            <w:r>
+              <w:rPr>
+                <w:rStyle w:val="HTMLCode"/>
+                <w:rFonts w:eastAsiaTheme="minorHAnsi"/>
+              </w:rPr>
+              <w:t>em/rem</w:t>
+            </w:r>
+            <w:r>
+              <w:t xml:space="preserve"> units</w:t>
+            </w:r>
+          </w:p>
+        </w:tc>
+      </w:tr>
+    </w:tbl>
+    <w:p>
+      <w:pPr>
+        <w:spacing w:before="100" w:beforeAutospacing="1" w:after="100" w:afterAutospacing="1"/>
+      </w:pPr>
+      <w:r>
+        <w:br/>
+      </w:r>
+      <w:r>
+        <w:br/>
+      </w:r>
+      <w:bookmarkStart w:id="109" w:name="_GoBack"/>
+      <w:r>
+        <w:t>Lab 6</w:t>
+      </w:r>
+      <w:proofErr w:type="gramStart"/>
+      <w:r>
+        <w:t>:</w:t>
+      </w:r>
+      <w:proofErr w:type="gramEnd"/>
+      <w:r>
+        <w:br/>
+        <w:t>Bootstrap</w:t>
+      </w:r>
+      <w:bookmarkEnd w:id="109"/>
+      <w:r>
+        <w:br/>
+      </w:r>
+      <w:r>
+        <w:br/>
+        <w:t>Lab 7:</w:t>
+      </w:r>
+      <w:r>
+        <w:br/>
+      </w:r>
+      <w:proofErr w:type="spellStart"/>
+      <w:r>
+        <w:t>Javascript</w:t>
+      </w:r>
+      <w:proofErr w:type="spellEnd"/>
+      <w:r>
+        <w:br/>
+        <w:t>Output Function</w:t>
+      </w:r>
+      <w:r>
+        <w:br/>
+        <w:t>DOM</w:t>
+      </w:r>
+      <w:r>
+        <w:br/>
+      </w:r>
+      <w:proofErr w:type="spellStart"/>
+      <w:r>
+        <w:t>DOM</w:t>
+      </w:r>
+      <w:proofErr w:type="spellEnd"/>
+      <w:r>
+        <w:t xml:space="preserve"> Manipulation</w:t>
+      </w:r>
+      <w:r>
+        <w:br/>
+        <w:t>Selectors</w:t>
+      </w:r>
+      <w:r>
+        <w:br/>
+        <w:t>Classical examples</w:t>
       </w:r>
     </w:p>
     <w:p/>
@@ -40579,7 +44447,7 @@
             <w:bCs/>
             <w:noProof/>
           </w:rPr>
-          <w:t>20</w:t>
+          <w:t>49</w:t>
         </w:r>
         <w:r>
           <w:rPr>
@@ -41107,6 +44975,155 @@
     </w:lvl>
   </w:abstractNum>
   <w:abstractNum w:abstractNumId="3" w15:restartNumberingAfterBreak="0">
+    <w:nsid w:val="058B4E40"/>
+    <w:multiLevelType w:val="multilevel"/>
+    <w:tmpl w:val="62DCFA86"/>
+    <w:lvl w:ilvl="0">
+      <w:start w:val="1"/>
+      <w:numFmt w:val="bullet"/>
+      <w:lvlText w:val=""/>
+      <w:lvlJc w:val="left"/>
+      <w:pPr>
+        <w:tabs>
+          <w:tab w:val="num" w:pos="720"/>
+        </w:tabs>
+        <w:ind w:left="720" w:hanging="360"/>
+      </w:pPr>
+      <w:rPr>
+        <w:rFonts w:ascii="Symbol" w:hAnsi="Symbol" w:hint="default"/>
+        <w:sz w:val="20"/>
+      </w:rPr>
+    </w:lvl>
+    <w:lvl w:ilvl="1" w:tentative="1">
+      <w:start w:val="1"/>
+      <w:numFmt w:val="bullet"/>
+      <w:lvlText w:val="o"/>
+      <w:lvlJc w:val="left"/>
+      <w:pPr>
+        <w:tabs>
+          <w:tab w:val="num" w:pos="1440"/>
+        </w:tabs>
+        <w:ind w:left="1440" w:hanging="360"/>
+      </w:pPr>
+      <w:rPr>
+        <w:rFonts w:ascii="Courier New" w:hAnsi="Courier New" w:hint="default"/>
+        <w:sz w:val="20"/>
+      </w:rPr>
+    </w:lvl>
+    <w:lvl w:ilvl="2" w:tentative="1">
+      <w:start w:val="1"/>
+      <w:numFmt w:val="bullet"/>
+      <w:lvlText w:val=""/>
+      <w:lvlJc w:val="left"/>
+      <w:pPr>
+        <w:tabs>
+          <w:tab w:val="num" w:pos="2160"/>
+        </w:tabs>
+        <w:ind w:left="2160" w:hanging="360"/>
+      </w:pPr>
+      <w:rPr>
+        <w:rFonts w:ascii="Wingdings" w:hAnsi="Wingdings" w:hint="default"/>
+        <w:sz w:val="20"/>
+      </w:rPr>
+    </w:lvl>
+    <w:lvl w:ilvl="3" w:tentative="1">
+      <w:start w:val="1"/>
+      <w:numFmt w:val="bullet"/>
+      <w:lvlText w:val=""/>
+      <w:lvlJc w:val="left"/>
+      <w:pPr>
+        <w:tabs>
+          <w:tab w:val="num" w:pos="2880"/>
+        </w:tabs>
+        <w:ind w:left="2880" w:hanging="360"/>
+      </w:pPr>
+      <w:rPr>
+        <w:rFonts w:ascii="Wingdings" w:hAnsi="Wingdings" w:hint="default"/>
+        <w:sz w:val="20"/>
+      </w:rPr>
+    </w:lvl>
+    <w:lvl w:ilvl="4" w:tentative="1">
+      <w:start w:val="1"/>
+      <w:numFmt w:val="bullet"/>
+      <w:lvlText w:val=""/>
+      <w:lvlJc w:val="left"/>
+      <w:pPr>
+        <w:tabs>
+          <w:tab w:val="num" w:pos="3600"/>
+        </w:tabs>
+        <w:ind w:left="3600" w:hanging="360"/>
+      </w:pPr>
+      <w:rPr>
+        <w:rFonts w:ascii="Wingdings" w:hAnsi="Wingdings" w:hint="default"/>
+        <w:sz w:val="20"/>
+      </w:rPr>
+    </w:lvl>
+    <w:lvl w:ilvl="5" w:tentative="1">
+      <w:start w:val="1"/>
+      <w:numFmt w:val="bullet"/>
+      <w:lvlText w:val=""/>
+      <w:lvlJc w:val="left"/>
+      <w:pPr>
+        <w:tabs>
+          <w:tab w:val="num" w:pos="4320"/>
+        </w:tabs>
+        <w:ind w:left="4320" w:hanging="360"/>
+      </w:pPr>
+      <w:rPr>
+        <w:rFonts w:ascii="Wingdings" w:hAnsi="Wingdings" w:hint="default"/>
+        <w:sz w:val="20"/>
+      </w:rPr>
+    </w:lvl>
+    <w:lvl w:ilvl="6" w:tentative="1">
+      <w:start w:val="1"/>
+      <w:numFmt w:val="bullet"/>
+      <w:lvlText w:val=""/>
+      <w:lvlJc w:val="left"/>
+      <w:pPr>
+        <w:tabs>
+          <w:tab w:val="num" w:pos="5040"/>
+        </w:tabs>
+        <w:ind w:left="5040" w:hanging="360"/>
+      </w:pPr>
+      <w:rPr>
+        <w:rFonts w:ascii="Wingdings" w:hAnsi="Wingdings" w:hint="default"/>
+        <w:sz w:val="20"/>
+      </w:rPr>
+    </w:lvl>
+    <w:lvl w:ilvl="7" w:tentative="1">
+      <w:start w:val="1"/>
+      <w:numFmt w:val="bullet"/>
+      <w:lvlText w:val=""/>
+      <w:lvlJc w:val="left"/>
+      <w:pPr>
+        <w:tabs>
+          <w:tab w:val="num" w:pos="5760"/>
+        </w:tabs>
+        <w:ind w:left="5760" w:hanging="360"/>
+      </w:pPr>
+      <w:rPr>
+        <w:rFonts w:ascii="Wingdings" w:hAnsi="Wingdings" w:hint="default"/>
+        <w:sz w:val="20"/>
+      </w:rPr>
+    </w:lvl>
+    <w:lvl w:ilvl="8" w:tentative="1">
+      <w:start w:val="1"/>
+      <w:numFmt w:val="bullet"/>
+      <w:lvlText w:val=""/>
+      <w:lvlJc w:val="left"/>
+      <w:pPr>
+        <w:tabs>
+          <w:tab w:val="num" w:pos="6480"/>
+        </w:tabs>
+        <w:ind w:left="6480" w:hanging="360"/>
+      </w:pPr>
+      <w:rPr>
+        <w:rFonts w:ascii="Wingdings" w:hAnsi="Wingdings" w:hint="default"/>
+        <w:sz w:val="20"/>
+      </w:rPr>
+    </w:lvl>
+  </w:abstractNum>
+  <w:abstractNum w:abstractNumId="4" w15:restartNumberingAfterBreak="0">
     <w:nsid w:val="05E7102A"/>
     <w:multiLevelType w:val="hybridMultilevel"/>
     <w:tmpl w:val="F1AAB7FE"/>
@@ -41192,7 +45209,7 @@
       </w:pPr>
     </w:lvl>
   </w:abstractNum>
-  <w:abstractNum w:abstractNumId="4" w15:restartNumberingAfterBreak="0">
+  <w:abstractNum w:abstractNumId="5" w15:restartNumberingAfterBreak="0">
     <w:nsid w:val="081D7601"/>
     <w:multiLevelType w:val="multilevel"/>
     <w:tmpl w:val="92205532"/>
@@ -41341,7 +45358,7 @@
       </w:rPr>
     </w:lvl>
   </w:abstractNum>
-  <w:abstractNum w:abstractNumId="5" w15:restartNumberingAfterBreak="0">
+  <w:abstractNum w:abstractNumId="6" w15:restartNumberingAfterBreak="0">
     <w:nsid w:val="08D6253F"/>
     <w:multiLevelType w:val="hybridMultilevel"/>
     <w:tmpl w:val="3E12ACE4"/>
@@ -41454,7 +45471,7 @@
       </w:rPr>
     </w:lvl>
   </w:abstractNum>
-  <w:abstractNum w:abstractNumId="6" w15:restartNumberingAfterBreak="0">
+  <w:abstractNum w:abstractNumId="7" w15:restartNumberingAfterBreak="0">
     <w:nsid w:val="0CD507F7"/>
     <w:multiLevelType w:val="hybridMultilevel"/>
     <w:tmpl w:val="6CCC3A62"/>
@@ -41567,7 +45584,7 @@
       </w:rPr>
     </w:lvl>
   </w:abstractNum>
-  <w:abstractNum w:abstractNumId="7" w15:restartNumberingAfterBreak="0">
+  <w:abstractNum w:abstractNumId="8" w15:restartNumberingAfterBreak="0">
     <w:nsid w:val="0CF82EA6"/>
     <w:multiLevelType w:val="multilevel"/>
     <w:tmpl w:val="B7E8ECB4"/>
@@ -41716,7 +45733,7 @@
       </w:rPr>
     </w:lvl>
   </w:abstractNum>
-  <w:abstractNum w:abstractNumId="8" w15:restartNumberingAfterBreak="0">
+  <w:abstractNum w:abstractNumId="9" w15:restartNumberingAfterBreak="0">
     <w:nsid w:val="0D983E05"/>
     <w:multiLevelType w:val="multilevel"/>
     <w:tmpl w:val="046855A4"/>
@@ -41865,7 +45882,7 @@
       </w:rPr>
     </w:lvl>
   </w:abstractNum>
-  <w:abstractNum w:abstractNumId="9" w15:restartNumberingAfterBreak="0">
+  <w:abstractNum w:abstractNumId="10" w15:restartNumberingAfterBreak="0">
     <w:nsid w:val="0EF5722E"/>
     <w:multiLevelType w:val="multilevel"/>
     <w:tmpl w:val="2F620D26"/>
@@ -41978,7 +45995,7 @@
       </w:pPr>
     </w:lvl>
   </w:abstractNum>
-  <w:abstractNum w:abstractNumId="10" w15:restartNumberingAfterBreak="0">
+  <w:abstractNum w:abstractNumId="11" w15:restartNumberingAfterBreak="0">
     <w:nsid w:val="16E20BB0"/>
     <w:multiLevelType w:val="multilevel"/>
     <w:tmpl w:val="0284E656"/>
@@ -42127,7 +46144,96 @@
       </w:rPr>
     </w:lvl>
   </w:abstractNum>
-  <w:abstractNum w:abstractNumId="11" w15:restartNumberingAfterBreak="0">
+  <w:abstractNum w:abstractNumId="12" w15:restartNumberingAfterBreak="0">
+    <w:nsid w:val="188B323E"/>
+    <w:multiLevelType w:val="hybridMultilevel"/>
+    <w:tmpl w:val="DBD0663A"/>
+    <w:lvl w:ilvl="0" w:tplc="0409000F">
+      <w:start w:val="1"/>
+      <w:numFmt w:val="decimal"/>
+      <w:lvlText w:val="%1."/>
+      <w:lvlJc w:val="left"/>
+      <w:pPr>
+        <w:ind w:left="720" w:hanging="360"/>
+      </w:pPr>
+      <w:rPr>
+        <w:rFonts w:hint="default"/>
+      </w:rPr>
+    </w:lvl>
+    <w:lvl w:ilvl="1" w:tplc="04090019" w:tentative="1">
+      <w:start w:val="1"/>
+      <w:numFmt w:val="lowerLetter"/>
+      <w:lvlText w:val="%2."/>
+      <w:lvlJc w:val="left"/>
+      <w:pPr>
+        <w:ind w:left="1440" w:hanging="360"/>
+      </w:pPr>
+    </w:lvl>
+    <w:lvl w:ilvl="2" w:tplc="0409001B" w:tentative="1">
+      <w:start w:val="1"/>
+      <w:numFmt w:val="lowerRoman"/>
+      <w:lvlText w:val="%3."/>
+      <w:lvlJc w:val="right"/>
+      <w:pPr>
+        <w:ind w:left="2160" w:hanging="180"/>
+      </w:pPr>
+    </w:lvl>
+    <w:lvl w:ilvl="3" w:tplc="0409000F" w:tentative="1">
+      <w:start w:val="1"/>
+      <w:numFmt w:val="decimal"/>
+      <w:lvlText w:val="%4."/>
+      <w:lvlJc w:val="left"/>
+      <w:pPr>
+        <w:ind w:left="2880" w:hanging="360"/>
+      </w:pPr>
+    </w:lvl>
+    <w:lvl w:ilvl="4" w:tplc="04090019" w:tentative="1">
+      <w:start w:val="1"/>
+      <w:numFmt w:val="lowerLetter"/>
+      <w:lvlText w:val="%5."/>
+      <w:lvlJc w:val="left"/>
+      <w:pPr>
+        <w:ind w:left="3600" w:hanging="360"/>
+      </w:pPr>
+    </w:lvl>
+    <w:lvl w:ilvl="5" w:tplc="0409001B" w:tentative="1">
+      <w:start w:val="1"/>
+      <w:numFmt w:val="lowerRoman"/>
+      <w:lvlText w:val="%6."/>
+      <w:lvlJc w:val="right"/>
+      <w:pPr>
+        <w:ind w:left="4320" w:hanging="180"/>
+      </w:pPr>
+    </w:lvl>
+    <w:lvl w:ilvl="6" w:tplc="0409000F" w:tentative="1">
+      <w:start w:val="1"/>
+      <w:numFmt w:val="decimal"/>
+      <w:lvlText w:val="%7."/>
+      <w:lvlJc w:val="left"/>
+      <w:pPr>
+        <w:ind w:left="5040" w:hanging="360"/>
+      </w:pPr>
+    </w:lvl>
+    <w:lvl w:ilvl="7" w:tplc="04090019" w:tentative="1">
+      <w:start w:val="1"/>
+      <w:numFmt w:val="lowerLetter"/>
+      <w:lvlText w:val="%8."/>
+      <w:lvlJc w:val="left"/>
+      <w:pPr>
+        <w:ind w:left="5760" w:hanging="360"/>
+      </w:pPr>
+    </w:lvl>
+    <w:lvl w:ilvl="8" w:tplc="0409001B" w:tentative="1">
+      <w:start w:val="1"/>
+      <w:numFmt w:val="lowerRoman"/>
+      <w:lvlText w:val="%9."/>
+      <w:lvlJc w:val="right"/>
+      <w:pPr>
+        <w:ind w:left="6480" w:hanging="180"/>
+      </w:pPr>
+    </w:lvl>
+  </w:abstractNum>
+  <w:abstractNum w:abstractNumId="13" w15:restartNumberingAfterBreak="0">
     <w:nsid w:val="191E5CC5"/>
     <w:multiLevelType w:val="multilevel"/>
     <w:tmpl w:val="7B1096A2"/>
@@ -42240,7 +46346,7 @@
       </w:pPr>
     </w:lvl>
   </w:abstractNum>
-  <w:abstractNum w:abstractNumId="12" w15:restartNumberingAfterBreak="0">
+  <w:abstractNum w:abstractNumId="14" w15:restartNumberingAfterBreak="0">
     <w:nsid w:val="199528A8"/>
     <w:multiLevelType w:val="multilevel"/>
     <w:tmpl w:val="DEEA4208"/>
@@ -42389,7 +46495,7 @@
       </w:rPr>
     </w:lvl>
   </w:abstractNum>
-  <w:abstractNum w:abstractNumId="13" w15:restartNumberingAfterBreak="0">
+  <w:abstractNum w:abstractNumId="15" w15:restartNumberingAfterBreak="0">
     <w:nsid w:val="1ACE0D2E"/>
     <w:multiLevelType w:val="hybridMultilevel"/>
     <w:tmpl w:val="800CA90C"/>
@@ -42502,7 +46608,7 @@
       </w:rPr>
     </w:lvl>
   </w:abstractNum>
-  <w:abstractNum w:abstractNumId="14" w15:restartNumberingAfterBreak="0">
+  <w:abstractNum w:abstractNumId="16" w15:restartNumberingAfterBreak="0">
     <w:nsid w:val="1B2F046A"/>
     <w:multiLevelType w:val="multilevel"/>
     <w:tmpl w:val="07E064E8"/>
@@ -42651,7 +46757,7 @@
       </w:rPr>
     </w:lvl>
   </w:abstractNum>
-  <w:abstractNum w:abstractNumId="15" w15:restartNumberingAfterBreak="0">
+  <w:abstractNum w:abstractNumId="17" w15:restartNumberingAfterBreak="0">
     <w:nsid w:val="1F4B269A"/>
     <w:multiLevelType w:val="multilevel"/>
     <w:tmpl w:val="3F12FDC2"/>
@@ -42800,7 +46906,7 @@
       </w:rPr>
     </w:lvl>
   </w:abstractNum>
-  <w:abstractNum w:abstractNumId="16" w15:restartNumberingAfterBreak="0">
+  <w:abstractNum w:abstractNumId="18" w15:restartNumberingAfterBreak="0">
     <w:nsid w:val="20F0508B"/>
     <w:multiLevelType w:val="multilevel"/>
     <w:tmpl w:val="63065D8E"/>
@@ -42949,7 +47055,7 @@
       </w:rPr>
     </w:lvl>
   </w:abstractNum>
-  <w:abstractNum w:abstractNumId="17" w15:restartNumberingAfterBreak="0">
+  <w:abstractNum w:abstractNumId="19" w15:restartNumberingAfterBreak="0">
     <w:nsid w:val="21365880"/>
     <w:multiLevelType w:val="multilevel"/>
     <w:tmpl w:val="F06ACB00"/>
@@ -43098,7 +47204,7 @@
       </w:rPr>
     </w:lvl>
   </w:abstractNum>
-  <w:abstractNum w:abstractNumId="18" w15:restartNumberingAfterBreak="0">
+  <w:abstractNum w:abstractNumId="20" w15:restartNumberingAfterBreak="0">
     <w:nsid w:val="23454B56"/>
     <w:multiLevelType w:val="multilevel"/>
     <w:tmpl w:val="F1C4A5B4"/>
@@ -43247,7 +47353,7 @@
       </w:rPr>
     </w:lvl>
   </w:abstractNum>
-  <w:abstractNum w:abstractNumId="19" w15:restartNumberingAfterBreak="0">
+  <w:abstractNum w:abstractNumId="21" w15:restartNumberingAfterBreak="0">
     <w:nsid w:val="2471393B"/>
     <w:multiLevelType w:val="multilevel"/>
     <w:tmpl w:val="96C8169C"/>
@@ -43396,7 +47502,7 @@
       </w:rPr>
     </w:lvl>
   </w:abstractNum>
-  <w:abstractNum w:abstractNumId="20" w15:restartNumberingAfterBreak="0">
+  <w:abstractNum w:abstractNumId="22" w15:restartNumberingAfterBreak="0">
     <w:nsid w:val="248424BA"/>
     <w:multiLevelType w:val="multilevel"/>
     <w:tmpl w:val="6928805E"/>
@@ -43545,7 +47651,7 @@
       </w:rPr>
     </w:lvl>
   </w:abstractNum>
-  <w:abstractNum w:abstractNumId="21" w15:restartNumberingAfterBreak="0">
+  <w:abstractNum w:abstractNumId="23" w15:restartNumberingAfterBreak="0">
     <w:nsid w:val="28ED548B"/>
     <w:multiLevelType w:val="multilevel"/>
     <w:tmpl w:val="3C56177E"/>
@@ -43694,7 +47800,7 @@
       </w:rPr>
     </w:lvl>
   </w:abstractNum>
-  <w:abstractNum w:abstractNumId="22" w15:restartNumberingAfterBreak="0">
+  <w:abstractNum w:abstractNumId="24" w15:restartNumberingAfterBreak="0">
     <w:nsid w:val="2AA3639D"/>
     <w:multiLevelType w:val="multilevel"/>
     <w:tmpl w:val="9A123DC0"/>
@@ -43843,7 +47949,7 @@
       </w:rPr>
     </w:lvl>
   </w:abstractNum>
-  <w:abstractNum w:abstractNumId="23" w15:restartNumberingAfterBreak="0">
+  <w:abstractNum w:abstractNumId="25" w15:restartNumberingAfterBreak="0">
     <w:nsid w:val="2C364EB7"/>
     <w:multiLevelType w:val="multilevel"/>
     <w:tmpl w:val="066E2B00"/>
@@ -43992,7 +48098,7 @@
       </w:rPr>
     </w:lvl>
   </w:abstractNum>
-  <w:abstractNum w:abstractNumId="24" w15:restartNumberingAfterBreak="0">
+  <w:abstractNum w:abstractNumId="26" w15:restartNumberingAfterBreak="0">
     <w:nsid w:val="30741AEF"/>
     <w:multiLevelType w:val="multilevel"/>
     <w:tmpl w:val="0A129012"/>
@@ -44141,7 +48247,7 @@
       </w:rPr>
     </w:lvl>
   </w:abstractNum>
-  <w:abstractNum w:abstractNumId="25" w15:restartNumberingAfterBreak="0">
+  <w:abstractNum w:abstractNumId="27" w15:restartNumberingAfterBreak="0">
     <w:nsid w:val="363C607B"/>
     <w:multiLevelType w:val="multilevel"/>
     <w:tmpl w:val="38A8025C"/>
@@ -44290,7 +48396,7 @@
       </w:rPr>
     </w:lvl>
   </w:abstractNum>
-  <w:abstractNum w:abstractNumId="26" w15:restartNumberingAfterBreak="0">
+  <w:abstractNum w:abstractNumId="28" w15:restartNumberingAfterBreak="0">
     <w:nsid w:val="377D767C"/>
     <w:multiLevelType w:val="multilevel"/>
     <w:tmpl w:val="751C231E"/>
@@ -44439,7 +48545,7 @@
       </w:rPr>
     </w:lvl>
   </w:abstractNum>
-  <w:abstractNum w:abstractNumId="27" w15:restartNumberingAfterBreak="0">
+  <w:abstractNum w:abstractNumId="29" w15:restartNumberingAfterBreak="0">
     <w:nsid w:val="37A32A3F"/>
     <w:multiLevelType w:val="multilevel"/>
     <w:tmpl w:val="F53CC64C"/>
@@ -44588,7 +48694,7 @@
       </w:rPr>
     </w:lvl>
   </w:abstractNum>
-  <w:abstractNum w:abstractNumId="28" w15:restartNumberingAfterBreak="0">
+  <w:abstractNum w:abstractNumId="30" w15:restartNumberingAfterBreak="0">
     <w:nsid w:val="38A71348"/>
     <w:multiLevelType w:val="multilevel"/>
     <w:tmpl w:val="AB682620"/>
@@ -44737,7 +48843,7 @@
       </w:rPr>
     </w:lvl>
   </w:abstractNum>
-  <w:abstractNum w:abstractNumId="29" w15:restartNumberingAfterBreak="0">
+  <w:abstractNum w:abstractNumId="31" w15:restartNumberingAfterBreak="0">
     <w:nsid w:val="39C57939"/>
     <w:multiLevelType w:val="multilevel"/>
     <w:tmpl w:val="BA829D5E"/>
@@ -44886,7 +48992,156 @@
       </w:rPr>
     </w:lvl>
   </w:abstractNum>
-  <w:abstractNum w:abstractNumId="30" w15:restartNumberingAfterBreak="0">
+  <w:abstractNum w:abstractNumId="32" w15:restartNumberingAfterBreak="0">
+    <w:nsid w:val="3A712E28"/>
+    <w:multiLevelType w:val="multilevel"/>
+    <w:tmpl w:val="051697BA"/>
+    <w:lvl w:ilvl="0">
+      <w:start w:val="1"/>
+      <w:numFmt w:val="bullet"/>
+      <w:lvlText w:val=""/>
+      <w:lvlJc w:val="left"/>
+      <w:pPr>
+        <w:tabs>
+          <w:tab w:val="num" w:pos="720"/>
+        </w:tabs>
+        <w:ind w:left="720" w:hanging="360"/>
+      </w:pPr>
+      <w:rPr>
+        <w:rFonts w:ascii="Symbol" w:hAnsi="Symbol" w:hint="default"/>
+        <w:sz w:val="20"/>
+      </w:rPr>
+    </w:lvl>
+    <w:lvl w:ilvl="1" w:tentative="1">
+      <w:start w:val="1"/>
+      <w:numFmt w:val="bullet"/>
+      <w:lvlText w:val="o"/>
+      <w:lvlJc w:val="left"/>
+      <w:pPr>
+        <w:tabs>
+          <w:tab w:val="num" w:pos="1440"/>
+        </w:tabs>
+        <w:ind w:left="1440" w:hanging="360"/>
+      </w:pPr>
+      <w:rPr>
+        <w:rFonts w:ascii="Courier New" w:hAnsi="Courier New" w:hint="default"/>
+        <w:sz w:val="20"/>
+      </w:rPr>
+    </w:lvl>
+    <w:lvl w:ilvl="2" w:tentative="1">
+      <w:start w:val="1"/>
+      <w:numFmt w:val="bullet"/>
+      <w:lvlText w:val=""/>
+      <w:lvlJc w:val="left"/>
+      <w:pPr>
+        <w:tabs>
+          <w:tab w:val="num" w:pos="2160"/>
+        </w:tabs>
+        <w:ind w:left="2160" w:hanging="360"/>
+      </w:pPr>
+      <w:rPr>
+        <w:rFonts w:ascii="Wingdings" w:hAnsi="Wingdings" w:hint="default"/>
+        <w:sz w:val="20"/>
+      </w:rPr>
+    </w:lvl>
+    <w:lvl w:ilvl="3" w:tentative="1">
+      <w:start w:val="1"/>
+      <w:numFmt w:val="bullet"/>
+      <w:lvlText w:val=""/>
+      <w:lvlJc w:val="left"/>
+      <w:pPr>
+        <w:tabs>
+          <w:tab w:val="num" w:pos="2880"/>
+        </w:tabs>
+        <w:ind w:left="2880" w:hanging="360"/>
+      </w:pPr>
+      <w:rPr>
+        <w:rFonts w:ascii="Wingdings" w:hAnsi="Wingdings" w:hint="default"/>
+        <w:sz w:val="20"/>
+      </w:rPr>
+    </w:lvl>
+    <w:lvl w:ilvl="4" w:tentative="1">
+      <w:start w:val="1"/>
+      <w:numFmt w:val="bullet"/>
+      <w:lvlText w:val=""/>
+      <w:lvlJc w:val="left"/>
+      <w:pPr>
+        <w:tabs>
+          <w:tab w:val="num" w:pos="3600"/>
+        </w:tabs>
+        <w:ind w:left="3600" w:hanging="360"/>
+      </w:pPr>
+      <w:rPr>
+        <w:rFonts w:ascii="Wingdings" w:hAnsi="Wingdings" w:hint="default"/>
+        <w:sz w:val="20"/>
+      </w:rPr>
+    </w:lvl>
+    <w:lvl w:ilvl="5" w:tentative="1">
+      <w:start w:val="1"/>
+      <w:numFmt w:val="bullet"/>
+      <w:lvlText w:val=""/>
+      <w:lvlJc w:val="left"/>
+      <w:pPr>
+        <w:tabs>
+          <w:tab w:val="num" w:pos="4320"/>
+        </w:tabs>
+        <w:ind w:left="4320" w:hanging="360"/>
+      </w:pPr>
+      <w:rPr>
+        <w:rFonts w:ascii="Wingdings" w:hAnsi="Wingdings" w:hint="default"/>
+        <w:sz w:val="20"/>
+      </w:rPr>
+    </w:lvl>
+    <w:lvl w:ilvl="6" w:tentative="1">
+      <w:start w:val="1"/>
+      <w:numFmt w:val="bullet"/>
+      <w:lvlText w:val=""/>
+      <w:lvlJc w:val="left"/>
+      <w:pPr>
+        <w:tabs>
+          <w:tab w:val="num" w:pos="5040"/>
+        </w:tabs>
+        <w:ind w:left="5040" w:hanging="360"/>
+      </w:pPr>
+      <w:rPr>
+        <w:rFonts w:ascii="Wingdings" w:hAnsi="Wingdings" w:hint="default"/>
+        <w:sz w:val="20"/>
+      </w:rPr>
+    </w:lvl>
+    <w:lvl w:ilvl="7" w:tentative="1">
+      <w:start w:val="1"/>
+      <w:numFmt w:val="bullet"/>
+      <w:lvlText w:val=""/>
+      <w:lvlJc w:val="left"/>
+      <w:pPr>
+        <w:tabs>
+          <w:tab w:val="num" w:pos="5760"/>
+        </w:tabs>
+        <w:ind w:left="5760" w:hanging="360"/>
+      </w:pPr>
+      <w:rPr>
+        <w:rFonts w:ascii="Wingdings" w:hAnsi="Wingdings" w:hint="default"/>
+        <w:sz w:val="20"/>
+      </w:rPr>
+    </w:lvl>
+    <w:lvl w:ilvl="8" w:tentative="1">
+      <w:start w:val="1"/>
+      <w:numFmt w:val="bullet"/>
+      <w:lvlText w:val=""/>
+      <w:lvlJc w:val="left"/>
+      <w:pPr>
+        <w:tabs>
+          <w:tab w:val="num" w:pos="6480"/>
+        </w:tabs>
+        <w:ind w:left="6480" w:hanging="360"/>
+      </w:pPr>
+      <w:rPr>
+        <w:rFonts w:ascii="Wingdings" w:hAnsi="Wingdings" w:hint="default"/>
+        <w:sz w:val="20"/>
+      </w:rPr>
+    </w:lvl>
+  </w:abstractNum>
+  <w:abstractNum w:abstractNumId="33" w15:restartNumberingAfterBreak="0">
     <w:nsid w:val="3C997D22"/>
     <w:multiLevelType w:val="multilevel"/>
     <w:tmpl w:val="BCA0CB16"/>
@@ -45035,7 +49290,7 @@
       </w:rPr>
     </w:lvl>
   </w:abstractNum>
-  <w:abstractNum w:abstractNumId="31" w15:restartNumberingAfterBreak="0">
+  <w:abstractNum w:abstractNumId="34" w15:restartNumberingAfterBreak="0">
     <w:nsid w:val="3CED0B52"/>
     <w:multiLevelType w:val="multilevel"/>
     <w:tmpl w:val="13AC2540"/>
@@ -45184,7 +49439,7 @@
       </w:rPr>
     </w:lvl>
   </w:abstractNum>
-  <w:abstractNum w:abstractNumId="32" w15:restartNumberingAfterBreak="0">
+  <w:abstractNum w:abstractNumId="35" w15:restartNumberingAfterBreak="0">
     <w:nsid w:val="3D8733CD"/>
     <w:multiLevelType w:val="multilevel"/>
     <w:tmpl w:val="DF206954"/>
@@ -45333,7 +49588,7 @@
       </w:rPr>
     </w:lvl>
   </w:abstractNum>
-  <w:abstractNum w:abstractNumId="33" w15:restartNumberingAfterBreak="0">
+  <w:abstractNum w:abstractNumId="36" w15:restartNumberingAfterBreak="0">
     <w:nsid w:val="3EC42FA0"/>
     <w:multiLevelType w:val="multilevel"/>
     <w:tmpl w:val="A3208D8A"/>
@@ -45446,7 +49701,7 @@
       </w:pPr>
     </w:lvl>
   </w:abstractNum>
-  <w:abstractNum w:abstractNumId="34" w15:restartNumberingAfterBreak="0">
+  <w:abstractNum w:abstractNumId="37" w15:restartNumberingAfterBreak="0">
     <w:nsid w:val="46335D40"/>
     <w:multiLevelType w:val="multilevel"/>
     <w:tmpl w:val="791EDA52"/>
@@ -45595,7 +49850,7 @@
       </w:rPr>
     </w:lvl>
   </w:abstractNum>
-  <w:abstractNum w:abstractNumId="35" w15:restartNumberingAfterBreak="0">
+  <w:abstractNum w:abstractNumId="38" w15:restartNumberingAfterBreak="0">
     <w:nsid w:val="47E737D6"/>
     <w:multiLevelType w:val="multilevel"/>
     <w:tmpl w:val="993E6754"/>
@@ -45744,7 +49999,7 @@
       </w:rPr>
     </w:lvl>
   </w:abstractNum>
-  <w:abstractNum w:abstractNumId="36" w15:restartNumberingAfterBreak="0">
+  <w:abstractNum w:abstractNumId="39" w15:restartNumberingAfterBreak="0">
     <w:nsid w:val="4A932464"/>
     <w:multiLevelType w:val="multilevel"/>
     <w:tmpl w:val="815C0616"/>
@@ -45893,7 +50148,7 @@
       </w:rPr>
     </w:lvl>
   </w:abstractNum>
-  <w:abstractNum w:abstractNumId="37" w15:restartNumberingAfterBreak="0">
+  <w:abstractNum w:abstractNumId="40" w15:restartNumberingAfterBreak="0">
     <w:nsid w:val="4E222F4B"/>
     <w:multiLevelType w:val="multilevel"/>
     <w:tmpl w:val="16B6A1CA"/>
@@ -46042,7 +50297,7 @@
       </w:rPr>
     </w:lvl>
   </w:abstractNum>
-  <w:abstractNum w:abstractNumId="38" w15:restartNumberingAfterBreak="0">
+  <w:abstractNum w:abstractNumId="41" w15:restartNumberingAfterBreak="0">
     <w:nsid w:val="4F3F5E47"/>
     <w:multiLevelType w:val="multilevel"/>
     <w:tmpl w:val="404E3C3A"/>
@@ -46191,7 +50446,7 @@
       </w:rPr>
     </w:lvl>
   </w:abstractNum>
-  <w:abstractNum w:abstractNumId="39" w15:restartNumberingAfterBreak="0">
+  <w:abstractNum w:abstractNumId="42" w15:restartNumberingAfterBreak="0">
     <w:nsid w:val="4FDB4F51"/>
     <w:multiLevelType w:val="multilevel"/>
     <w:tmpl w:val="33E65808"/>
@@ -46312,7 +50567,7 @@
       </w:pPr>
     </w:lvl>
   </w:abstractNum>
-  <w:abstractNum w:abstractNumId="40" w15:restartNumberingAfterBreak="0">
+  <w:abstractNum w:abstractNumId="43" w15:restartNumberingAfterBreak="0">
     <w:nsid w:val="50284FF2"/>
     <w:multiLevelType w:val="hybridMultilevel"/>
     <w:tmpl w:val="E33AE1D6"/>
@@ -46401,7 +50656,7 @@
       </w:pPr>
     </w:lvl>
   </w:abstractNum>
-  <w:abstractNum w:abstractNumId="41" w15:restartNumberingAfterBreak="0">
+  <w:abstractNum w:abstractNumId="44" w15:restartNumberingAfterBreak="0">
     <w:nsid w:val="50517F11"/>
     <w:multiLevelType w:val="multilevel"/>
     <w:tmpl w:val="22C2C962"/>
@@ -46550,7 +50805,7 @@
       </w:rPr>
     </w:lvl>
   </w:abstractNum>
-  <w:abstractNum w:abstractNumId="42" w15:restartNumberingAfterBreak="0">
+  <w:abstractNum w:abstractNumId="45" w15:restartNumberingAfterBreak="0">
     <w:nsid w:val="517673DF"/>
     <w:multiLevelType w:val="multilevel"/>
     <w:tmpl w:val="F3F6C6B6"/>
@@ -46699,7 +50954,7 @@
       </w:rPr>
     </w:lvl>
   </w:abstractNum>
-  <w:abstractNum w:abstractNumId="43" w15:restartNumberingAfterBreak="0">
+  <w:abstractNum w:abstractNumId="46" w15:restartNumberingAfterBreak="0">
     <w:nsid w:val="51E74A11"/>
     <w:multiLevelType w:val="hybridMultilevel"/>
     <w:tmpl w:val="4D00708C"/>
@@ -46812,7 +51067,7 @@
       </w:rPr>
     </w:lvl>
   </w:abstractNum>
-  <w:abstractNum w:abstractNumId="44" w15:restartNumberingAfterBreak="0">
+  <w:abstractNum w:abstractNumId="47" w15:restartNumberingAfterBreak="0">
     <w:nsid w:val="57AC219A"/>
     <w:multiLevelType w:val="multilevel"/>
     <w:tmpl w:val="775C65B0"/>
@@ -46925,7 +51180,120 @@
       </w:pPr>
     </w:lvl>
   </w:abstractNum>
-  <w:abstractNum w:abstractNumId="45" w15:restartNumberingAfterBreak="0">
+  <w:abstractNum w:abstractNumId="48" w15:restartNumberingAfterBreak="0">
+    <w:nsid w:val="57D3718D"/>
+    <w:multiLevelType w:val="multilevel"/>
+    <w:tmpl w:val="1FC66EB6"/>
+    <w:lvl w:ilvl="0">
+      <w:start w:val="1"/>
+      <w:numFmt w:val="decimal"/>
+      <w:lvlText w:val="%1."/>
+      <w:lvlJc w:val="left"/>
+      <w:pPr>
+        <w:tabs>
+          <w:tab w:val="num" w:pos="720"/>
+        </w:tabs>
+        <w:ind w:left="720" w:hanging="360"/>
+      </w:pPr>
+    </w:lvl>
+    <w:lvl w:ilvl="1" w:tentative="1">
+      <w:start w:val="1"/>
+      <w:numFmt w:val="decimal"/>
+      <w:lvlText w:val="%2."/>
+      <w:lvlJc w:val="left"/>
+      <w:pPr>
+        <w:tabs>
+          <w:tab w:val="num" w:pos="1440"/>
+        </w:tabs>
+        <w:ind w:left="1440" w:hanging="360"/>
+      </w:pPr>
+    </w:lvl>
+    <w:lvl w:ilvl="2" w:tentative="1">
+      <w:start w:val="1"/>
+      <w:numFmt w:val="decimal"/>
+      <w:lvlText w:val="%3."/>
+      <w:lvlJc w:val="left"/>
+      <w:pPr>
+        <w:tabs>
+          <w:tab w:val="num" w:pos="2160"/>
+        </w:tabs>
+        <w:ind w:left="2160" w:hanging="360"/>
+      </w:pPr>
+    </w:lvl>
+    <w:lvl w:ilvl="3" w:tentative="1">
+      <w:start w:val="1"/>
+      <w:numFmt w:val="decimal"/>
+      <w:lvlText w:val="%4."/>
+      <w:lvlJc w:val="left"/>
+      <w:pPr>
+        <w:tabs>
+          <w:tab w:val="num" w:pos="2880"/>
+        </w:tabs>
+        <w:ind w:left="2880" w:hanging="360"/>
+      </w:pPr>
+    </w:lvl>
+    <w:lvl w:ilvl="4" w:tentative="1">
+      <w:start w:val="1"/>
+      <w:numFmt w:val="decimal"/>
+      <w:lvlText w:val="%5."/>
+      <w:lvlJc w:val="left"/>
+      <w:pPr>
+        <w:tabs>
+          <w:tab w:val="num" w:pos="3600"/>
+        </w:tabs>
+        <w:ind w:left="3600" w:hanging="360"/>
+      </w:pPr>
+    </w:lvl>
+    <w:lvl w:ilvl="5" w:tentative="1">
+      <w:start w:val="1"/>
+      <w:numFmt w:val="decimal"/>
+      <w:lvlText w:val="%6."/>
+      <w:lvlJc w:val="left"/>
+      <w:pPr>
+        <w:tabs>
+          <w:tab w:val="num" w:pos="4320"/>
+        </w:tabs>
+        <w:ind w:left="4320" w:hanging="360"/>
+      </w:pPr>
+    </w:lvl>
+    <w:lvl w:ilvl="6" w:tentative="1">
+      <w:start w:val="1"/>
+      <w:numFmt w:val="decimal"/>
+      <w:lvlText w:val="%7."/>
+      <w:lvlJc w:val="left"/>
+      <w:pPr>
+        <w:tabs>
+          <w:tab w:val="num" w:pos="5040"/>
+        </w:tabs>
+        <w:ind w:left="5040" w:hanging="360"/>
+      </w:pPr>
+    </w:lvl>
+    <w:lvl w:ilvl="7" w:tentative="1">
+      <w:start w:val="1"/>
+      <w:numFmt w:val="decimal"/>
+      <w:lvlText w:val="%8."/>
+      <w:lvlJc w:val="left"/>
+      <w:pPr>
+        <w:tabs>
+          <w:tab w:val="num" w:pos="5760"/>
+        </w:tabs>
+        <w:ind w:left="5760" w:hanging="360"/>
+      </w:pPr>
+    </w:lvl>
+    <w:lvl w:ilvl="8" w:tentative="1">
+      <w:start w:val="1"/>
+      <w:numFmt w:val="decimal"/>
+      <w:lvlText w:val="%9."/>
+      <w:lvlJc w:val="left"/>
+      <w:pPr>
+        <w:tabs>
+          <w:tab w:val="num" w:pos="6480"/>
+        </w:tabs>
+        <w:ind w:left="6480" w:hanging="360"/>
+      </w:pPr>
+    </w:lvl>
+  </w:abstractNum>
+  <w:abstractNum w:abstractNumId="49" w15:restartNumberingAfterBreak="0">
     <w:nsid w:val="5CB55AAA"/>
     <w:multiLevelType w:val="multilevel"/>
     <w:tmpl w:val="C874B16E"/>
@@ -47038,7 +51406,7 @@
       </w:pPr>
     </w:lvl>
   </w:abstractNum>
-  <w:abstractNum w:abstractNumId="46" w15:restartNumberingAfterBreak="0">
+  <w:abstractNum w:abstractNumId="50" w15:restartNumberingAfterBreak="0">
     <w:nsid w:val="62187D19"/>
     <w:multiLevelType w:val="hybridMultilevel"/>
     <w:tmpl w:val="1B0E697A"/>
@@ -47151,7 +51519,7 @@
       </w:rPr>
     </w:lvl>
   </w:abstractNum>
-  <w:abstractNum w:abstractNumId="47" w15:restartNumberingAfterBreak="0">
+  <w:abstractNum w:abstractNumId="51" w15:restartNumberingAfterBreak="0">
     <w:nsid w:val="63016853"/>
     <w:multiLevelType w:val="multilevel"/>
     <w:tmpl w:val="22EABC4C"/>
@@ -47300,7 +51668,7 @@
       </w:rPr>
     </w:lvl>
   </w:abstractNum>
-  <w:abstractNum w:abstractNumId="48" w15:restartNumberingAfterBreak="0">
+  <w:abstractNum w:abstractNumId="52" w15:restartNumberingAfterBreak="0">
     <w:nsid w:val="65425F35"/>
     <w:multiLevelType w:val="multilevel"/>
     <w:tmpl w:val="68CAACC8"/>
@@ -47449,7 +51817,7 @@
       </w:rPr>
     </w:lvl>
   </w:abstractNum>
-  <w:abstractNum w:abstractNumId="49" w15:restartNumberingAfterBreak="0">
+  <w:abstractNum w:abstractNumId="53" w15:restartNumberingAfterBreak="0">
     <w:nsid w:val="654D04B2"/>
     <w:multiLevelType w:val="multilevel"/>
     <w:tmpl w:val="AAD2B4A4"/>
@@ -47598,7 +51966,7 @@
       </w:rPr>
     </w:lvl>
   </w:abstractNum>
-  <w:abstractNum w:abstractNumId="50" w15:restartNumberingAfterBreak="0">
+  <w:abstractNum w:abstractNumId="54" w15:restartNumberingAfterBreak="0">
     <w:nsid w:val="65780C55"/>
     <w:multiLevelType w:val="multilevel"/>
     <w:tmpl w:val="BB985BC0"/>
@@ -47747,7 +52115,7 @@
       </w:rPr>
     </w:lvl>
   </w:abstractNum>
-  <w:abstractNum w:abstractNumId="51" w15:restartNumberingAfterBreak="0">
+  <w:abstractNum w:abstractNumId="55" w15:restartNumberingAfterBreak="0">
     <w:nsid w:val="66F931BB"/>
     <w:multiLevelType w:val="multilevel"/>
     <w:tmpl w:val="023ADAD4"/>
@@ -47860,7 +52228,156 @@
       </w:pPr>
     </w:lvl>
   </w:abstractNum>
-  <w:abstractNum w:abstractNumId="52" w15:restartNumberingAfterBreak="0">
+  <w:abstractNum w:abstractNumId="56" w15:restartNumberingAfterBreak="0">
+    <w:nsid w:val="67945675"/>
+    <w:multiLevelType w:val="multilevel"/>
+    <w:tmpl w:val="0CA68BE0"/>
+    <w:lvl w:ilvl="0">
+      <w:start w:val="1"/>
+      <w:numFmt w:val="bullet"/>
+      <w:lvlText w:val=""/>
+      <w:lvlJc w:val="left"/>
+      <w:pPr>
+        <w:tabs>
+          <w:tab w:val="num" w:pos="720"/>
+        </w:tabs>
+        <w:ind w:left="720" w:hanging="360"/>
+      </w:pPr>
+      <w:rPr>
+        <w:rFonts w:ascii="Symbol" w:hAnsi="Symbol" w:hint="default"/>
+        <w:sz w:val="20"/>
+      </w:rPr>
+    </w:lvl>
+    <w:lvl w:ilvl="1" w:tentative="1">
+      <w:start w:val="1"/>
+      <w:numFmt w:val="bullet"/>
+      <w:lvlText w:val="o"/>
+      <w:lvlJc w:val="left"/>
+      <w:pPr>
+        <w:tabs>
+          <w:tab w:val="num" w:pos="1440"/>
+        </w:tabs>
+        <w:ind w:left="1440" w:hanging="360"/>
+      </w:pPr>
+      <w:rPr>
+        <w:rFonts w:ascii="Courier New" w:hAnsi="Courier New" w:hint="default"/>
+        <w:sz w:val="20"/>
+      </w:rPr>
+    </w:lvl>
+    <w:lvl w:ilvl="2" w:tentative="1">
+      <w:start w:val="1"/>
+      <w:numFmt w:val="bullet"/>
+      <w:lvlText w:val=""/>
+      <w:lvlJc w:val="left"/>
+      <w:pPr>
+        <w:tabs>
+          <w:tab w:val="num" w:pos="2160"/>
+        </w:tabs>
+        <w:ind w:left="2160" w:hanging="360"/>
+      </w:pPr>
+      <w:rPr>
+        <w:rFonts w:ascii="Wingdings" w:hAnsi="Wingdings" w:hint="default"/>
+        <w:sz w:val="20"/>
+      </w:rPr>
+    </w:lvl>
+    <w:lvl w:ilvl="3" w:tentative="1">
+      <w:start w:val="1"/>
+      <w:numFmt w:val="bullet"/>
+      <w:lvlText w:val=""/>
+      <w:lvlJc w:val="left"/>
+      <w:pPr>
+        <w:tabs>
+          <w:tab w:val="num" w:pos="2880"/>
+        </w:tabs>
+        <w:ind w:left="2880" w:hanging="360"/>
+      </w:pPr>
+      <w:rPr>
+        <w:rFonts w:ascii="Wingdings" w:hAnsi="Wingdings" w:hint="default"/>
+        <w:sz w:val="20"/>
+      </w:rPr>
+    </w:lvl>
+    <w:lvl w:ilvl="4" w:tentative="1">
+      <w:start w:val="1"/>
+      <w:numFmt w:val="bullet"/>
+      <w:lvlText w:val=""/>
+      <w:lvlJc w:val="left"/>
+      <w:pPr>
+        <w:tabs>
+          <w:tab w:val="num" w:pos="3600"/>
+        </w:tabs>
+        <w:ind w:left="3600" w:hanging="360"/>
+      </w:pPr>
+      <w:rPr>
+        <w:rFonts w:ascii="Wingdings" w:hAnsi="Wingdings" w:hint="default"/>
+        <w:sz w:val="20"/>
+      </w:rPr>
+    </w:lvl>
+    <w:lvl w:ilvl="5" w:tentative="1">
+      <w:start w:val="1"/>
+      <w:numFmt w:val="bullet"/>
+      <w:lvlText w:val=""/>
+      <w:lvlJc w:val="left"/>
+      <w:pPr>
+        <w:tabs>
+          <w:tab w:val="num" w:pos="4320"/>
+        </w:tabs>
+        <w:ind w:left="4320" w:hanging="360"/>
+      </w:pPr>
+      <w:rPr>
+        <w:rFonts w:ascii="Wingdings" w:hAnsi="Wingdings" w:hint="default"/>
+        <w:sz w:val="20"/>
+      </w:rPr>
+    </w:lvl>
+    <w:lvl w:ilvl="6" w:tentative="1">
+      <w:start w:val="1"/>
+      <w:numFmt w:val="bullet"/>
+      <w:lvlText w:val=""/>
+      <w:lvlJc w:val="left"/>
+      <w:pPr>
+        <w:tabs>
+          <w:tab w:val="num" w:pos="5040"/>
+        </w:tabs>
+        <w:ind w:left="5040" w:hanging="360"/>
+      </w:pPr>
+      <w:rPr>
+        <w:rFonts w:ascii="Wingdings" w:hAnsi="Wingdings" w:hint="default"/>
+        <w:sz w:val="20"/>
+      </w:rPr>
+    </w:lvl>
+    <w:lvl w:ilvl="7" w:tentative="1">
+      <w:start w:val="1"/>
+      <w:numFmt w:val="bullet"/>
+      <w:lvlText w:val=""/>
+      <w:lvlJc w:val="left"/>
+      <w:pPr>
+        <w:tabs>
+          <w:tab w:val="num" w:pos="5760"/>
+        </w:tabs>
+        <w:ind w:left="5760" w:hanging="360"/>
+      </w:pPr>
+      <w:rPr>
+        <w:rFonts w:ascii="Wingdings" w:hAnsi="Wingdings" w:hint="default"/>
+        <w:sz w:val="20"/>
+      </w:rPr>
+    </w:lvl>
+    <w:lvl w:ilvl="8" w:tentative="1">
+      <w:start w:val="1"/>
+      <w:numFmt w:val="bullet"/>
+      <w:lvlText w:val=""/>
+      <w:lvlJc w:val="left"/>
+      <w:pPr>
+        <w:tabs>
+          <w:tab w:val="num" w:pos="6480"/>
+        </w:tabs>
+        <w:ind w:left="6480" w:hanging="360"/>
+      </w:pPr>
+      <w:rPr>
+        <w:rFonts w:ascii="Wingdings" w:hAnsi="Wingdings" w:hint="default"/>
+        <w:sz w:val="20"/>
+      </w:rPr>
+    </w:lvl>
+  </w:abstractNum>
+  <w:abstractNum w:abstractNumId="57" w15:restartNumberingAfterBreak="0">
     <w:nsid w:val="67CA7BF3"/>
     <w:multiLevelType w:val="multilevel"/>
     <w:tmpl w:val="FBF810A0"/>
@@ -48009,7 +52526,7 @@
       </w:rPr>
     </w:lvl>
   </w:abstractNum>
-  <w:abstractNum w:abstractNumId="53" w15:restartNumberingAfterBreak="0">
+  <w:abstractNum w:abstractNumId="58" w15:restartNumberingAfterBreak="0">
     <w:nsid w:val="6C111895"/>
     <w:multiLevelType w:val="multilevel"/>
     <w:tmpl w:val="9CA60DBC"/>
@@ -48158,7 +52675,7 @@
       </w:rPr>
     </w:lvl>
   </w:abstractNum>
-  <w:abstractNum w:abstractNumId="54" w15:restartNumberingAfterBreak="0">
+  <w:abstractNum w:abstractNumId="59" w15:restartNumberingAfterBreak="0">
     <w:nsid w:val="74B4618F"/>
     <w:multiLevelType w:val="multilevel"/>
     <w:tmpl w:val="0EB47CCA"/>
@@ -48307,7 +52824,7 @@
       </w:rPr>
     </w:lvl>
   </w:abstractNum>
-  <w:abstractNum w:abstractNumId="55" w15:restartNumberingAfterBreak="0">
+  <w:abstractNum w:abstractNumId="60" w15:restartNumberingAfterBreak="0">
     <w:nsid w:val="761131F3"/>
     <w:multiLevelType w:val="hybridMultilevel"/>
     <w:tmpl w:val="DBD0663A"/>
@@ -48396,7 +52913,7 @@
       </w:pPr>
     </w:lvl>
   </w:abstractNum>
-  <w:abstractNum w:abstractNumId="56" w15:restartNumberingAfterBreak="0">
+  <w:abstractNum w:abstractNumId="61" w15:restartNumberingAfterBreak="0">
     <w:nsid w:val="7650275F"/>
     <w:multiLevelType w:val="multilevel"/>
     <w:tmpl w:val="2B48CBAE"/>
@@ -48545,7 +53062,7 @@
       </w:rPr>
     </w:lvl>
   </w:abstractNum>
-  <w:abstractNum w:abstractNumId="57" w15:restartNumberingAfterBreak="0">
+  <w:abstractNum w:abstractNumId="62" w15:restartNumberingAfterBreak="0">
     <w:nsid w:val="77C93E77"/>
     <w:multiLevelType w:val="multilevel"/>
     <w:tmpl w:val="30C0C07A"/>
@@ -48694,7 +53211,7 @@
       </w:rPr>
     </w:lvl>
   </w:abstractNum>
-  <w:abstractNum w:abstractNumId="58" w15:restartNumberingAfterBreak="0">
+  <w:abstractNum w:abstractNumId="63" w15:restartNumberingAfterBreak="0">
     <w:nsid w:val="7A3F2735"/>
     <w:multiLevelType w:val="multilevel"/>
     <w:tmpl w:val="A7088528"/>
@@ -48843,7 +53360,7 @@
       </w:rPr>
     </w:lvl>
   </w:abstractNum>
-  <w:abstractNum w:abstractNumId="59" w15:restartNumberingAfterBreak="0">
+  <w:abstractNum w:abstractNumId="64" w15:restartNumberingAfterBreak="0">
     <w:nsid w:val="7B717C96"/>
     <w:multiLevelType w:val="multilevel"/>
     <w:tmpl w:val="CA56DD30"/>
@@ -48956,7 +53473,7 @@
       </w:pPr>
     </w:lvl>
   </w:abstractNum>
-  <w:abstractNum w:abstractNumId="60" w15:restartNumberingAfterBreak="0">
+  <w:abstractNum w:abstractNumId="65" w15:restartNumberingAfterBreak="0">
     <w:nsid w:val="7C6458D7"/>
     <w:multiLevelType w:val="multilevel"/>
     <w:tmpl w:val="E7D44A6C"/>
@@ -49105,7 +53622,7 @@
       </w:rPr>
     </w:lvl>
   </w:abstractNum>
-  <w:abstractNum w:abstractNumId="61" w15:restartNumberingAfterBreak="0">
+  <w:abstractNum w:abstractNumId="66" w15:restartNumberingAfterBreak="0">
     <w:nsid w:val="7EE150FD"/>
     <w:multiLevelType w:val="hybridMultilevel"/>
     <w:tmpl w:val="A1384A16"/>
@@ -49218,7 +53735,7 @@
       </w:rPr>
     </w:lvl>
   </w:abstractNum>
-  <w:abstractNum w:abstractNumId="62" w15:restartNumberingAfterBreak="0">
+  <w:abstractNum w:abstractNumId="67" w15:restartNumberingAfterBreak="0">
     <w:nsid w:val="7F012A8C"/>
     <w:multiLevelType w:val="hybridMultilevel"/>
     <w:tmpl w:val="DBD0663A"/>
@@ -49308,193 +53825,208 @@
     </w:lvl>
   </w:abstractNum>
   <w:num w:numId="1">
+    <w:abstractNumId w:val="46"/>
+  </w:num>
+  <w:num w:numId="2">
+    <w:abstractNumId w:val="4"/>
+  </w:num>
+  <w:num w:numId="3">
     <w:abstractNumId w:val="43"/>
   </w:num>
-  <w:num w:numId="2">
-    <w:abstractNumId w:val="3"/>
-  </w:num>
-  <w:num w:numId="3">
-    <w:abstractNumId w:val="40"/>
-  </w:num>
   <w:num w:numId="4">
-    <w:abstractNumId w:val="5"/>
+    <w:abstractNumId w:val="6"/>
   </w:num>
   <w:num w:numId="5">
-    <w:abstractNumId w:val="13"/>
+    <w:abstractNumId w:val="15"/>
   </w:num>
   <w:num w:numId="6">
-    <w:abstractNumId w:val="55"/>
+    <w:abstractNumId w:val="60"/>
   </w:num>
   <w:num w:numId="7">
-    <w:abstractNumId w:val="6"/>
+    <w:abstractNumId w:val="7"/>
   </w:num>
   <w:num w:numId="8">
-    <w:abstractNumId w:val="60"/>
+    <w:abstractNumId w:val="65"/>
   </w:num>
   <w:num w:numId="9">
-    <w:abstractNumId w:val="36"/>
+    <w:abstractNumId w:val="39"/>
   </w:num>
   <w:num w:numId="10">
     <w:abstractNumId w:val="2"/>
   </w:num>
   <w:num w:numId="11">
-    <w:abstractNumId w:val="9"/>
+    <w:abstractNumId w:val="10"/>
   </w:num>
   <w:num w:numId="12">
+    <w:abstractNumId w:val="62"/>
+  </w:num>
+  <w:num w:numId="13">
+    <w:abstractNumId w:val="47"/>
+  </w:num>
+  <w:num w:numId="14">
+    <w:abstractNumId w:val="28"/>
+  </w:num>
+  <w:num w:numId="15">
+    <w:abstractNumId w:val="49"/>
+  </w:num>
+  <w:num w:numId="16">
+    <w:abstractNumId w:val="16"/>
+  </w:num>
+  <w:num w:numId="17">
+    <w:abstractNumId w:val="40"/>
+  </w:num>
+  <w:num w:numId="18">
+    <w:abstractNumId w:val="31"/>
+  </w:num>
+  <w:num w:numId="19">
     <w:abstractNumId w:val="57"/>
   </w:num>
-  <w:num w:numId="13">
-    <w:abstractNumId w:val="44"/>
+  <w:num w:numId="20">
+    <w:abstractNumId w:val="5"/>
   </w:num>
-  <w:num w:numId="14">
-    <w:abstractNumId w:val="26"/>
+  <w:num w:numId="21">
+    <w:abstractNumId w:val="14"/>
   </w:num>
-  <w:num w:numId="15">
+  <w:num w:numId="22">
     <w:abstractNumId w:val="45"/>
   </w:num>
-  <w:num w:numId="16">
-    <w:abstractNumId w:val="14"/>
+  <w:num w:numId="23">
+    <w:abstractNumId w:val="36"/>
   </w:num>
-  <w:num w:numId="17">
-    <w:abstractNumId w:val="37"/>
+  <w:num w:numId="24">
+    <w:abstractNumId w:val="59"/>
   </w:num>
-  <w:num w:numId="18">
+  <w:num w:numId="25">
+    <w:abstractNumId w:val="8"/>
+  </w:num>
+  <w:num w:numId="26">
     <w:abstractNumId w:val="29"/>
   </w:num>
-  <w:num w:numId="19">
-    <w:abstractNumId w:val="52"/>
+  <w:num w:numId="27">
+    <w:abstractNumId w:val="55"/>
   </w:num>
-  <w:num w:numId="20">
-    <w:abstractNumId w:val="4"/>
-  </w:num>
-  <w:num w:numId="21">
-    <w:abstractNumId w:val="12"/>
-  </w:num>
-  <w:num w:numId="22">
-    <w:abstractNumId w:val="42"/>
-  </w:num>
-  <w:num w:numId="23">
+  <w:num w:numId="28">
     <w:abstractNumId w:val="33"/>
   </w:num>
-  <w:num w:numId="24">
-    <w:abstractNumId w:val="54"/>
-  </w:num>
-  <w:num w:numId="25">
-    <w:abstractNumId w:val="7"/>
-  </w:num>
-  <w:num w:numId="26">
-    <w:abstractNumId w:val="27"/>
-  </w:num>
-  <w:num w:numId="27">
-    <w:abstractNumId w:val="51"/>
-  </w:num>
-  <w:num w:numId="28">
-    <w:abstractNumId w:val="30"/>
-  </w:num>
   <w:num w:numId="29">
-    <w:abstractNumId w:val="41"/>
+    <w:abstractNumId w:val="44"/>
   </w:num>
   <w:num w:numId="30">
     <w:abstractNumId w:val="1"/>
   </w:num>
   <w:num w:numId="31">
-    <w:abstractNumId w:val="10"/>
+    <w:abstractNumId w:val="11"/>
   </w:num>
   <w:num w:numId="32">
-    <w:abstractNumId w:val="35"/>
+    <w:abstractNumId w:val="38"/>
   </w:num>
   <w:num w:numId="33">
-    <w:abstractNumId w:val="39"/>
+    <w:abstractNumId w:val="42"/>
   </w:num>
   <w:num w:numId="34">
-    <w:abstractNumId w:val="58"/>
+    <w:abstractNumId w:val="63"/>
   </w:num>
   <w:num w:numId="35">
-    <w:abstractNumId w:val="19"/>
+    <w:abstractNumId w:val="21"/>
   </w:num>
   <w:num w:numId="36">
-    <w:abstractNumId w:val="50"/>
+    <w:abstractNumId w:val="54"/>
   </w:num>
   <w:num w:numId="37">
-    <w:abstractNumId w:val="17"/>
+    <w:abstractNumId w:val="19"/>
   </w:num>
   <w:num w:numId="38">
     <w:abstractNumId w:val="0"/>
   </w:num>
   <w:num w:numId="39">
-    <w:abstractNumId w:val="49"/>
+    <w:abstractNumId w:val="53"/>
   </w:num>
   <w:num w:numId="40">
+    <w:abstractNumId w:val="26"/>
+  </w:num>
+  <w:num w:numId="41">
+    <w:abstractNumId w:val="9"/>
+  </w:num>
+  <w:num w:numId="42">
+    <w:abstractNumId w:val="27"/>
+  </w:num>
+  <w:num w:numId="43">
+    <w:abstractNumId w:val="25"/>
+  </w:num>
+  <w:num w:numId="44">
+    <w:abstractNumId w:val="22"/>
+  </w:num>
+  <w:num w:numId="45">
+    <w:abstractNumId w:val="35"/>
+  </w:num>
+  <w:num w:numId="46">
+    <w:abstractNumId w:val="18"/>
+  </w:num>
+  <w:num w:numId="47">
+    <w:abstractNumId w:val="41"/>
+  </w:num>
+  <w:num w:numId="48">
+    <w:abstractNumId w:val="58"/>
+  </w:num>
+  <w:num w:numId="49">
+    <w:abstractNumId w:val="52"/>
+  </w:num>
+  <w:num w:numId="50">
+    <w:abstractNumId w:val="17"/>
+  </w:num>
+  <w:num w:numId="51">
+    <w:abstractNumId w:val="51"/>
+  </w:num>
+  <w:num w:numId="52">
     <w:abstractNumId w:val="24"/>
   </w:num>
-  <w:num w:numId="41">
-    <w:abstractNumId w:val="8"/>
+  <w:num w:numId="53">
+    <w:abstractNumId w:val="30"/>
   </w:num>
-  <w:num w:numId="42">
-    <w:abstractNumId w:val="25"/>
+  <w:num w:numId="54">
+    <w:abstractNumId w:val="64"/>
   </w:num>
-  <w:num w:numId="43">
+  <w:num w:numId="55">
+    <w:abstractNumId w:val="37"/>
+  </w:num>
+  <w:num w:numId="56">
+    <w:abstractNumId w:val="13"/>
+  </w:num>
+  <w:num w:numId="57">
+    <w:abstractNumId w:val="61"/>
+  </w:num>
+  <w:num w:numId="58">
+    <w:abstractNumId w:val="20"/>
+  </w:num>
+  <w:num w:numId="59">
+    <w:abstractNumId w:val="34"/>
+  </w:num>
+  <w:num w:numId="60">
     <w:abstractNumId w:val="23"/>
   </w:num>
-  <w:num w:numId="44">
-    <w:abstractNumId w:val="20"/>
+  <w:num w:numId="61">
+    <w:abstractNumId w:val="67"/>
   </w:num>
-  <w:num w:numId="45">
+  <w:num w:numId="62">
+    <w:abstractNumId w:val="66"/>
+  </w:num>
+  <w:num w:numId="63">
+    <w:abstractNumId w:val="50"/>
+  </w:num>
+  <w:num w:numId="64">
+    <w:abstractNumId w:val="12"/>
+  </w:num>
+  <w:num w:numId="65">
+    <w:abstractNumId w:val="56"/>
+  </w:num>
+  <w:num w:numId="66">
+    <w:abstractNumId w:val="48"/>
+  </w:num>
+  <w:num w:numId="67">
     <w:abstractNumId w:val="32"/>
   </w:num>
-  <w:num w:numId="46">
-    <w:abstractNumId w:val="16"/>
-  </w:num>
-  <w:num w:numId="47">
-    <w:abstractNumId w:val="38"/>
-  </w:num>
-  <w:num w:numId="48">
-    <w:abstractNumId w:val="53"/>
-  </w:num>
-  <w:num w:numId="49">
-    <w:abstractNumId w:val="48"/>
-  </w:num>
-  <w:num w:numId="50">
-    <w:abstractNumId w:val="15"/>
-  </w:num>
-  <w:num w:numId="51">
-    <w:abstractNumId w:val="47"/>
-  </w:num>
-  <w:num w:numId="52">
-    <w:abstractNumId w:val="22"/>
-  </w:num>
-  <w:num w:numId="53">
-    <w:abstractNumId w:val="28"/>
-  </w:num>
-  <w:num w:numId="54">
-    <w:abstractNumId w:val="59"/>
-  </w:num>
-  <w:num w:numId="55">
-    <w:abstractNumId w:val="34"/>
-  </w:num>
-  <w:num w:numId="56">
-    <w:abstractNumId w:val="11"/>
-  </w:num>
-  <w:num w:numId="57">
-    <w:abstractNumId w:val="56"/>
-  </w:num>
-  <w:num w:numId="58">
-    <w:abstractNumId w:val="18"/>
-  </w:num>
-  <w:num w:numId="59">
-    <w:abstractNumId w:val="31"/>
-  </w:num>
-  <w:num w:numId="60">
-    <w:abstractNumId w:val="21"/>
-  </w:num>
-  <w:num w:numId="61">
-    <w:abstractNumId w:val="62"/>
-  </w:num>
-  <w:num w:numId="62">
-    <w:abstractNumId w:val="61"/>
-  </w:num>
-  <w:num w:numId="63">
-    <w:abstractNumId w:val="46"/>
+  <w:num w:numId="68">
+    <w:abstractNumId w:val="3"/>
   </w:num>
   <w:numIdMacAtCleanup w:val="60"/>
 </w:numbering>
@@ -49893,7 +54425,7 @@
   <w:style w:type="paragraph" w:default="1" w:styleId="Normal">
     <w:name w:val="Normal"/>
     <w:qFormat/>
-    <w:rsid w:val="00F664D2"/>
+    <w:rsid w:val="00230E19"/>
     <w:pPr>
       <w:spacing w:line="256" w:lineRule="auto"/>
     </w:pPr>
@@ -51022,7 +55554,7 @@
 </file>
 
 <file path=customXml/itemProps1.xml><?xml version="1.0" encoding="utf-8"?>
-<ds:datastoreItem xmlns:ds="http://schemas.openxmlformats.org/officeDocument/2006/customXml" ds:itemID="{F86A6106-459B-45A2-B6CE-E56F7C0C68F2}">
+<ds:datastoreItem xmlns:ds="http://schemas.openxmlformats.org/officeDocument/2006/customXml" ds:itemID="{C82D55F2-519D-4BA8-8AC2-EDB93B9F2A60}">
   <ds:schemaRefs>
     <ds:schemaRef ds:uri="http://schemas.openxmlformats.org/officeDocument/2006/bibliography"/>
   </ds:schemaRefs>
